--- a/reports/report.docx
+++ b/reports/report.docx
@@ -203,7 +203,7 @@
           <w:u w:val="single"/>
           <w:lang w:eastAsia="en-US" w:bidi="en-US"/>
         </w:rPr>
-        <w:t>Автоматизированные системы обработки информации и управления (Информационные системы и технологии)</w:t>
+        <w:t>Информационные системы и технологии</w:t>
       </w:r>
     </w:p>
     <w:p>
@@ -543,9 +543,31 @@
           <w:color w:val="000000"/>
           <w:sz w:val="28"/>
           <w:szCs w:val="28"/>
+          <w:u w:val="single"/>
           <w:lang w:eastAsia="en-US" w:bidi="en-US"/>
         </w:rPr>
-        <w:t>_________________________________</w:t>
+        <w:t>Дагаев Александр Евгеньеви</w:t>
+      </w:r>
+      <w:r>
+        <w:rPr>
+          <w:rFonts w:ascii="Times New Roman" w:eastAsia="Times New Roman" w:hAnsi="Times New Roman" w:cs="Times New Roman"/>
+          <w:color w:val="000000"/>
+          <w:sz w:val="28"/>
+          <w:szCs w:val="28"/>
+          <w:u w:val="single"/>
+          <w:lang w:eastAsia="en-US" w:bidi="en-US"/>
+        </w:rPr>
+        <w:t>ч</w:t>
+      </w:r>
+      <w:r>
+        <w:rPr>
+          <w:rFonts w:ascii="Times New Roman" w:eastAsia="Times New Roman" w:hAnsi="Times New Roman" w:cs="Times New Roman"/>
+          <w:color w:val="000000"/>
+          <w:sz w:val="28"/>
+          <w:szCs w:val="28"/>
+          <w:lang w:eastAsia="en-US" w:bidi="en-US"/>
+        </w:rPr>
+        <w:t>_____</w:t>
       </w:r>
     </w:p>
     <w:p>
@@ -618,11 +640,17 @@
           <w:szCs w:val="28"/>
           <w:lang w:eastAsia="en-US" w:bidi="en-US"/>
         </w:rPr>
-        <w:t>5</w:t>
+        <w:t>6</w:t>
       </w:r>
     </w:p>
     <w:sdt>
       <w:sdtPr>
+        <w:rPr>
+          <w:rFonts w:ascii="Calibri" w:eastAsia="Calibri" w:hAnsi="Calibri" w:cs="Calibri"/>
+          <w:color w:val="auto"/>
+          <w:sz w:val="22"/>
+          <w:szCs w:val="22"/>
+        </w:rPr>
         <w:id w:val="1888224953"/>
         <w:docPartObj>
           <w:docPartGallery w:val="Table of Contents"/>
@@ -631,12 +659,8 @@
       </w:sdtPr>
       <w:sdtEndPr>
         <w:rPr>
-          <w:rFonts w:ascii="Calibri" w:eastAsia="Calibri" w:hAnsi="Calibri" w:cs="Calibri"/>
           <w:b/>
           <w:bCs/>
-          <w:color w:val="auto"/>
-          <w:sz w:val="22"/>
-          <w:szCs w:val="22"/>
         </w:rPr>
       </w:sdtEndPr>
       <w:sdtContent>
@@ -672,7 +696,7 @@
           <w:r>
             <w:fldChar w:fldCharType="separate"/>
           </w:r>
-          <w:hyperlink w:anchor="_Toc230028179" w:history="1">
+          <w:hyperlink w:anchor="_Toc230264373" w:history="1">
             <w:r>
               <w:rPr>
                 <w:rStyle w:val="a9"/>
@@ -699,7 +723,7 @@
                 <w:noProof/>
                 <w:webHidden/>
               </w:rPr>
-              <w:instrText xml:space="preserve"> PAGEREF _Toc230028179 \h </w:instrText>
+              <w:instrText xml:space="preserve"> PAGEREF _Toc230264373 \h </w:instrText>
             </w:r>
             <w:r>
               <w:rPr>
@@ -745,7 +769,7 @@
               <w14:ligatures w14:val="standardContextual"/>
             </w:rPr>
           </w:pPr>
-          <w:hyperlink w:anchor="_Toc230028180" w:history="1">
+          <w:hyperlink w:anchor="_Toc230264374" w:history="1">
             <w:r>
               <w:rPr>
                 <w:rStyle w:val="a9"/>
@@ -772,7 +796,7 @@
                 <w:noProof/>
                 <w:webHidden/>
               </w:rPr>
-              <w:instrText xml:space="preserve"> PAGEREF _Toc230028180 \h </w:instrText>
+              <w:instrText xml:space="preserve"> PAGEREF _Toc230264374 \h </w:instrText>
             </w:r>
             <w:r>
               <w:rPr>
@@ -792,7 +816,7 @@
                 <w:noProof/>
                 <w:webHidden/>
               </w:rPr>
-              <w:t>3</w:t>
+              <w:t>4</w:t>
             </w:r>
             <w:r>
               <w:rPr>
@@ -818,7 +842,7 @@
               <w14:ligatures w14:val="standardContextual"/>
             </w:rPr>
           </w:pPr>
-          <w:hyperlink w:anchor="_Toc230028181" w:history="1">
+          <w:hyperlink w:anchor="_Toc230264375" w:history="1">
             <w:r>
               <w:rPr>
                 <w:rStyle w:val="a9"/>
@@ -845,7 +869,7 @@
                 <w:noProof/>
                 <w:webHidden/>
               </w:rPr>
-              <w:instrText xml:space="preserve"> PAGEREF _Toc230028181 \h </w:instrText>
+              <w:instrText xml:space="preserve"> PAGEREF _Toc230264375 \h </w:instrText>
             </w:r>
             <w:r>
               <w:rPr>
@@ -865,7 +889,7 @@
                 <w:noProof/>
                 <w:webHidden/>
               </w:rPr>
-              <w:t>3</w:t>
+              <w:t>4</w:t>
             </w:r>
             <w:r>
               <w:rPr>
@@ -891,7 +915,7 @@
               <w14:ligatures w14:val="standardContextual"/>
             </w:rPr>
           </w:pPr>
-          <w:hyperlink w:anchor="_Toc230028182" w:history="1">
+          <w:hyperlink w:anchor="_Toc230264376" w:history="1">
             <w:r>
               <w:rPr>
                 <w:rStyle w:val="a9"/>
@@ -918,7 +942,7 @@
                 <w:noProof/>
                 <w:webHidden/>
               </w:rPr>
-              <w:instrText xml:space="preserve"> PAGEREF _Toc230028182 \h </w:instrText>
+              <w:instrText xml:space="preserve"> PAGEREF _Toc230264376 \h </w:instrText>
             </w:r>
             <w:r>
               <w:rPr>
@@ -964,7 +988,7 @@
               <w14:ligatures w14:val="standardContextual"/>
             </w:rPr>
           </w:pPr>
-          <w:hyperlink w:anchor="_Toc230028183" w:history="1">
+          <w:hyperlink w:anchor="_Toc230264377" w:history="1">
             <w:r>
               <w:rPr>
                 <w:rStyle w:val="a9"/>
@@ -991,7 +1015,7 @@
                 <w:noProof/>
                 <w:webHidden/>
               </w:rPr>
-              <w:instrText xml:space="preserve"> PAGEREF _Toc230028183 \h </w:instrText>
+              <w:instrText xml:space="preserve"> PAGEREF _Toc230264377 \h </w:instrText>
             </w:r>
             <w:r>
               <w:rPr>
@@ -1011,7 +1035,7 @@
                 <w:noProof/>
                 <w:webHidden/>
               </w:rPr>
-              <w:t>4</w:t>
+              <w:t>5</w:t>
             </w:r>
             <w:r>
               <w:rPr>
@@ -1037,7 +1061,7 @@
               <w14:ligatures w14:val="standardContextual"/>
             </w:rPr>
           </w:pPr>
-          <w:hyperlink w:anchor="_Toc230028184" w:history="1">
+          <w:hyperlink w:anchor="_Toc230264378" w:history="1">
             <w:r>
               <w:rPr>
                 <w:rStyle w:val="a9"/>
@@ -1064,7 +1088,7 @@
                 <w:noProof/>
                 <w:webHidden/>
               </w:rPr>
-              <w:instrText xml:space="preserve"> PAGEREF _Toc230028184 \h </w:instrText>
+              <w:instrText xml:space="preserve"> PAGEREF _Toc230264378 \h </w:instrText>
             </w:r>
             <w:r>
               <w:rPr>
@@ -1084,7 +1108,7 @@
                 <w:noProof/>
                 <w:webHidden/>
               </w:rPr>
-              <w:t>4</w:t>
+              <w:t>6</w:t>
             </w:r>
             <w:r>
               <w:rPr>
@@ -1110,7 +1134,7 @@
               <w14:ligatures w14:val="standardContextual"/>
             </w:rPr>
           </w:pPr>
-          <w:hyperlink w:anchor="_Toc230028185" w:history="1">
+          <w:hyperlink w:anchor="_Toc230264379" w:history="1">
             <w:r>
               <w:rPr>
                 <w:rStyle w:val="a9"/>
@@ -1137,7 +1161,7 @@
                 <w:noProof/>
                 <w:webHidden/>
               </w:rPr>
-              <w:instrText xml:space="preserve"> PAGEREF _Toc230028185 \h </w:instrText>
+              <w:instrText xml:space="preserve"> PAGEREF _Toc230264379 \h </w:instrText>
             </w:r>
             <w:r>
               <w:rPr>
@@ -1157,7 +1181,7 @@
                 <w:noProof/>
                 <w:webHidden/>
               </w:rPr>
-              <w:t>4</w:t>
+              <w:t>6</w:t>
             </w:r>
             <w:r>
               <w:rPr>
@@ -1183,7 +1207,7 @@
               <w14:ligatures w14:val="standardContextual"/>
             </w:rPr>
           </w:pPr>
-          <w:hyperlink w:anchor="_Toc230028186" w:history="1">
+          <w:hyperlink w:anchor="_Toc230264380" w:history="1">
             <w:r>
               <w:rPr>
                 <w:rStyle w:val="a9"/>
@@ -1210,7 +1234,7 @@
                 <w:noProof/>
                 <w:webHidden/>
               </w:rPr>
-              <w:instrText xml:space="preserve"> PAGEREF _Toc230028186 \h </w:instrText>
+              <w:instrText xml:space="preserve"> PAGEREF _Toc230264380 \h </w:instrText>
             </w:r>
             <w:r>
               <w:rPr>
@@ -1230,7 +1254,7 @@
                 <w:noProof/>
                 <w:webHidden/>
               </w:rPr>
-              <w:t>4</w:t>
+              <w:t>6</w:t>
             </w:r>
             <w:r>
               <w:rPr>
@@ -1256,7 +1280,7 @@
               <w14:ligatures w14:val="standardContextual"/>
             </w:rPr>
           </w:pPr>
-          <w:hyperlink w:anchor="_Toc230028187" w:history="1">
+          <w:hyperlink w:anchor="_Toc230264381" w:history="1">
             <w:r>
               <w:rPr>
                 <w:rStyle w:val="a9"/>
@@ -1283,7 +1307,7 @@
                 <w:noProof/>
                 <w:webHidden/>
               </w:rPr>
-              <w:instrText xml:space="preserve"> PAGEREF _Toc230028187 \h </w:instrText>
+              <w:instrText xml:space="preserve"> PAGEREF _Toc230264381 \h </w:instrText>
             </w:r>
             <w:r>
               <w:rPr>
@@ -1303,7 +1327,7 @@
                 <w:noProof/>
                 <w:webHidden/>
               </w:rPr>
-              <w:t>5</w:t>
+              <w:t>7</w:t>
             </w:r>
             <w:r>
               <w:rPr>
@@ -1329,7 +1353,7 @@
               <w14:ligatures w14:val="standardContextual"/>
             </w:rPr>
           </w:pPr>
-          <w:hyperlink w:anchor="_Toc230028188" w:history="1">
+          <w:hyperlink w:anchor="_Toc230264382" w:history="1">
             <w:r>
               <w:rPr>
                 <w:rStyle w:val="a9"/>
@@ -1356,7 +1380,7 @@
                 <w:noProof/>
                 <w:webHidden/>
               </w:rPr>
-              <w:instrText xml:space="preserve"> PAGEREF _Toc230028188 \h </w:instrText>
+              <w:instrText xml:space="preserve"> PAGEREF _Toc230264382 \h </w:instrText>
             </w:r>
             <w:r>
               <w:rPr>
@@ -1376,7 +1400,7 @@
                 <w:noProof/>
                 <w:webHidden/>
               </w:rPr>
-              <w:t>5</w:t>
+              <w:t>9</w:t>
             </w:r>
             <w:r>
               <w:rPr>
@@ -1402,7 +1426,7 @@
               <w14:ligatures w14:val="standardContextual"/>
             </w:rPr>
           </w:pPr>
-          <w:hyperlink w:anchor="_Toc230028189" w:history="1">
+          <w:hyperlink w:anchor="_Toc230264383" w:history="1">
             <w:r>
               <w:rPr>
                 <w:rStyle w:val="a9"/>
@@ -1429,7 +1453,7 @@
                 <w:noProof/>
                 <w:webHidden/>
               </w:rPr>
-              <w:instrText xml:space="preserve"> PAGEREF _Toc230028189 \h </w:instrText>
+              <w:instrText xml:space="preserve"> PAGEREF _Toc230264383 \h </w:instrText>
             </w:r>
             <w:r>
               <w:rPr>
@@ -1449,7 +1473,7 @@
                 <w:noProof/>
                 <w:webHidden/>
               </w:rPr>
-              <w:t>6</w:t>
+              <w:t>10</w:t>
             </w:r>
             <w:r>
               <w:rPr>
@@ -1475,13 +1499,13 @@
               <w14:ligatures w14:val="standardContextual"/>
             </w:rPr>
           </w:pPr>
-          <w:hyperlink w:anchor="_Toc230028190" w:history="1">
+          <w:hyperlink w:anchor="_Toc230264384" w:history="1">
             <w:r>
               <w:rPr>
                 <w:rStyle w:val="a9"/>
                 <w:noProof/>
               </w:rPr>
-              <w:t>ПРИЛОЖЕНИЯ</w:t>
+              <w:t>ПРИЛОЖЕНИЕ А</w:t>
             </w:r>
             <w:r>
               <w:rPr>
@@ -1502,7 +1526,7 @@
                 <w:noProof/>
                 <w:webHidden/>
               </w:rPr>
-              <w:instrText xml:space="preserve"> PAGEREF _Toc230028190 \h </w:instrText>
+              <w:instrText xml:space="preserve"> PAGEREF _Toc230264384 \h </w:instrText>
             </w:r>
             <w:r>
               <w:rPr>
@@ -1522,7 +1546,80 @@
                 <w:noProof/>
                 <w:webHidden/>
               </w:rPr>
-              <w:t>6</w:t>
+              <w:t>11</w:t>
+            </w:r>
+            <w:r>
+              <w:rPr>
+                <w:noProof/>
+                <w:webHidden/>
+              </w:rPr>
+              <w:fldChar w:fldCharType="end"/>
+            </w:r>
+          </w:hyperlink>
+        </w:p>
+        <w:p>
+          <w:pPr>
+            <w:pStyle w:val="11"/>
+            <w:tabs>
+              <w:tab w:val="right" w:leader="dot" w:pos="9912"/>
+            </w:tabs>
+            <w:rPr>
+              <w:rFonts w:asciiTheme="minorHAnsi" w:eastAsiaTheme="minorEastAsia" w:hAnsiTheme="minorHAnsi" w:cstheme="minorBidi"/>
+              <w:noProof/>
+              <w:kern w:val="2"/>
+              <w:sz w:val="24"/>
+              <w:szCs w:val="24"/>
+              <w14:ligatures w14:val="standardContextual"/>
+            </w:rPr>
+          </w:pPr>
+          <w:hyperlink w:anchor="_Toc230264385" w:history="1">
+            <w:r>
+              <w:rPr>
+                <w:rStyle w:val="a9"/>
+                <w:noProof/>
+              </w:rPr>
+              <w:t>ПРИЛОЖЕНИЕ Б</w:t>
+            </w:r>
+            <w:r>
+              <w:rPr>
+                <w:noProof/>
+                <w:webHidden/>
+              </w:rPr>
+              <w:tab/>
+            </w:r>
+            <w:r>
+              <w:rPr>
+                <w:noProof/>
+                <w:webHidden/>
+              </w:rPr>
+              <w:fldChar w:fldCharType="begin"/>
+            </w:r>
+            <w:r>
+              <w:rPr>
+                <w:noProof/>
+                <w:webHidden/>
+              </w:rPr>
+              <w:instrText xml:space="preserve"> PAGEREF _Toc230264385 \h </w:instrText>
+            </w:r>
+            <w:r>
+              <w:rPr>
+                <w:noProof/>
+                <w:webHidden/>
+              </w:rPr>
+            </w:r>
+            <w:r>
+              <w:rPr>
+                <w:noProof/>
+                <w:webHidden/>
+              </w:rPr>
+              <w:fldChar w:fldCharType="separate"/>
+            </w:r>
+            <w:r>
+              <w:rPr>
+                <w:noProof/>
+                <w:webHidden/>
+              </w:rPr>
+              <w:t>11</w:t>
             </w:r>
             <w:r>
               <w:rPr>
@@ -1546,270 +1643,12 @@
     </w:sdt>
     <w:p>
       <w:pPr>
-        <w:keepNext/>
-        <w:keepLines/>
-        <w:pBdr>
-          <w:top w:val="nil"/>
-          <w:left w:val="nil"/>
-          <w:bottom w:val="nil"/>
-          <w:right w:val="nil"/>
-          <w:between w:val="nil"/>
-        </w:pBdr>
-        <w:spacing w:after="0" w:line="360" w:lineRule="auto"/>
-        <w:rPr>
-          <w:rFonts w:ascii="Times New Roman" w:eastAsia="Times New Roman" w:hAnsi="Times New Roman" w:cs="Times New Roman"/>
-          <w:color w:val="000000"/>
-          <w:sz w:val="28"/>
-          <w:szCs w:val="28"/>
-        </w:rPr>
-      </w:pPr>
-    </w:p>
-    <w:p>
-      <w:pPr>
-        <w:keepNext/>
-        <w:keepLines/>
-        <w:pBdr>
-          <w:top w:val="nil"/>
-          <w:left w:val="nil"/>
-          <w:bottom w:val="nil"/>
-          <w:right w:val="nil"/>
-          <w:between w:val="nil"/>
-        </w:pBdr>
-        <w:spacing w:after="0" w:line="360" w:lineRule="auto"/>
-        <w:rPr>
-          <w:rFonts w:ascii="Times New Roman" w:eastAsia="Times New Roman" w:hAnsi="Times New Roman" w:cs="Times New Roman"/>
-          <w:color w:val="000000"/>
-          <w:sz w:val="28"/>
-          <w:szCs w:val="28"/>
-        </w:rPr>
-      </w:pPr>
-    </w:p>
-    <w:p>
-      <w:pPr>
-        <w:keepNext/>
-        <w:keepLines/>
-        <w:pBdr>
-          <w:top w:val="nil"/>
-          <w:left w:val="nil"/>
-          <w:bottom w:val="nil"/>
-          <w:right w:val="nil"/>
-          <w:between w:val="nil"/>
-        </w:pBdr>
-        <w:spacing w:after="0" w:line="360" w:lineRule="auto"/>
-        <w:rPr>
-          <w:rFonts w:ascii="Times New Roman" w:eastAsia="Times New Roman" w:hAnsi="Times New Roman" w:cs="Times New Roman"/>
-          <w:color w:val="000000"/>
-          <w:sz w:val="28"/>
-          <w:szCs w:val="28"/>
-        </w:rPr>
-      </w:pPr>
-    </w:p>
-    <w:p>
-      <w:pPr>
-        <w:keepNext/>
-        <w:keepLines/>
-        <w:pBdr>
-          <w:top w:val="nil"/>
-          <w:left w:val="nil"/>
-          <w:bottom w:val="nil"/>
-          <w:right w:val="nil"/>
-          <w:between w:val="nil"/>
-        </w:pBdr>
-        <w:spacing w:after="0" w:line="360" w:lineRule="auto"/>
-        <w:rPr>
-          <w:rFonts w:ascii="Times New Roman" w:eastAsia="Times New Roman" w:hAnsi="Times New Roman" w:cs="Times New Roman"/>
-          <w:color w:val="000000"/>
-          <w:sz w:val="28"/>
-          <w:szCs w:val="28"/>
-        </w:rPr>
-      </w:pPr>
-    </w:p>
-    <w:p>
-      <w:pPr>
-        <w:keepNext/>
-        <w:keepLines/>
-        <w:pBdr>
-          <w:top w:val="nil"/>
-          <w:left w:val="nil"/>
-          <w:bottom w:val="nil"/>
-          <w:right w:val="nil"/>
-          <w:between w:val="nil"/>
-        </w:pBdr>
-        <w:spacing w:after="0" w:line="360" w:lineRule="auto"/>
-        <w:rPr>
-          <w:rFonts w:ascii="Times New Roman" w:eastAsia="Times New Roman" w:hAnsi="Times New Roman" w:cs="Times New Roman"/>
-          <w:color w:val="000000"/>
-          <w:sz w:val="28"/>
-          <w:szCs w:val="28"/>
-        </w:rPr>
-      </w:pPr>
-    </w:p>
-    <w:p>
-      <w:pPr>
-        <w:keepNext/>
-        <w:keepLines/>
-        <w:pBdr>
-          <w:top w:val="nil"/>
-          <w:left w:val="nil"/>
-          <w:bottom w:val="nil"/>
-          <w:right w:val="nil"/>
-          <w:between w:val="nil"/>
-        </w:pBdr>
-        <w:spacing w:after="0" w:line="360" w:lineRule="auto"/>
-        <w:rPr>
-          <w:rFonts w:ascii="Times New Roman" w:eastAsia="Times New Roman" w:hAnsi="Times New Roman" w:cs="Times New Roman"/>
-          <w:color w:val="000000"/>
-          <w:sz w:val="28"/>
-          <w:szCs w:val="28"/>
-        </w:rPr>
-      </w:pPr>
-    </w:p>
-    <w:p>
-      <w:pPr>
-        <w:keepNext/>
-        <w:keepLines/>
-        <w:pBdr>
-          <w:top w:val="nil"/>
-          <w:left w:val="nil"/>
-          <w:bottom w:val="nil"/>
-          <w:right w:val="nil"/>
-          <w:between w:val="nil"/>
-        </w:pBdr>
-        <w:spacing w:after="0" w:line="360" w:lineRule="auto"/>
-        <w:rPr>
-          <w:rFonts w:ascii="Times New Roman" w:eastAsia="Times New Roman" w:hAnsi="Times New Roman" w:cs="Times New Roman"/>
-          <w:color w:val="000000"/>
-          <w:sz w:val="28"/>
-          <w:szCs w:val="28"/>
-        </w:rPr>
-      </w:pPr>
-    </w:p>
-    <w:p>
-      <w:pPr>
-        <w:keepNext/>
-        <w:keepLines/>
-        <w:pBdr>
-          <w:top w:val="nil"/>
-          <w:left w:val="nil"/>
-          <w:bottom w:val="nil"/>
-          <w:right w:val="nil"/>
-          <w:between w:val="nil"/>
-        </w:pBdr>
-        <w:spacing w:after="0" w:line="360" w:lineRule="auto"/>
-        <w:rPr>
-          <w:rFonts w:ascii="Times New Roman" w:eastAsia="Times New Roman" w:hAnsi="Times New Roman" w:cs="Times New Roman"/>
-          <w:color w:val="000000"/>
-          <w:sz w:val="28"/>
-          <w:szCs w:val="28"/>
-        </w:rPr>
-      </w:pPr>
-    </w:p>
-    <w:p>
-      <w:pPr>
-        <w:keepNext/>
-        <w:keepLines/>
-        <w:pBdr>
-          <w:top w:val="nil"/>
-          <w:left w:val="nil"/>
-          <w:bottom w:val="nil"/>
-          <w:right w:val="nil"/>
-          <w:between w:val="nil"/>
-        </w:pBdr>
-        <w:spacing w:after="0" w:line="360" w:lineRule="auto"/>
-        <w:rPr>
-          <w:rFonts w:ascii="Times New Roman" w:eastAsia="Times New Roman" w:hAnsi="Times New Roman" w:cs="Times New Roman"/>
-          <w:color w:val="000000"/>
-          <w:sz w:val="28"/>
-          <w:szCs w:val="28"/>
-        </w:rPr>
-      </w:pPr>
-    </w:p>
-    <w:p>
-      <w:pPr>
-        <w:keepNext/>
-        <w:keepLines/>
-        <w:pBdr>
-          <w:top w:val="nil"/>
-          <w:left w:val="nil"/>
-          <w:bottom w:val="nil"/>
-          <w:right w:val="nil"/>
-          <w:between w:val="nil"/>
-        </w:pBdr>
-        <w:spacing w:after="0" w:line="360" w:lineRule="auto"/>
-        <w:rPr>
-          <w:rFonts w:ascii="Times New Roman" w:eastAsia="Times New Roman" w:hAnsi="Times New Roman" w:cs="Times New Roman"/>
-          <w:color w:val="000000"/>
-          <w:sz w:val="28"/>
-          <w:szCs w:val="28"/>
-        </w:rPr>
-      </w:pPr>
-    </w:p>
-    <w:p>
-      <w:pPr>
-        <w:keepNext/>
-        <w:keepLines/>
-        <w:pBdr>
-          <w:top w:val="nil"/>
-          <w:left w:val="nil"/>
-          <w:bottom w:val="nil"/>
-          <w:right w:val="nil"/>
-          <w:between w:val="nil"/>
-        </w:pBdr>
-        <w:spacing w:after="0" w:line="360" w:lineRule="auto"/>
-        <w:rPr>
-          <w:rFonts w:ascii="Times New Roman" w:eastAsia="Times New Roman" w:hAnsi="Times New Roman" w:cs="Times New Roman"/>
-          <w:color w:val="000000"/>
-          <w:sz w:val="28"/>
-          <w:szCs w:val="28"/>
-        </w:rPr>
-      </w:pPr>
-    </w:p>
-    <w:p>
-      <w:pPr>
-        <w:keepNext/>
-        <w:keepLines/>
-        <w:pBdr>
-          <w:top w:val="nil"/>
-          <w:left w:val="nil"/>
-          <w:bottom w:val="nil"/>
-          <w:right w:val="nil"/>
-          <w:between w:val="nil"/>
-        </w:pBdr>
-        <w:spacing w:after="0" w:line="360" w:lineRule="auto"/>
-        <w:rPr>
-          <w:rFonts w:ascii="Times New Roman" w:eastAsia="Times New Roman" w:hAnsi="Times New Roman" w:cs="Times New Roman"/>
-          <w:color w:val="000000"/>
-          <w:sz w:val="28"/>
-          <w:szCs w:val="28"/>
-        </w:rPr>
-      </w:pPr>
-    </w:p>
-    <w:p>
-      <w:pPr>
-        <w:keepNext/>
-        <w:keepLines/>
-        <w:pBdr>
-          <w:top w:val="nil"/>
-          <w:left w:val="nil"/>
-          <w:bottom w:val="nil"/>
-          <w:right w:val="nil"/>
-          <w:between w:val="nil"/>
-        </w:pBdr>
-        <w:spacing w:after="0" w:line="360" w:lineRule="auto"/>
-        <w:rPr>
-          <w:rFonts w:ascii="Times New Roman" w:eastAsia="Times New Roman" w:hAnsi="Times New Roman" w:cs="Times New Roman"/>
-          <w:color w:val="000000"/>
-          <w:sz w:val="28"/>
-          <w:szCs w:val="28"/>
-        </w:rPr>
-      </w:pPr>
-    </w:p>
-    <w:p>
-      <w:pPr>
         <w:pStyle w:val="12"/>
-      </w:pPr>
-      <w:bookmarkStart w:id="0" w:name="_Toc230028179"/>
-      <w:r>
+        <w:jc w:val="center"/>
+      </w:pPr>
+      <w:bookmarkStart w:id="0" w:name="_Toc230264373"/>
+      <w:r>
+        <w:lastRenderedPageBreak/>
         <w:t>ВВЕДЕНИЕ</w:t>
       </w:r>
       <w:bookmarkEnd w:id="0"/>
@@ -1860,97 +1699,244 @@
           <w:sz w:val="28"/>
           <w:szCs w:val="28"/>
         </w:rPr>
-        <w:t xml:space="preserve">Проектная практика направлена на закрепление теоретических знаний и приобретение практических навыков работы с инструментами разработки. В рамках практики выполнены две части: базовая (работа с </w:t>
-      </w:r>
-      <w:proofErr w:type="spellStart"/>
-      <w:r>
-        <w:rPr>
-          <w:rFonts w:ascii="Times New Roman" w:eastAsia="Times New Roman" w:hAnsi="Times New Roman" w:cs="Times New Roman"/>
-          <w:color w:val="000000"/>
-          <w:sz w:val="28"/>
-          <w:szCs w:val="28"/>
-        </w:rPr>
-        <w:t>Git</w:t>
-      </w:r>
-      <w:proofErr w:type="spellEnd"/>
-      <w:r>
-        <w:rPr>
-          <w:rFonts w:ascii="Times New Roman" w:eastAsia="Times New Roman" w:hAnsi="Times New Roman" w:cs="Times New Roman"/>
-          <w:color w:val="000000"/>
-          <w:sz w:val="28"/>
-          <w:szCs w:val="28"/>
-        </w:rPr>
-        <w:t xml:space="preserve">, </w:t>
-      </w:r>
-      <w:proofErr w:type="spellStart"/>
-      <w:r>
-        <w:rPr>
-          <w:rFonts w:ascii="Times New Roman" w:eastAsia="Times New Roman" w:hAnsi="Times New Roman" w:cs="Times New Roman"/>
-          <w:color w:val="000000"/>
-          <w:sz w:val="28"/>
-          <w:szCs w:val="28"/>
-        </w:rPr>
-        <w:t>Markdown</w:t>
-      </w:r>
-      <w:proofErr w:type="spellEnd"/>
-      <w:r>
-        <w:rPr>
-          <w:rFonts w:ascii="Times New Roman" w:eastAsia="Times New Roman" w:hAnsi="Times New Roman" w:cs="Times New Roman"/>
-          <w:color w:val="000000"/>
-          <w:sz w:val="28"/>
-          <w:szCs w:val="28"/>
-        </w:rPr>
-        <w:t>, создание статического сайта) и вариативная (реализация собственной базы данных на C#).</w:t>
-      </w:r>
-    </w:p>
-    <w:p>
-      <w:pPr>
-        <w:keepNext/>
-        <w:keepLines/>
-        <w:pBdr>
-          <w:top w:val="nil"/>
-          <w:left w:val="nil"/>
-          <w:bottom w:val="nil"/>
-          <w:right w:val="nil"/>
-          <w:between w:val="nil"/>
-        </w:pBdr>
-        <w:spacing w:after="0" w:line="360" w:lineRule="auto"/>
-        <w:rPr>
-          <w:rFonts w:ascii="Times New Roman" w:eastAsia="Times New Roman" w:hAnsi="Times New Roman" w:cs="Times New Roman"/>
-          <w:color w:val="000000"/>
-          <w:sz w:val="28"/>
-          <w:szCs w:val="28"/>
-        </w:rPr>
-      </w:pPr>
-    </w:p>
-    <w:p>
-      <w:pPr>
-        <w:keepNext/>
-        <w:keepLines/>
-        <w:pBdr>
-          <w:top w:val="nil"/>
-          <w:left w:val="nil"/>
-          <w:bottom w:val="nil"/>
-          <w:right w:val="nil"/>
-          <w:between w:val="nil"/>
-        </w:pBdr>
-        <w:spacing w:after="0" w:line="360" w:lineRule="auto"/>
-        <w:rPr>
-          <w:rFonts w:ascii="Times New Roman" w:eastAsia="Times New Roman" w:hAnsi="Times New Roman" w:cs="Times New Roman"/>
-          <w:color w:val="000000"/>
-          <w:sz w:val="28"/>
-          <w:szCs w:val="28"/>
-        </w:rPr>
-      </w:pPr>
-      <w:r>
-        <w:rPr>
-          <w:rFonts w:ascii="Times New Roman" w:eastAsia="Times New Roman" w:hAnsi="Times New Roman" w:cs="Times New Roman"/>
-          <w:color w:val="000000"/>
-          <w:sz w:val="28"/>
-          <w:szCs w:val="28"/>
-        </w:rPr>
-        <w:t>Цель практики — освоение современных инструментов разработки и создание работающего программного продукта.</w:t>
-      </w:r>
+        <w:t>Проектная практика является важным этапом обучения, направленным на закрепление теоретических знаний и приобретение практических навыков работы с современными инструментами разработки программного обеспечения.</w:t>
+      </w:r>
+    </w:p>
+    <w:p>
+      <w:pPr>
+        <w:keepNext/>
+        <w:keepLines/>
+        <w:pBdr>
+          <w:top w:val="nil"/>
+          <w:left w:val="nil"/>
+          <w:bottom w:val="nil"/>
+          <w:right w:val="nil"/>
+          <w:between w:val="nil"/>
+        </w:pBdr>
+        <w:spacing w:after="0" w:line="360" w:lineRule="auto"/>
+        <w:rPr>
+          <w:rFonts w:ascii="Times New Roman" w:eastAsia="Times New Roman" w:hAnsi="Times New Roman" w:cs="Times New Roman"/>
+          <w:color w:val="000000"/>
+          <w:sz w:val="28"/>
+          <w:szCs w:val="28"/>
+        </w:rPr>
+      </w:pPr>
+    </w:p>
+    <w:p>
+      <w:pPr>
+        <w:keepNext/>
+        <w:keepLines/>
+        <w:pBdr>
+          <w:top w:val="nil"/>
+          <w:left w:val="nil"/>
+          <w:bottom w:val="nil"/>
+          <w:right w:val="nil"/>
+          <w:between w:val="nil"/>
+        </w:pBdr>
+        <w:spacing w:after="0" w:line="360" w:lineRule="auto"/>
+        <w:rPr>
+          <w:rFonts w:ascii="Times New Roman" w:eastAsia="Times New Roman" w:hAnsi="Times New Roman" w:cs="Times New Roman"/>
+          <w:color w:val="000000"/>
+          <w:sz w:val="28"/>
+          <w:szCs w:val="28"/>
+        </w:rPr>
+      </w:pPr>
+      <w:r>
+        <w:rPr>
+          <w:rFonts w:ascii="Times New Roman" w:eastAsia="Times New Roman" w:hAnsi="Times New Roman" w:cs="Times New Roman"/>
+          <w:color w:val="000000"/>
+          <w:sz w:val="28"/>
+          <w:szCs w:val="28"/>
+        </w:rPr>
+        <w:t>В рамках практики были поставлены две основные цели: освоить базовые инструменты разработчика (система контроля версий Git, язык разметки Markdown, вёрстка веб-страниц) и реализовать собственный программный проект — файловую базу данных на языке C#.</w:t>
+      </w:r>
+    </w:p>
+    <w:p>
+      <w:pPr>
+        <w:keepNext/>
+        <w:keepLines/>
+        <w:pBdr>
+          <w:top w:val="nil"/>
+          <w:left w:val="nil"/>
+          <w:bottom w:val="nil"/>
+          <w:right w:val="nil"/>
+          <w:between w:val="nil"/>
+        </w:pBdr>
+        <w:spacing w:after="0" w:line="360" w:lineRule="auto"/>
+        <w:rPr>
+          <w:rFonts w:ascii="Times New Roman" w:eastAsia="Times New Roman" w:hAnsi="Times New Roman" w:cs="Times New Roman"/>
+          <w:color w:val="000000"/>
+          <w:sz w:val="28"/>
+          <w:szCs w:val="28"/>
+        </w:rPr>
+      </w:pPr>
+    </w:p>
+    <w:p>
+      <w:pPr>
+        <w:keepNext/>
+        <w:keepLines/>
+        <w:pBdr>
+          <w:top w:val="nil"/>
+          <w:left w:val="nil"/>
+          <w:bottom w:val="nil"/>
+          <w:right w:val="nil"/>
+          <w:between w:val="nil"/>
+        </w:pBdr>
+        <w:spacing w:after="0" w:line="360" w:lineRule="auto"/>
+        <w:rPr>
+          <w:rFonts w:ascii="Times New Roman" w:eastAsia="Times New Roman" w:hAnsi="Times New Roman" w:cs="Times New Roman"/>
+          <w:color w:val="000000"/>
+          <w:sz w:val="28"/>
+          <w:szCs w:val="28"/>
+        </w:rPr>
+      </w:pPr>
+      <w:r>
+        <w:rPr>
+          <w:rFonts w:ascii="Times New Roman" w:eastAsia="Times New Roman" w:hAnsi="Times New Roman" w:cs="Times New Roman"/>
+          <w:color w:val="000000"/>
+          <w:sz w:val="28"/>
+          <w:szCs w:val="28"/>
+        </w:rPr>
+        <w:t>Выбор темы вариативной части обусловлен тем, что базы данных являются фундаментальным компонентом большинства информационных систем. Понимание того, как устроено хранение данных изнутри, помогает в дальнейшем эффективно работать с промышленными СУБД и принимать обоснованные архитектурные решения.</w:t>
+      </w:r>
+    </w:p>
+    <w:p>
+      <w:pPr>
+        <w:keepNext/>
+        <w:keepLines/>
+        <w:pBdr>
+          <w:top w:val="nil"/>
+          <w:left w:val="nil"/>
+          <w:bottom w:val="nil"/>
+          <w:right w:val="nil"/>
+          <w:between w:val="nil"/>
+        </w:pBdr>
+        <w:spacing w:after="0" w:line="360" w:lineRule="auto"/>
+        <w:rPr>
+          <w:rFonts w:ascii="Times New Roman" w:eastAsia="Times New Roman" w:hAnsi="Times New Roman" w:cs="Times New Roman"/>
+          <w:color w:val="000000"/>
+          <w:sz w:val="28"/>
+          <w:szCs w:val="28"/>
+        </w:rPr>
+      </w:pPr>
+    </w:p>
+    <w:p>
+      <w:pPr>
+        <w:keepNext/>
+        <w:keepLines/>
+        <w:pBdr>
+          <w:top w:val="nil"/>
+          <w:left w:val="nil"/>
+          <w:bottom w:val="nil"/>
+          <w:right w:val="nil"/>
+          <w:between w:val="nil"/>
+        </w:pBdr>
+        <w:spacing w:after="0" w:line="360" w:lineRule="auto"/>
+        <w:rPr>
+          <w:rFonts w:ascii="Times New Roman" w:eastAsia="Times New Roman" w:hAnsi="Times New Roman" w:cs="Times New Roman"/>
+          <w:color w:val="000000"/>
+          <w:sz w:val="28"/>
+          <w:szCs w:val="28"/>
+        </w:rPr>
+      </w:pPr>
+      <w:r>
+        <w:rPr>
+          <w:rFonts w:ascii="Times New Roman" w:eastAsia="Times New Roman" w:hAnsi="Times New Roman" w:cs="Times New Roman"/>
+          <w:color w:val="000000"/>
+          <w:sz w:val="28"/>
+          <w:szCs w:val="28"/>
+        </w:rPr>
+        <w:t>Практика состояла из базовой части, включавшей настройку Git-репозитория, документирование в Markdown и создание статического веб-сайта, и вариативной части, в ходе которой была спроектирована и реализована собственная файловая база данных с поддержкой CRUD-операций. Общая трудоёмкость составила 72 часа, работа выполнена индивидуально.</w:t>
+      </w:r>
+    </w:p>
+    <w:p>
+      <w:pPr>
+        <w:keepNext/>
+        <w:keepLines/>
+        <w:pBdr>
+          <w:top w:val="nil"/>
+          <w:left w:val="nil"/>
+          <w:bottom w:val="nil"/>
+          <w:right w:val="nil"/>
+          <w:between w:val="nil"/>
+        </w:pBdr>
+        <w:spacing w:after="0" w:line="360" w:lineRule="auto"/>
+        <w:rPr>
+          <w:rFonts w:ascii="Times New Roman" w:eastAsia="Times New Roman" w:hAnsi="Times New Roman" w:cs="Times New Roman"/>
+          <w:color w:val="000000"/>
+          <w:sz w:val="28"/>
+          <w:szCs w:val="28"/>
+        </w:rPr>
+      </w:pPr>
+    </w:p>
+    <w:p>
+      <w:pPr>
+        <w:keepNext/>
+        <w:keepLines/>
+        <w:pBdr>
+          <w:top w:val="nil"/>
+          <w:left w:val="nil"/>
+          <w:bottom w:val="nil"/>
+          <w:right w:val="nil"/>
+          <w:between w:val="nil"/>
+        </w:pBdr>
+        <w:spacing w:after="0" w:line="360" w:lineRule="auto"/>
+        <w:rPr>
+          <w:rFonts w:ascii="Times New Roman" w:eastAsia="Times New Roman" w:hAnsi="Times New Roman" w:cs="Times New Roman"/>
+          <w:color w:val="000000"/>
+          <w:sz w:val="28"/>
+          <w:szCs w:val="28"/>
+        </w:rPr>
+      </w:pPr>
+      <w:r>
+        <w:rPr>
+          <w:rFonts w:ascii="Times New Roman" w:eastAsia="Times New Roman" w:hAnsi="Times New Roman" w:cs="Times New Roman"/>
+          <w:color w:val="000000"/>
+          <w:sz w:val="28"/>
+          <w:szCs w:val="28"/>
+        </w:rPr>
+        <w:t>Результатом практики стал работающий программный продукт, техническая документация и веб-сайт с описанием проекта.</w:t>
+      </w:r>
+    </w:p>
+    <w:p>
+      <w:pPr>
+        <w:keepNext/>
+        <w:keepLines/>
+        <w:pBdr>
+          <w:top w:val="nil"/>
+          <w:left w:val="nil"/>
+          <w:bottom w:val="nil"/>
+          <w:right w:val="nil"/>
+          <w:between w:val="nil"/>
+        </w:pBdr>
+        <w:spacing w:after="0" w:line="360" w:lineRule="auto"/>
+        <w:rPr>
+          <w:rFonts w:ascii="Times New Roman" w:eastAsia="Times New Roman" w:hAnsi="Times New Roman" w:cs="Times New Roman"/>
+          <w:color w:val="000000"/>
+          <w:sz w:val="28"/>
+          <w:szCs w:val="28"/>
+        </w:rPr>
+      </w:pPr>
+    </w:p>
+    <w:p>
+      <w:pPr>
+        <w:keepNext/>
+        <w:keepLines/>
+        <w:pBdr>
+          <w:top w:val="nil"/>
+          <w:left w:val="nil"/>
+          <w:bottom w:val="nil"/>
+          <w:right w:val="nil"/>
+          <w:between w:val="nil"/>
+        </w:pBdr>
+        <w:spacing w:after="0" w:line="360" w:lineRule="auto"/>
+        <w:rPr>
+          <w:rFonts w:ascii="Times New Roman" w:eastAsia="Times New Roman" w:hAnsi="Times New Roman" w:cs="Times New Roman"/>
+          <w:color w:val="000000"/>
+          <w:sz w:val="28"/>
+          <w:szCs w:val="28"/>
+        </w:rPr>
+      </w:pPr>
     </w:p>
     <w:p>
       <w:pPr>
@@ -1996,8 +1982,9 @@
       <w:pPr>
         <w:pStyle w:val="12"/>
       </w:pPr>
-      <w:bookmarkStart w:id="1" w:name="_Toc230028180"/>
-      <w:r>
+      <w:bookmarkStart w:id="1" w:name="_Toc230264374"/>
+      <w:r>
+        <w:lastRenderedPageBreak/>
         <w:t>1. БАЗОВАЯ ЧАСТЬ ПРАКТИКИ</w:t>
       </w:r>
       <w:bookmarkEnd w:id="1"/>
@@ -2026,17 +2013,9 @@
       <w:pPr>
         <w:pStyle w:val="21"/>
       </w:pPr>
-      <w:bookmarkStart w:id="2" w:name="_Toc230028181"/>
-      <w:r>
-        <w:t xml:space="preserve">1.1 Настройка </w:t>
-      </w:r>
-      <w:proofErr w:type="spellStart"/>
-      <w:r>
-        <w:t>Git</w:t>
-      </w:r>
-      <w:proofErr w:type="spellEnd"/>
-      <w:r>
-        <w:t xml:space="preserve"> и репозитория</w:t>
+      <w:bookmarkStart w:id="2" w:name="_Toc230264375"/>
+      <w:r>
+        <w:t>1.1 Настройка Git и репозитория</w:t>
       </w:r>
       <w:bookmarkEnd w:id="2"/>
     </w:p>
@@ -2086,1581 +2065,28 @@
           <w:sz w:val="28"/>
           <w:szCs w:val="28"/>
         </w:rPr>
-        <w:lastRenderedPageBreak/>
-        <w:t xml:space="preserve">Создан личный репозиторий на платформе </w:t>
-      </w:r>
-      <w:proofErr w:type="spellStart"/>
-      <w:r>
-        <w:rPr>
-          <w:rFonts w:ascii="Times New Roman" w:eastAsia="Times New Roman" w:hAnsi="Times New Roman" w:cs="Times New Roman"/>
-          <w:color w:val="000000"/>
-          <w:sz w:val="28"/>
-          <w:szCs w:val="28"/>
-        </w:rPr>
-        <w:t>GitHub</w:t>
-      </w:r>
-      <w:proofErr w:type="spellEnd"/>
-      <w:r>
-        <w:rPr>
-          <w:rFonts w:ascii="Times New Roman" w:eastAsia="Times New Roman" w:hAnsi="Times New Roman" w:cs="Times New Roman"/>
-          <w:color w:val="000000"/>
-          <w:sz w:val="28"/>
-          <w:szCs w:val="28"/>
-        </w:rPr>
-        <w:t>. Освоены</w:t>
-      </w:r>
-      <w:r>
-        <w:rPr>
-          <w:rFonts w:ascii="Times New Roman" w:eastAsia="Times New Roman" w:hAnsi="Times New Roman" w:cs="Times New Roman"/>
-          <w:color w:val="000000"/>
-          <w:sz w:val="28"/>
-          <w:szCs w:val="28"/>
-          <w:lang w:val="en-US"/>
-        </w:rPr>
-        <w:t xml:space="preserve"> </w:t>
-      </w:r>
-      <w:r>
-        <w:rPr>
-          <w:rFonts w:ascii="Times New Roman" w:eastAsia="Times New Roman" w:hAnsi="Times New Roman" w:cs="Times New Roman"/>
-          <w:color w:val="000000"/>
-          <w:sz w:val="28"/>
-          <w:szCs w:val="28"/>
-        </w:rPr>
-        <w:t>основные</w:t>
-      </w:r>
-      <w:r>
-        <w:rPr>
-          <w:rFonts w:ascii="Times New Roman" w:eastAsia="Times New Roman" w:hAnsi="Times New Roman" w:cs="Times New Roman"/>
-          <w:color w:val="000000"/>
-          <w:sz w:val="28"/>
-          <w:szCs w:val="28"/>
-          <w:lang w:val="en-US"/>
-        </w:rPr>
-        <w:t xml:space="preserve"> </w:t>
-      </w:r>
-      <w:r>
-        <w:rPr>
-          <w:rFonts w:ascii="Times New Roman" w:eastAsia="Times New Roman" w:hAnsi="Times New Roman" w:cs="Times New Roman"/>
-          <w:color w:val="000000"/>
-          <w:sz w:val="28"/>
-          <w:szCs w:val="28"/>
-        </w:rPr>
-        <w:t>команды</w:t>
-      </w:r>
-      <w:r>
-        <w:rPr>
-          <w:rFonts w:ascii="Times New Roman" w:eastAsia="Times New Roman" w:hAnsi="Times New Roman" w:cs="Times New Roman"/>
-          <w:color w:val="000000"/>
-          <w:sz w:val="28"/>
-          <w:szCs w:val="28"/>
-          <w:lang w:val="en-US"/>
-        </w:rPr>
-        <w:t xml:space="preserve"> Git: clone, add, commit, push, checkout. </w:t>
-      </w:r>
-      <w:r>
-        <w:rPr>
-          <w:rFonts w:ascii="Times New Roman" w:eastAsia="Times New Roman" w:hAnsi="Times New Roman" w:cs="Times New Roman"/>
-          <w:color w:val="000000"/>
-          <w:sz w:val="28"/>
-          <w:szCs w:val="28"/>
-        </w:rPr>
-        <w:t>Разработка велась с регулярной фиксацией изменений.</w:t>
-      </w:r>
-    </w:p>
-    <w:p>
-      <w:pPr>
-        <w:keepNext/>
-        <w:keepLines/>
-        <w:pBdr>
-          <w:top w:val="nil"/>
-          <w:left w:val="nil"/>
-          <w:bottom w:val="nil"/>
-          <w:right w:val="nil"/>
-          <w:between w:val="nil"/>
-        </w:pBdr>
-        <w:spacing w:after="0" w:line="360" w:lineRule="auto"/>
-        <w:rPr>
-          <w:rFonts w:ascii="Times New Roman" w:eastAsia="Times New Roman" w:hAnsi="Times New Roman" w:cs="Times New Roman"/>
-          <w:color w:val="000000"/>
-          <w:sz w:val="28"/>
-          <w:szCs w:val="28"/>
-        </w:rPr>
-      </w:pPr>
-    </w:p>
-    <w:p>
-      <w:pPr>
-        <w:pStyle w:val="21"/>
-      </w:pPr>
-      <w:bookmarkStart w:id="3" w:name="_Toc230028182"/>
-      <w:r>
-        <w:t xml:space="preserve">1.2 Документирование в </w:t>
-      </w:r>
-      <w:proofErr w:type="spellStart"/>
-      <w:r>
-        <w:t>Markdown</w:t>
-      </w:r>
-      <w:bookmarkEnd w:id="3"/>
-      <w:proofErr w:type="spellEnd"/>
-    </w:p>
-    <w:p>
-      <w:pPr>
-        <w:keepNext/>
-        <w:keepLines/>
-        <w:pBdr>
-          <w:top w:val="nil"/>
-          <w:left w:val="nil"/>
-          <w:bottom w:val="nil"/>
-          <w:right w:val="nil"/>
-          <w:between w:val="nil"/>
-        </w:pBdr>
-        <w:spacing w:after="0" w:line="360" w:lineRule="auto"/>
-        <w:rPr>
-          <w:rFonts w:ascii="Times New Roman" w:eastAsia="Times New Roman" w:hAnsi="Times New Roman" w:cs="Times New Roman"/>
-          <w:color w:val="000000"/>
-          <w:sz w:val="28"/>
-          <w:szCs w:val="28"/>
-        </w:rPr>
-      </w:pPr>
-    </w:p>
-    <w:p>
-      <w:pPr>
-        <w:keepNext/>
-        <w:keepLines/>
-        <w:pBdr>
-          <w:top w:val="nil"/>
-          <w:left w:val="nil"/>
-          <w:bottom w:val="nil"/>
-          <w:right w:val="nil"/>
-          <w:between w:val="nil"/>
-        </w:pBdr>
-        <w:spacing w:after="0" w:line="360" w:lineRule="auto"/>
-        <w:rPr>
-          <w:rFonts w:ascii="Times New Roman" w:eastAsia="Times New Roman" w:hAnsi="Times New Roman" w:cs="Times New Roman"/>
-          <w:color w:val="000000"/>
-          <w:sz w:val="28"/>
-          <w:szCs w:val="28"/>
-        </w:rPr>
-      </w:pPr>
-      <w:r>
-        <w:rPr>
-          <w:rFonts w:ascii="Times New Roman" w:eastAsia="Times New Roman" w:hAnsi="Times New Roman" w:cs="Times New Roman"/>
-          <w:color w:val="000000"/>
-          <w:sz w:val="28"/>
-          <w:szCs w:val="28"/>
-        </w:rPr>
-        <w:t xml:space="preserve">Изучен синтаксис </w:t>
-      </w:r>
-      <w:proofErr w:type="spellStart"/>
-      <w:r>
-        <w:rPr>
-          <w:rFonts w:ascii="Times New Roman" w:eastAsia="Times New Roman" w:hAnsi="Times New Roman" w:cs="Times New Roman"/>
-          <w:color w:val="000000"/>
-          <w:sz w:val="28"/>
-          <w:szCs w:val="28"/>
-        </w:rPr>
-        <w:t>Markdown</w:t>
-      </w:r>
-      <w:proofErr w:type="spellEnd"/>
-      <w:r>
-        <w:rPr>
-          <w:rFonts w:ascii="Times New Roman" w:eastAsia="Times New Roman" w:hAnsi="Times New Roman" w:cs="Times New Roman"/>
-          <w:color w:val="000000"/>
-          <w:sz w:val="28"/>
-          <w:szCs w:val="28"/>
-        </w:rPr>
-        <w:t>. Вся документация проекта оформлена с использованием заголовков, списков, таблиц, блоков кода и изображений.</w:t>
-      </w:r>
-    </w:p>
-    <w:p>
-      <w:pPr>
-        <w:keepNext/>
-        <w:keepLines/>
-        <w:pBdr>
-          <w:top w:val="nil"/>
-          <w:left w:val="nil"/>
-          <w:bottom w:val="nil"/>
-          <w:right w:val="nil"/>
-          <w:between w:val="nil"/>
-        </w:pBdr>
-        <w:spacing w:after="0" w:line="360" w:lineRule="auto"/>
-        <w:rPr>
-          <w:rFonts w:ascii="Times New Roman" w:eastAsia="Times New Roman" w:hAnsi="Times New Roman" w:cs="Times New Roman"/>
-          <w:color w:val="000000"/>
-          <w:sz w:val="28"/>
-          <w:szCs w:val="28"/>
-        </w:rPr>
-      </w:pPr>
-    </w:p>
-    <w:p>
-      <w:pPr>
-        <w:pStyle w:val="21"/>
-      </w:pPr>
-      <w:bookmarkStart w:id="4" w:name="_Toc230028183"/>
-      <w:r>
-        <w:t>1.3 Создание статического веб-сайта</w:t>
-      </w:r>
-      <w:bookmarkEnd w:id="4"/>
-    </w:p>
-    <w:p>
-      <w:pPr>
-        <w:keepNext/>
-        <w:keepLines/>
-        <w:pBdr>
-          <w:top w:val="nil"/>
-          <w:left w:val="nil"/>
-          <w:bottom w:val="nil"/>
-          <w:right w:val="nil"/>
-          <w:between w:val="nil"/>
-        </w:pBdr>
-        <w:spacing w:after="0" w:line="360" w:lineRule="auto"/>
-        <w:rPr>
-          <w:rFonts w:ascii="Times New Roman" w:eastAsia="Times New Roman" w:hAnsi="Times New Roman" w:cs="Times New Roman"/>
-          <w:color w:val="000000"/>
-          <w:sz w:val="28"/>
-          <w:szCs w:val="28"/>
-        </w:rPr>
-      </w:pPr>
-    </w:p>
-    <w:p>
-      <w:pPr>
-        <w:keepNext/>
-        <w:keepLines/>
-        <w:pBdr>
-          <w:top w:val="nil"/>
-          <w:left w:val="nil"/>
-          <w:bottom w:val="nil"/>
-          <w:right w:val="nil"/>
-          <w:between w:val="nil"/>
-        </w:pBdr>
-        <w:spacing w:after="0" w:line="360" w:lineRule="auto"/>
-        <w:rPr>
-          <w:rFonts w:ascii="Times New Roman" w:eastAsia="Times New Roman" w:hAnsi="Times New Roman" w:cs="Times New Roman"/>
-          <w:color w:val="000000"/>
-          <w:sz w:val="28"/>
-          <w:szCs w:val="28"/>
-        </w:rPr>
-      </w:pPr>
-      <w:r>
-        <w:rPr>
-          <w:rFonts w:ascii="Times New Roman" w:eastAsia="Times New Roman" w:hAnsi="Times New Roman" w:cs="Times New Roman"/>
-          <w:color w:val="000000"/>
-          <w:sz w:val="28"/>
-          <w:szCs w:val="28"/>
-        </w:rPr>
-        <w:t xml:space="preserve">Разработан статический сайт с использованием HTML и CSS. Сайт содержит страницы: главная, о проекте, участники, журнал, ресурсы. Сайт размещен в папке </w:t>
-      </w:r>
-      <w:proofErr w:type="spellStart"/>
-      <w:r>
-        <w:rPr>
-          <w:rFonts w:ascii="Times New Roman" w:eastAsia="Times New Roman" w:hAnsi="Times New Roman" w:cs="Times New Roman"/>
-          <w:color w:val="000000"/>
-          <w:sz w:val="28"/>
-          <w:szCs w:val="28"/>
-        </w:rPr>
-        <w:t>site</w:t>
-      </w:r>
-      <w:proofErr w:type="spellEnd"/>
-      <w:r>
-        <w:rPr>
-          <w:rFonts w:ascii="Times New Roman" w:eastAsia="Times New Roman" w:hAnsi="Times New Roman" w:cs="Times New Roman"/>
-          <w:color w:val="000000"/>
-          <w:sz w:val="28"/>
-          <w:szCs w:val="28"/>
-        </w:rPr>
-        <w:t>/ репозитория.</w:t>
-      </w:r>
-    </w:p>
-    <w:p>
-      <w:pPr>
-        <w:keepNext/>
-        <w:keepLines/>
-        <w:pBdr>
-          <w:top w:val="nil"/>
-          <w:left w:val="nil"/>
-          <w:bottom w:val="nil"/>
-          <w:right w:val="nil"/>
-          <w:between w:val="nil"/>
-        </w:pBdr>
-        <w:spacing w:after="0" w:line="360" w:lineRule="auto"/>
-        <w:rPr>
-          <w:rFonts w:ascii="Times New Roman" w:eastAsia="Times New Roman" w:hAnsi="Times New Roman" w:cs="Times New Roman"/>
-          <w:color w:val="000000"/>
-          <w:sz w:val="28"/>
-          <w:szCs w:val="28"/>
-        </w:rPr>
-      </w:pPr>
-    </w:p>
-    <w:p>
-      <w:pPr>
-        <w:keepNext/>
-        <w:keepLines/>
-        <w:pBdr>
-          <w:top w:val="nil"/>
-          <w:left w:val="nil"/>
-          <w:bottom w:val="nil"/>
-          <w:right w:val="nil"/>
-          <w:between w:val="nil"/>
-        </w:pBdr>
-        <w:spacing w:after="0" w:line="360" w:lineRule="auto"/>
-        <w:rPr>
-          <w:rFonts w:ascii="Times New Roman" w:eastAsia="Times New Roman" w:hAnsi="Times New Roman" w:cs="Times New Roman"/>
-          <w:color w:val="000000"/>
-          <w:sz w:val="28"/>
-          <w:szCs w:val="28"/>
-        </w:rPr>
-      </w:pPr>
-    </w:p>
-    <w:p>
-      <w:pPr>
-        <w:pStyle w:val="12"/>
-      </w:pPr>
-      <w:bookmarkStart w:id="5" w:name="_Toc230028184"/>
-      <w:r>
-        <w:t>2. ВАРИАТИВНАЯ ЧАСТЬ ПРАКТИКИ</w:t>
-      </w:r>
-      <w:bookmarkEnd w:id="5"/>
-    </w:p>
-    <w:p>
-      <w:pPr>
-        <w:keepNext/>
-        <w:keepLines/>
-        <w:pBdr>
-          <w:top w:val="nil"/>
-          <w:left w:val="nil"/>
-          <w:bottom w:val="nil"/>
-          <w:right w:val="nil"/>
-          <w:between w:val="nil"/>
-        </w:pBdr>
-        <w:spacing w:after="0" w:line="360" w:lineRule="auto"/>
-        <w:rPr>
-          <w:rFonts w:ascii="Times New Roman" w:eastAsia="Times New Roman" w:hAnsi="Times New Roman" w:cs="Times New Roman"/>
-          <w:color w:val="000000"/>
-          <w:sz w:val="28"/>
-          <w:szCs w:val="28"/>
-        </w:rPr>
-      </w:pPr>
-    </w:p>
-    <w:p>
-      <w:pPr>
-        <w:pStyle w:val="21"/>
-      </w:pPr>
-      <w:bookmarkStart w:id="6" w:name="_Toc230028185"/>
-      <w:r>
-        <w:t>2.1 Постановка задачи</w:t>
-      </w:r>
-      <w:bookmarkEnd w:id="6"/>
-    </w:p>
-    <w:p>
-      <w:pPr>
-        <w:keepNext/>
-        <w:keepLines/>
-        <w:pBdr>
-          <w:top w:val="nil"/>
-          <w:left w:val="nil"/>
-          <w:bottom w:val="nil"/>
-          <w:right w:val="nil"/>
-          <w:between w:val="nil"/>
-        </w:pBdr>
-        <w:spacing w:after="0" w:line="360" w:lineRule="auto"/>
-        <w:rPr>
-          <w:rFonts w:ascii="Times New Roman" w:eastAsia="Times New Roman" w:hAnsi="Times New Roman" w:cs="Times New Roman"/>
-          <w:color w:val="000000"/>
-          <w:sz w:val="28"/>
-          <w:szCs w:val="28"/>
-        </w:rPr>
-      </w:pPr>
-    </w:p>
-    <w:p>
-      <w:pPr>
-        <w:keepNext/>
-        <w:keepLines/>
-        <w:pBdr>
-          <w:top w:val="nil"/>
-          <w:left w:val="nil"/>
-          <w:bottom w:val="nil"/>
-          <w:right w:val="nil"/>
-          <w:between w:val="nil"/>
-        </w:pBdr>
-        <w:spacing w:after="0" w:line="360" w:lineRule="auto"/>
-        <w:rPr>
-          <w:rFonts w:ascii="Times New Roman" w:eastAsia="Times New Roman" w:hAnsi="Times New Roman" w:cs="Times New Roman"/>
-          <w:color w:val="000000"/>
-          <w:sz w:val="28"/>
-          <w:szCs w:val="28"/>
-        </w:rPr>
-      </w:pPr>
-      <w:r>
-        <w:rPr>
-          <w:rFonts w:ascii="Times New Roman" w:eastAsia="Times New Roman" w:hAnsi="Times New Roman" w:cs="Times New Roman"/>
-          <w:color w:val="000000"/>
-          <w:sz w:val="28"/>
-          <w:szCs w:val="28"/>
-        </w:rPr>
-        <w:t xml:space="preserve">Задача: разработать собственную файловую базу данных на C#, которая хранит объекты в формате JSON, обеспечивает </w:t>
-      </w:r>
-      <w:proofErr w:type="spellStart"/>
-      <w:r>
-        <w:rPr>
-          <w:rFonts w:ascii="Times New Roman" w:eastAsia="Times New Roman" w:hAnsi="Times New Roman" w:cs="Times New Roman"/>
-          <w:color w:val="000000"/>
-          <w:sz w:val="28"/>
-          <w:szCs w:val="28"/>
-        </w:rPr>
-        <w:t>типобезопасность</w:t>
-      </w:r>
-      <w:proofErr w:type="spellEnd"/>
-      <w:r>
-        <w:rPr>
-          <w:rFonts w:ascii="Times New Roman" w:eastAsia="Times New Roman" w:hAnsi="Times New Roman" w:cs="Times New Roman"/>
-          <w:color w:val="000000"/>
-          <w:sz w:val="28"/>
-          <w:szCs w:val="28"/>
-        </w:rPr>
-        <w:t xml:space="preserve"> и поддерживает базовые операции CRUD.</w:t>
-      </w:r>
-    </w:p>
-    <w:p>
-      <w:pPr>
-        <w:keepNext/>
-        <w:keepLines/>
-        <w:pBdr>
-          <w:top w:val="nil"/>
-          <w:left w:val="nil"/>
-          <w:bottom w:val="nil"/>
-          <w:right w:val="nil"/>
-          <w:between w:val="nil"/>
-        </w:pBdr>
-        <w:spacing w:after="0" w:line="360" w:lineRule="auto"/>
-        <w:rPr>
-          <w:rFonts w:ascii="Times New Roman" w:eastAsia="Times New Roman" w:hAnsi="Times New Roman" w:cs="Times New Roman"/>
-          <w:color w:val="000000"/>
-          <w:sz w:val="28"/>
-          <w:szCs w:val="28"/>
-        </w:rPr>
-      </w:pPr>
-    </w:p>
-    <w:p>
-      <w:pPr>
-        <w:pStyle w:val="21"/>
-      </w:pPr>
-      <w:bookmarkStart w:id="7" w:name="_Toc230028186"/>
-      <w:r>
-        <w:t>2.2 Архитектура базы данных</w:t>
-      </w:r>
-      <w:bookmarkEnd w:id="7"/>
-    </w:p>
-    <w:p>
-      <w:pPr>
-        <w:keepNext/>
-        <w:keepLines/>
-        <w:pBdr>
-          <w:top w:val="nil"/>
-          <w:left w:val="nil"/>
-          <w:bottom w:val="nil"/>
-          <w:right w:val="nil"/>
-          <w:between w:val="nil"/>
-        </w:pBdr>
-        <w:spacing w:after="0" w:line="360" w:lineRule="auto"/>
-        <w:rPr>
-          <w:rFonts w:ascii="Times New Roman" w:eastAsia="Times New Roman" w:hAnsi="Times New Roman" w:cs="Times New Roman"/>
-          <w:color w:val="000000"/>
-          <w:sz w:val="28"/>
-          <w:szCs w:val="28"/>
-        </w:rPr>
-      </w:pPr>
-    </w:p>
-    <w:p>
-      <w:pPr>
-        <w:keepNext/>
-        <w:keepLines/>
-        <w:pBdr>
-          <w:top w:val="nil"/>
-          <w:left w:val="nil"/>
-          <w:bottom w:val="nil"/>
-          <w:right w:val="nil"/>
-          <w:between w:val="nil"/>
-        </w:pBdr>
-        <w:spacing w:after="0" w:line="360" w:lineRule="auto"/>
-        <w:rPr>
-          <w:rFonts w:ascii="Times New Roman" w:eastAsia="Times New Roman" w:hAnsi="Times New Roman" w:cs="Times New Roman"/>
-          <w:color w:val="000000"/>
-          <w:sz w:val="28"/>
-          <w:szCs w:val="28"/>
-        </w:rPr>
-      </w:pPr>
-      <w:r>
-        <w:rPr>
-          <w:rFonts w:ascii="Times New Roman" w:eastAsia="Times New Roman" w:hAnsi="Times New Roman" w:cs="Times New Roman"/>
-          <w:color w:val="000000"/>
-          <w:sz w:val="28"/>
-          <w:szCs w:val="28"/>
-        </w:rPr>
-        <w:t>Разработана библиотека классов, содержащая:</w:t>
-      </w:r>
-    </w:p>
-    <w:p>
-      <w:pPr>
-        <w:keepNext/>
-        <w:keepLines/>
-        <w:pBdr>
-          <w:top w:val="nil"/>
-          <w:left w:val="nil"/>
-          <w:bottom w:val="nil"/>
-          <w:right w:val="nil"/>
-          <w:between w:val="nil"/>
-        </w:pBdr>
-        <w:spacing w:after="0" w:line="360" w:lineRule="auto"/>
-        <w:rPr>
-          <w:rFonts w:ascii="Times New Roman" w:eastAsia="Times New Roman" w:hAnsi="Times New Roman" w:cs="Times New Roman"/>
-          <w:color w:val="000000"/>
-          <w:sz w:val="28"/>
-          <w:szCs w:val="28"/>
-        </w:rPr>
-      </w:pPr>
-    </w:p>
-    <w:p>
-      <w:pPr>
-        <w:keepNext/>
-        <w:keepLines/>
-        <w:pBdr>
-          <w:top w:val="nil"/>
-          <w:left w:val="nil"/>
-          <w:bottom w:val="nil"/>
-          <w:right w:val="nil"/>
-          <w:between w:val="nil"/>
-        </w:pBdr>
-        <w:spacing w:after="0" w:line="360" w:lineRule="auto"/>
-        <w:rPr>
-          <w:rFonts w:ascii="Times New Roman" w:eastAsia="Times New Roman" w:hAnsi="Times New Roman" w:cs="Times New Roman"/>
-          <w:color w:val="000000"/>
-          <w:sz w:val="28"/>
-          <w:szCs w:val="28"/>
-        </w:rPr>
-      </w:pPr>
-      <w:r>
-        <w:rPr>
-          <w:rFonts w:ascii="Times New Roman" w:eastAsia="Times New Roman" w:hAnsi="Times New Roman" w:cs="Times New Roman"/>
-          <w:color w:val="000000"/>
-          <w:sz w:val="28"/>
-          <w:szCs w:val="28"/>
-        </w:rPr>
-        <w:t xml:space="preserve">- Интерфейс </w:t>
-      </w:r>
-      <w:proofErr w:type="spellStart"/>
-      <w:r>
-        <w:rPr>
-          <w:rFonts w:ascii="Times New Roman" w:eastAsia="Times New Roman" w:hAnsi="Times New Roman" w:cs="Times New Roman"/>
-          <w:color w:val="000000"/>
-          <w:sz w:val="28"/>
-          <w:szCs w:val="28"/>
-        </w:rPr>
-        <w:t>IEntity</w:t>
-      </w:r>
-      <w:proofErr w:type="spellEnd"/>
-      <w:r>
-        <w:rPr>
-          <w:rFonts w:ascii="Times New Roman" w:eastAsia="Times New Roman" w:hAnsi="Times New Roman" w:cs="Times New Roman"/>
-          <w:color w:val="000000"/>
-          <w:sz w:val="28"/>
-          <w:szCs w:val="28"/>
-        </w:rPr>
-        <w:t xml:space="preserve"> — определяет обязательное свойство </w:t>
-      </w:r>
-      <w:proofErr w:type="spellStart"/>
-      <w:r>
-        <w:rPr>
-          <w:rFonts w:ascii="Times New Roman" w:eastAsia="Times New Roman" w:hAnsi="Times New Roman" w:cs="Times New Roman"/>
-          <w:color w:val="000000"/>
-          <w:sz w:val="28"/>
-          <w:szCs w:val="28"/>
-        </w:rPr>
-        <w:t>Guid</w:t>
-      </w:r>
-      <w:proofErr w:type="spellEnd"/>
-      <w:r>
-        <w:rPr>
-          <w:rFonts w:ascii="Times New Roman" w:eastAsia="Times New Roman" w:hAnsi="Times New Roman" w:cs="Times New Roman"/>
-          <w:color w:val="000000"/>
-          <w:sz w:val="28"/>
-          <w:szCs w:val="28"/>
-        </w:rPr>
-        <w:t xml:space="preserve"> </w:t>
-      </w:r>
-      <w:proofErr w:type="spellStart"/>
-      <w:r>
-        <w:rPr>
-          <w:rFonts w:ascii="Times New Roman" w:eastAsia="Times New Roman" w:hAnsi="Times New Roman" w:cs="Times New Roman"/>
-          <w:color w:val="000000"/>
-          <w:sz w:val="28"/>
-          <w:szCs w:val="28"/>
-        </w:rPr>
-        <w:t>Id</w:t>
-      </w:r>
-      <w:proofErr w:type="spellEnd"/>
-      <w:r>
-        <w:rPr>
-          <w:rFonts w:ascii="Times New Roman" w:eastAsia="Times New Roman" w:hAnsi="Times New Roman" w:cs="Times New Roman"/>
-          <w:color w:val="000000"/>
-          <w:sz w:val="28"/>
-          <w:szCs w:val="28"/>
-        </w:rPr>
-        <w:t xml:space="preserve"> для всех хранимых объектов.</w:t>
-      </w:r>
-    </w:p>
-    <w:p>
-      <w:pPr>
-        <w:keepNext/>
-        <w:keepLines/>
-        <w:pBdr>
-          <w:top w:val="nil"/>
-          <w:left w:val="nil"/>
-          <w:bottom w:val="nil"/>
-          <w:right w:val="nil"/>
-          <w:between w:val="nil"/>
-        </w:pBdr>
-        <w:spacing w:after="0" w:line="360" w:lineRule="auto"/>
-        <w:rPr>
-          <w:rFonts w:ascii="Times New Roman" w:eastAsia="Times New Roman" w:hAnsi="Times New Roman" w:cs="Times New Roman"/>
-          <w:color w:val="000000"/>
-          <w:sz w:val="28"/>
-          <w:szCs w:val="28"/>
-        </w:rPr>
-      </w:pPr>
-      <w:r>
-        <w:rPr>
-          <w:rFonts w:ascii="Times New Roman" w:eastAsia="Times New Roman" w:hAnsi="Times New Roman" w:cs="Times New Roman"/>
-          <w:color w:val="000000"/>
-          <w:sz w:val="28"/>
-          <w:szCs w:val="28"/>
-        </w:rPr>
-        <w:t xml:space="preserve">- Класс </w:t>
-      </w:r>
-      <w:proofErr w:type="spellStart"/>
-      <w:r>
-        <w:rPr>
-          <w:rFonts w:ascii="Times New Roman" w:eastAsia="Times New Roman" w:hAnsi="Times New Roman" w:cs="Times New Roman"/>
-          <w:color w:val="000000"/>
-          <w:sz w:val="28"/>
-          <w:szCs w:val="28"/>
-        </w:rPr>
-        <w:t>DataBase</w:t>
-      </w:r>
-      <w:proofErr w:type="spellEnd"/>
-      <w:r>
-        <w:rPr>
-          <w:rFonts w:ascii="Times New Roman" w:eastAsia="Times New Roman" w:hAnsi="Times New Roman" w:cs="Times New Roman"/>
-          <w:color w:val="000000"/>
-          <w:sz w:val="28"/>
-          <w:szCs w:val="28"/>
-        </w:rPr>
-        <w:t xml:space="preserve"> — ядро базы данных, которое:</w:t>
-      </w:r>
-    </w:p>
-    <w:p>
-      <w:pPr>
-        <w:keepNext/>
-        <w:keepLines/>
-        <w:pBdr>
-          <w:top w:val="nil"/>
-          <w:left w:val="nil"/>
-          <w:bottom w:val="nil"/>
-          <w:right w:val="nil"/>
-          <w:between w:val="nil"/>
-        </w:pBdr>
-        <w:spacing w:after="0" w:line="360" w:lineRule="auto"/>
-        <w:rPr>
-          <w:rFonts w:ascii="Times New Roman" w:eastAsia="Times New Roman" w:hAnsi="Times New Roman" w:cs="Times New Roman"/>
-          <w:color w:val="000000"/>
-          <w:sz w:val="28"/>
-          <w:szCs w:val="28"/>
-        </w:rPr>
-      </w:pPr>
-      <w:r>
-        <w:rPr>
-          <w:rFonts w:ascii="Times New Roman" w:eastAsia="Times New Roman" w:hAnsi="Times New Roman" w:cs="Times New Roman"/>
-          <w:color w:val="000000"/>
-          <w:sz w:val="28"/>
-          <w:szCs w:val="28"/>
-        </w:rPr>
-        <w:t xml:space="preserve">  - Хранит записи в виде JSON-файлов в папках, соответствующих типам объектов.</w:t>
-      </w:r>
-    </w:p>
-    <w:p>
-      <w:pPr>
-        <w:keepNext/>
-        <w:keepLines/>
-        <w:pBdr>
-          <w:top w:val="nil"/>
-          <w:left w:val="nil"/>
-          <w:bottom w:val="nil"/>
-          <w:right w:val="nil"/>
-          <w:between w:val="nil"/>
-        </w:pBdr>
-        <w:spacing w:after="0" w:line="360" w:lineRule="auto"/>
-        <w:rPr>
-          <w:rFonts w:ascii="Times New Roman" w:eastAsia="Times New Roman" w:hAnsi="Times New Roman" w:cs="Times New Roman"/>
-          <w:color w:val="000000"/>
-          <w:sz w:val="28"/>
-          <w:szCs w:val="28"/>
-          <w:lang w:val="en-US"/>
-        </w:rPr>
-      </w:pPr>
-      <w:r>
-        <w:rPr>
-          <w:rFonts w:ascii="Times New Roman" w:eastAsia="Times New Roman" w:hAnsi="Times New Roman" w:cs="Times New Roman"/>
-          <w:color w:val="000000"/>
-          <w:sz w:val="28"/>
-          <w:szCs w:val="28"/>
-        </w:rPr>
-        <w:t xml:space="preserve">  </w:t>
-      </w:r>
-      <w:r>
-        <w:rPr>
-          <w:rFonts w:ascii="Times New Roman" w:eastAsia="Times New Roman" w:hAnsi="Times New Roman" w:cs="Times New Roman"/>
-          <w:color w:val="000000"/>
-          <w:sz w:val="28"/>
-          <w:szCs w:val="28"/>
-          <w:lang w:val="en-US"/>
-        </w:rPr>
-        <w:t xml:space="preserve">- </w:t>
-      </w:r>
-      <w:r>
-        <w:rPr>
-          <w:rFonts w:ascii="Times New Roman" w:eastAsia="Times New Roman" w:hAnsi="Times New Roman" w:cs="Times New Roman"/>
-          <w:color w:val="000000"/>
-          <w:sz w:val="28"/>
-          <w:szCs w:val="28"/>
-        </w:rPr>
-        <w:t>Поддерживает</w:t>
-      </w:r>
-      <w:r>
-        <w:rPr>
-          <w:rFonts w:ascii="Times New Roman" w:eastAsia="Times New Roman" w:hAnsi="Times New Roman" w:cs="Times New Roman"/>
-          <w:color w:val="000000"/>
-          <w:sz w:val="28"/>
-          <w:szCs w:val="28"/>
-          <w:lang w:val="en-US"/>
-        </w:rPr>
-        <w:t xml:space="preserve"> </w:t>
-      </w:r>
-      <w:r>
-        <w:rPr>
-          <w:rFonts w:ascii="Times New Roman" w:eastAsia="Times New Roman" w:hAnsi="Times New Roman" w:cs="Times New Roman"/>
-          <w:color w:val="000000"/>
-          <w:sz w:val="28"/>
-          <w:szCs w:val="28"/>
-        </w:rPr>
-        <w:t>операции</w:t>
-      </w:r>
-      <w:r>
-        <w:rPr>
-          <w:rFonts w:ascii="Times New Roman" w:eastAsia="Times New Roman" w:hAnsi="Times New Roman" w:cs="Times New Roman"/>
-          <w:color w:val="000000"/>
-          <w:sz w:val="28"/>
-          <w:szCs w:val="28"/>
-          <w:lang w:val="en-US"/>
-        </w:rPr>
-        <w:t xml:space="preserve"> Save, Load, </w:t>
-      </w:r>
-      <w:proofErr w:type="spellStart"/>
-      <w:r>
-        <w:rPr>
-          <w:rFonts w:ascii="Times New Roman" w:eastAsia="Times New Roman" w:hAnsi="Times New Roman" w:cs="Times New Roman"/>
-          <w:color w:val="000000"/>
-          <w:sz w:val="28"/>
-          <w:szCs w:val="28"/>
-          <w:lang w:val="en-US"/>
-        </w:rPr>
-        <w:t>LoadAll</w:t>
-      </w:r>
-      <w:proofErr w:type="spellEnd"/>
-      <w:r>
-        <w:rPr>
-          <w:rFonts w:ascii="Times New Roman" w:eastAsia="Times New Roman" w:hAnsi="Times New Roman" w:cs="Times New Roman"/>
-          <w:color w:val="000000"/>
-          <w:sz w:val="28"/>
-          <w:szCs w:val="28"/>
-          <w:lang w:val="en-US"/>
-        </w:rPr>
-        <w:t xml:space="preserve">, Delete, </w:t>
-      </w:r>
-      <w:proofErr w:type="spellStart"/>
-      <w:r>
-        <w:rPr>
-          <w:rFonts w:ascii="Times New Roman" w:eastAsia="Times New Roman" w:hAnsi="Times New Roman" w:cs="Times New Roman"/>
-          <w:color w:val="000000"/>
-          <w:sz w:val="28"/>
-          <w:szCs w:val="28"/>
-          <w:lang w:val="en-US"/>
-        </w:rPr>
-        <w:t>DeleteAll</w:t>
-      </w:r>
-      <w:proofErr w:type="spellEnd"/>
-      <w:r>
-        <w:rPr>
-          <w:rFonts w:ascii="Times New Roman" w:eastAsia="Times New Roman" w:hAnsi="Times New Roman" w:cs="Times New Roman"/>
-          <w:color w:val="000000"/>
-          <w:sz w:val="28"/>
-          <w:szCs w:val="28"/>
-          <w:lang w:val="en-US"/>
-        </w:rPr>
-        <w:t>.</w:t>
-      </w:r>
-    </w:p>
-    <w:p>
-      <w:pPr>
-        <w:keepNext/>
-        <w:keepLines/>
-        <w:pBdr>
-          <w:top w:val="nil"/>
-          <w:left w:val="nil"/>
-          <w:bottom w:val="nil"/>
-          <w:right w:val="nil"/>
-          <w:between w:val="nil"/>
-        </w:pBdr>
-        <w:spacing w:after="0" w:line="360" w:lineRule="auto"/>
-        <w:rPr>
-          <w:rFonts w:ascii="Times New Roman" w:eastAsia="Times New Roman" w:hAnsi="Times New Roman" w:cs="Times New Roman"/>
-          <w:color w:val="000000"/>
-          <w:sz w:val="28"/>
-          <w:szCs w:val="28"/>
-        </w:rPr>
-      </w:pPr>
-      <w:r>
-        <w:rPr>
-          <w:rFonts w:ascii="Times New Roman" w:eastAsia="Times New Roman" w:hAnsi="Times New Roman" w:cs="Times New Roman"/>
-          <w:color w:val="000000"/>
-          <w:sz w:val="28"/>
-          <w:szCs w:val="28"/>
-          <w:lang w:val="en-US"/>
-        </w:rPr>
-        <w:t xml:space="preserve">  </w:t>
-      </w:r>
-      <w:r>
-        <w:rPr>
-          <w:rFonts w:ascii="Times New Roman" w:eastAsia="Times New Roman" w:hAnsi="Times New Roman" w:cs="Times New Roman"/>
-          <w:color w:val="000000"/>
-          <w:sz w:val="28"/>
-          <w:szCs w:val="28"/>
-        </w:rPr>
-        <w:t xml:space="preserve">- Реализует поиск по условию через метод </w:t>
-      </w:r>
-      <w:proofErr w:type="spellStart"/>
-      <w:r>
-        <w:rPr>
-          <w:rFonts w:ascii="Times New Roman" w:eastAsia="Times New Roman" w:hAnsi="Times New Roman" w:cs="Times New Roman"/>
-          <w:color w:val="000000"/>
-          <w:sz w:val="28"/>
-          <w:szCs w:val="28"/>
-        </w:rPr>
-        <w:t>Find</w:t>
-      </w:r>
-      <w:proofErr w:type="spellEnd"/>
-      <w:r>
-        <w:rPr>
-          <w:rFonts w:ascii="Times New Roman" w:eastAsia="Times New Roman" w:hAnsi="Times New Roman" w:cs="Times New Roman"/>
-          <w:color w:val="000000"/>
-          <w:sz w:val="28"/>
-          <w:szCs w:val="28"/>
-        </w:rPr>
-        <w:t>.</w:t>
-      </w:r>
-    </w:p>
-    <w:p>
-      <w:pPr>
-        <w:keepNext/>
-        <w:keepLines/>
-        <w:pBdr>
-          <w:top w:val="nil"/>
-          <w:left w:val="nil"/>
-          <w:bottom w:val="nil"/>
-          <w:right w:val="nil"/>
-          <w:between w:val="nil"/>
-        </w:pBdr>
-        <w:spacing w:after="0" w:line="360" w:lineRule="auto"/>
-        <w:rPr>
-          <w:rFonts w:ascii="Times New Roman" w:eastAsia="Times New Roman" w:hAnsi="Times New Roman" w:cs="Times New Roman"/>
-          <w:color w:val="000000"/>
-          <w:sz w:val="28"/>
-          <w:szCs w:val="28"/>
-        </w:rPr>
-      </w:pPr>
-    </w:p>
-    <w:p>
-      <w:pPr>
-        <w:pStyle w:val="21"/>
-      </w:pPr>
-      <w:bookmarkStart w:id="8" w:name="_Toc230028187"/>
-      <w:r>
-        <w:t>2.3 Тестирование</w:t>
-      </w:r>
-      <w:bookmarkEnd w:id="8"/>
-    </w:p>
-    <w:p>
-      <w:pPr>
-        <w:keepNext/>
-        <w:keepLines/>
-        <w:pBdr>
-          <w:top w:val="nil"/>
-          <w:left w:val="nil"/>
-          <w:bottom w:val="nil"/>
-          <w:right w:val="nil"/>
-          <w:between w:val="nil"/>
-        </w:pBdr>
-        <w:spacing w:after="0" w:line="360" w:lineRule="auto"/>
-        <w:rPr>
-          <w:rFonts w:ascii="Times New Roman" w:eastAsia="Times New Roman" w:hAnsi="Times New Roman" w:cs="Times New Roman"/>
-          <w:color w:val="000000"/>
-          <w:sz w:val="28"/>
-          <w:szCs w:val="28"/>
-        </w:rPr>
-      </w:pPr>
-    </w:p>
-    <w:p>
-      <w:pPr>
-        <w:keepNext/>
-        <w:keepLines/>
-        <w:pBdr>
-          <w:top w:val="nil"/>
-          <w:left w:val="nil"/>
-          <w:bottom w:val="nil"/>
-          <w:right w:val="nil"/>
-          <w:between w:val="nil"/>
-        </w:pBdr>
-        <w:spacing w:after="0" w:line="360" w:lineRule="auto"/>
-        <w:rPr>
-          <w:rFonts w:ascii="Times New Roman" w:eastAsia="Times New Roman" w:hAnsi="Times New Roman" w:cs="Times New Roman"/>
-          <w:color w:val="000000"/>
-          <w:sz w:val="28"/>
-          <w:szCs w:val="28"/>
-        </w:rPr>
-      </w:pPr>
-      <w:r>
-        <w:rPr>
-          <w:rFonts w:ascii="Times New Roman" w:eastAsia="Times New Roman" w:hAnsi="Times New Roman" w:cs="Times New Roman"/>
-          <w:color w:val="000000"/>
-          <w:sz w:val="28"/>
-          <w:szCs w:val="28"/>
-        </w:rPr>
-        <w:t>Создано консольное приложение с интерактивным меню. Приложение демонстрирует:</w:t>
-      </w:r>
-    </w:p>
-    <w:p>
-      <w:pPr>
-        <w:keepNext/>
-        <w:keepLines/>
-        <w:pBdr>
-          <w:top w:val="nil"/>
-          <w:left w:val="nil"/>
-          <w:bottom w:val="nil"/>
-          <w:right w:val="nil"/>
-          <w:between w:val="nil"/>
-        </w:pBdr>
-        <w:spacing w:after="0" w:line="360" w:lineRule="auto"/>
-        <w:rPr>
-          <w:rFonts w:ascii="Times New Roman" w:eastAsia="Times New Roman" w:hAnsi="Times New Roman" w:cs="Times New Roman"/>
-          <w:color w:val="000000"/>
-          <w:sz w:val="28"/>
-          <w:szCs w:val="28"/>
-        </w:rPr>
-      </w:pPr>
-    </w:p>
-    <w:p>
-      <w:pPr>
-        <w:keepNext/>
-        <w:keepLines/>
-        <w:pBdr>
-          <w:top w:val="nil"/>
-          <w:left w:val="nil"/>
-          <w:bottom w:val="nil"/>
-          <w:right w:val="nil"/>
-          <w:between w:val="nil"/>
-        </w:pBdr>
-        <w:spacing w:after="0" w:line="360" w:lineRule="auto"/>
-        <w:rPr>
-          <w:rFonts w:ascii="Times New Roman" w:eastAsia="Times New Roman" w:hAnsi="Times New Roman" w:cs="Times New Roman"/>
-          <w:color w:val="000000"/>
-          <w:sz w:val="28"/>
-          <w:szCs w:val="28"/>
-        </w:rPr>
-      </w:pPr>
-      <w:r>
-        <w:rPr>
-          <w:rFonts w:ascii="Times New Roman" w:eastAsia="Times New Roman" w:hAnsi="Times New Roman" w:cs="Times New Roman"/>
-          <w:color w:val="000000"/>
-          <w:sz w:val="28"/>
-          <w:szCs w:val="28"/>
-        </w:rPr>
-        <w:t>- Добавление объектов классов User и Product.</w:t>
-      </w:r>
-    </w:p>
-    <w:p>
-      <w:pPr>
-        <w:keepNext/>
-        <w:keepLines/>
-        <w:pBdr>
-          <w:top w:val="nil"/>
-          <w:left w:val="nil"/>
-          <w:bottom w:val="nil"/>
-          <w:right w:val="nil"/>
-          <w:between w:val="nil"/>
-        </w:pBdr>
-        <w:spacing w:after="0" w:line="360" w:lineRule="auto"/>
-        <w:rPr>
-          <w:rFonts w:ascii="Times New Roman" w:eastAsia="Times New Roman" w:hAnsi="Times New Roman" w:cs="Times New Roman"/>
-          <w:color w:val="000000"/>
-          <w:sz w:val="28"/>
-          <w:szCs w:val="28"/>
-        </w:rPr>
-      </w:pPr>
-      <w:r>
-        <w:rPr>
-          <w:rFonts w:ascii="Times New Roman" w:eastAsia="Times New Roman" w:hAnsi="Times New Roman" w:cs="Times New Roman"/>
-          <w:color w:val="000000"/>
-          <w:sz w:val="28"/>
-          <w:szCs w:val="28"/>
-        </w:rPr>
-        <w:t>- Просмотр всех объектов выбранного типа.</w:t>
-      </w:r>
-    </w:p>
-    <w:p>
-      <w:pPr>
-        <w:keepNext/>
-        <w:keepLines/>
-        <w:pBdr>
-          <w:top w:val="nil"/>
-          <w:left w:val="nil"/>
-          <w:bottom w:val="nil"/>
-          <w:right w:val="nil"/>
-          <w:between w:val="nil"/>
-        </w:pBdr>
-        <w:spacing w:after="0" w:line="360" w:lineRule="auto"/>
-        <w:rPr>
-          <w:rFonts w:ascii="Times New Roman" w:eastAsia="Times New Roman" w:hAnsi="Times New Roman" w:cs="Times New Roman"/>
-          <w:color w:val="000000"/>
-          <w:sz w:val="28"/>
-          <w:szCs w:val="28"/>
-        </w:rPr>
-      </w:pPr>
-      <w:r>
-        <w:rPr>
-          <w:rFonts w:ascii="Times New Roman" w:eastAsia="Times New Roman" w:hAnsi="Times New Roman" w:cs="Times New Roman"/>
-          <w:color w:val="000000"/>
-          <w:sz w:val="28"/>
-          <w:szCs w:val="28"/>
-        </w:rPr>
-        <w:t>- Поиск объектов по условию.</w:t>
-      </w:r>
-    </w:p>
-    <w:p>
-      <w:pPr>
-        <w:keepNext/>
-        <w:keepLines/>
-        <w:pBdr>
-          <w:top w:val="nil"/>
-          <w:left w:val="nil"/>
-          <w:bottom w:val="nil"/>
-          <w:right w:val="nil"/>
-          <w:between w:val="nil"/>
-        </w:pBdr>
-        <w:spacing w:after="0" w:line="360" w:lineRule="auto"/>
-        <w:rPr>
-          <w:rFonts w:ascii="Times New Roman" w:eastAsia="Times New Roman" w:hAnsi="Times New Roman" w:cs="Times New Roman"/>
-          <w:color w:val="000000"/>
-          <w:sz w:val="28"/>
-          <w:szCs w:val="28"/>
-        </w:rPr>
-      </w:pPr>
-      <w:r>
-        <w:rPr>
-          <w:rFonts w:ascii="Times New Roman" w:eastAsia="Times New Roman" w:hAnsi="Times New Roman" w:cs="Times New Roman"/>
-          <w:color w:val="000000"/>
-          <w:sz w:val="28"/>
-          <w:szCs w:val="28"/>
-        </w:rPr>
-        <w:t>- Удаление записей.</w:t>
-      </w:r>
-    </w:p>
-    <w:p>
-      <w:pPr>
-        <w:keepNext/>
-        <w:keepLines/>
-        <w:pBdr>
-          <w:top w:val="nil"/>
-          <w:left w:val="nil"/>
-          <w:bottom w:val="nil"/>
-          <w:right w:val="nil"/>
-          <w:between w:val="nil"/>
-        </w:pBdr>
-        <w:spacing w:after="0" w:line="360" w:lineRule="auto"/>
-        <w:rPr>
-          <w:rFonts w:ascii="Times New Roman" w:eastAsia="Times New Roman" w:hAnsi="Times New Roman" w:cs="Times New Roman"/>
-          <w:color w:val="000000"/>
-          <w:sz w:val="28"/>
-          <w:szCs w:val="28"/>
-        </w:rPr>
-      </w:pPr>
-    </w:p>
-    <w:p>
-      <w:pPr>
-        <w:keepNext/>
-        <w:keepLines/>
-        <w:pBdr>
-          <w:top w:val="nil"/>
-          <w:left w:val="nil"/>
-          <w:bottom w:val="nil"/>
-          <w:right w:val="nil"/>
-          <w:between w:val="nil"/>
-        </w:pBdr>
-        <w:spacing w:after="0" w:line="360" w:lineRule="auto"/>
-        <w:rPr>
-          <w:rFonts w:ascii="Times New Roman" w:eastAsia="Times New Roman" w:hAnsi="Times New Roman" w:cs="Times New Roman"/>
-          <w:color w:val="000000"/>
-          <w:sz w:val="28"/>
-          <w:szCs w:val="28"/>
-        </w:rPr>
-      </w:pPr>
-      <w:r>
-        <w:rPr>
-          <w:rFonts w:ascii="Times New Roman" w:eastAsia="Times New Roman" w:hAnsi="Times New Roman" w:cs="Times New Roman"/>
-          <w:color w:val="000000"/>
-          <w:sz w:val="28"/>
-          <w:szCs w:val="28"/>
-        </w:rPr>
-        <w:t>Скриншоты работы программы представлены в Приложении.</w:t>
-      </w:r>
-    </w:p>
-    <w:p>
-      <w:pPr>
-        <w:keepNext/>
-        <w:keepLines/>
-        <w:pBdr>
-          <w:top w:val="nil"/>
-          <w:left w:val="nil"/>
-          <w:bottom w:val="nil"/>
-          <w:right w:val="nil"/>
-          <w:between w:val="nil"/>
-        </w:pBdr>
-        <w:spacing w:after="0" w:line="360" w:lineRule="auto"/>
-        <w:rPr>
-          <w:rFonts w:ascii="Times New Roman" w:eastAsia="Times New Roman" w:hAnsi="Times New Roman" w:cs="Times New Roman"/>
-          <w:color w:val="000000"/>
-          <w:sz w:val="28"/>
-          <w:szCs w:val="28"/>
-        </w:rPr>
-      </w:pPr>
-    </w:p>
-    <w:p>
-      <w:pPr>
-        <w:keepNext/>
-        <w:keepLines/>
-        <w:pBdr>
-          <w:top w:val="nil"/>
-          <w:left w:val="nil"/>
-          <w:bottom w:val="nil"/>
-          <w:right w:val="nil"/>
-          <w:between w:val="nil"/>
-        </w:pBdr>
-        <w:spacing w:after="0" w:line="360" w:lineRule="auto"/>
-        <w:rPr>
-          <w:rFonts w:ascii="Times New Roman" w:eastAsia="Times New Roman" w:hAnsi="Times New Roman" w:cs="Times New Roman"/>
-          <w:color w:val="000000"/>
-          <w:sz w:val="28"/>
-          <w:szCs w:val="28"/>
-        </w:rPr>
-      </w:pPr>
-    </w:p>
-    <w:p>
-      <w:pPr>
-        <w:pStyle w:val="12"/>
-      </w:pPr>
-      <w:bookmarkStart w:id="9" w:name="_Toc230028188"/>
-      <w:r>
-        <w:t>ЗАКЛЮЧЕНИЕ</w:t>
-      </w:r>
-      <w:bookmarkEnd w:id="9"/>
-    </w:p>
-    <w:p>
-      <w:pPr>
-        <w:keepNext/>
-        <w:keepLines/>
-        <w:pBdr>
-          <w:top w:val="nil"/>
-          <w:left w:val="nil"/>
-          <w:bottom w:val="nil"/>
-          <w:right w:val="nil"/>
-          <w:between w:val="nil"/>
-        </w:pBdr>
-        <w:spacing w:after="0" w:line="360" w:lineRule="auto"/>
-        <w:rPr>
-          <w:rFonts w:ascii="Times New Roman" w:eastAsia="Times New Roman" w:hAnsi="Times New Roman" w:cs="Times New Roman"/>
-          <w:color w:val="000000"/>
-          <w:sz w:val="28"/>
-          <w:szCs w:val="28"/>
-        </w:rPr>
-      </w:pPr>
-    </w:p>
-    <w:p>
-      <w:pPr>
-        <w:keepNext/>
-        <w:keepLines/>
-        <w:pBdr>
-          <w:top w:val="nil"/>
-          <w:left w:val="nil"/>
-          <w:bottom w:val="nil"/>
-          <w:right w:val="nil"/>
-          <w:between w:val="nil"/>
-        </w:pBdr>
-        <w:spacing w:after="0" w:line="360" w:lineRule="auto"/>
-        <w:rPr>
-          <w:rFonts w:ascii="Times New Roman" w:eastAsia="Times New Roman" w:hAnsi="Times New Roman" w:cs="Times New Roman"/>
-          <w:color w:val="000000"/>
-          <w:sz w:val="28"/>
-          <w:szCs w:val="28"/>
-        </w:rPr>
-      </w:pPr>
-      <w:r>
-        <w:rPr>
-          <w:rFonts w:ascii="Times New Roman" w:eastAsia="Times New Roman" w:hAnsi="Times New Roman" w:cs="Times New Roman"/>
-          <w:color w:val="000000"/>
-          <w:sz w:val="28"/>
-          <w:szCs w:val="28"/>
-        </w:rPr>
-        <w:t>В ходе практики освоены:</w:t>
-      </w:r>
-    </w:p>
-    <w:p>
-      <w:pPr>
-        <w:keepNext/>
-        <w:keepLines/>
-        <w:pBdr>
-          <w:top w:val="nil"/>
-          <w:left w:val="nil"/>
-          <w:bottom w:val="nil"/>
-          <w:right w:val="nil"/>
-          <w:between w:val="nil"/>
-        </w:pBdr>
-        <w:spacing w:after="0" w:line="360" w:lineRule="auto"/>
-        <w:rPr>
-          <w:rFonts w:ascii="Times New Roman" w:eastAsia="Times New Roman" w:hAnsi="Times New Roman" w:cs="Times New Roman"/>
-          <w:color w:val="000000"/>
-          <w:sz w:val="28"/>
-          <w:szCs w:val="28"/>
-        </w:rPr>
-      </w:pPr>
-      <w:r>
-        <w:rPr>
-          <w:rFonts w:ascii="Times New Roman" w:eastAsia="Times New Roman" w:hAnsi="Times New Roman" w:cs="Times New Roman"/>
-          <w:color w:val="000000"/>
-          <w:sz w:val="28"/>
-          <w:szCs w:val="28"/>
-        </w:rPr>
-        <w:t xml:space="preserve">- Система контроля версий </w:t>
-      </w:r>
-      <w:proofErr w:type="spellStart"/>
-      <w:r>
-        <w:rPr>
-          <w:rFonts w:ascii="Times New Roman" w:eastAsia="Times New Roman" w:hAnsi="Times New Roman" w:cs="Times New Roman"/>
-          <w:color w:val="000000"/>
-          <w:sz w:val="28"/>
-          <w:szCs w:val="28"/>
-        </w:rPr>
-        <w:t>Git</w:t>
-      </w:r>
-      <w:proofErr w:type="spellEnd"/>
-      <w:r>
-        <w:rPr>
-          <w:rFonts w:ascii="Times New Roman" w:eastAsia="Times New Roman" w:hAnsi="Times New Roman" w:cs="Times New Roman"/>
-          <w:color w:val="000000"/>
-          <w:sz w:val="28"/>
-          <w:szCs w:val="28"/>
-        </w:rPr>
-        <w:t>.</w:t>
-      </w:r>
-    </w:p>
-    <w:p>
-      <w:pPr>
-        <w:keepNext/>
-        <w:keepLines/>
-        <w:pBdr>
-          <w:top w:val="nil"/>
-          <w:left w:val="nil"/>
-          <w:bottom w:val="nil"/>
-          <w:right w:val="nil"/>
-          <w:between w:val="nil"/>
-        </w:pBdr>
-        <w:spacing w:after="0" w:line="360" w:lineRule="auto"/>
-        <w:rPr>
-          <w:rFonts w:ascii="Times New Roman" w:eastAsia="Times New Roman" w:hAnsi="Times New Roman" w:cs="Times New Roman"/>
-          <w:color w:val="000000"/>
-          <w:sz w:val="28"/>
-          <w:szCs w:val="28"/>
-        </w:rPr>
-      </w:pPr>
-      <w:r>
-        <w:rPr>
-          <w:rFonts w:ascii="Times New Roman" w:eastAsia="Times New Roman" w:hAnsi="Times New Roman" w:cs="Times New Roman"/>
-          <w:color w:val="000000"/>
-          <w:sz w:val="28"/>
-          <w:szCs w:val="28"/>
-        </w:rPr>
-        <w:t xml:space="preserve">- Оформление документации в </w:t>
-      </w:r>
-      <w:proofErr w:type="spellStart"/>
-      <w:r>
-        <w:rPr>
-          <w:rFonts w:ascii="Times New Roman" w:eastAsia="Times New Roman" w:hAnsi="Times New Roman" w:cs="Times New Roman"/>
-          <w:color w:val="000000"/>
-          <w:sz w:val="28"/>
-          <w:szCs w:val="28"/>
-        </w:rPr>
-        <w:t>Markdown</w:t>
-      </w:r>
-      <w:proofErr w:type="spellEnd"/>
-      <w:r>
-        <w:rPr>
-          <w:rFonts w:ascii="Times New Roman" w:eastAsia="Times New Roman" w:hAnsi="Times New Roman" w:cs="Times New Roman"/>
-          <w:color w:val="000000"/>
-          <w:sz w:val="28"/>
-          <w:szCs w:val="28"/>
-        </w:rPr>
-        <w:t>.</w:t>
-      </w:r>
-    </w:p>
-    <w:p>
-      <w:pPr>
-        <w:keepNext/>
-        <w:keepLines/>
-        <w:pBdr>
-          <w:top w:val="nil"/>
-          <w:left w:val="nil"/>
-          <w:bottom w:val="nil"/>
-          <w:right w:val="nil"/>
-          <w:between w:val="nil"/>
-        </w:pBdr>
-        <w:spacing w:after="0" w:line="360" w:lineRule="auto"/>
-        <w:rPr>
-          <w:rFonts w:ascii="Times New Roman" w:eastAsia="Times New Roman" w:hAnsi="Times New Roman" w:cs="Times New Roman"/>
-          <w:color w:val="000000"/>
-          <w:sz w:val="28"/>
-          <w:szCs w:val="28"/>
-        </w:rPr>
-      </w:pPr>
-      <w:r>
-        <w:rPr>
-          <w:rFonts w:ascii="Times New Roman" w:eastAsia="Times New Roman" w:hAnsi="Times New Roman" w:cs="Times New Roman"/>
-          <w:color w:val="000000"/>
-          <w:sz w:val="28"/>
-          <w:szCs w:val="28"/>
-        </w:rPr>
-        <w:t>- Верстка статических веб-сайтов.</w:t>
-      </w:r>
-    </w:p>
-    <w:p>
-      <w:pPr>
-        <w:keepNext/>
-        <w:keepLines/>
-        <w:pBdr>
-          <w:top w:val="nil"/>
-          <w:left w:val="nil"/>
-          <w:bottom w:val="nil"/>
-          <w:right w:val="nil"/>
-          <w:between w:val="nil"/>
-        </w:pBdr>
-        <w:spacing w:after="0" w:line="360" w:lineRule="auto"/>
-        <w:rPr>
-          <w:rFonts w:ascii="Times New Roman" w:eastAsia="Times New Roman" w:hAnsi="Times New Roman" w:cs="Times New Roman"/>
-          <w:color w:val="000000"/>
-          <w:sz w:val="28"/>
-          <w:szCs w:val="28"/>
-        </w:rPr>
-      </w:pPr>
-      <w:r>
-        <w:rPr>
-          <w:rFonts w:ascii="Times New Roman" w:eastAsia="Times New Roman" w:hAnsi="Times New Roman" w:cs="Times New Roman"/>
-          <w:color w:val="000000"/>
-          <w:sz w:val="28"/>
-          <w:szCs w:val="28"/>
-        </w:rPr>
-        <w:t>- Разработка файловой базы данных на C#.</w:t>
-      </w:r>
-    </w:p>
-    <w:p>
-      <w:pPr>
-        <w:keepNext/>
-        <w:keepLines/>
-        <w:pBdr>
-          <w:top w:val="nil"/>
-          <w:left w:val="nil"/>
-          <w:bottom w:val="nil"/>
-          <w:right w:val="nil"/>
-          <w:between w:val="nil"/>
-        </w:pBdr>
-        <w:spacing w:after="0" w:line="360" w:lineRule="auto"/>
-        <w:rPr>
-          <w:rFonts w:ascii="Times New Roman" w:eastAsia="Times New Roman" w:hAnsi="Times New Roman" w:cs="Times New Roman"/>
-          <w:color w:val="000000"/>
-          <w:sz w:val="28"/>
-          <w:szCs w:val="28"/>
-        </w:rPr>
-      </w:pPr>
-    </w:p>
-    <w:p>
-      <w:pPr>
-        <w:keepNext/>
-        <w:keepLines/>
-        <w:pBdr>
-          <w:top w:val="nil"/>
-          <w:left w:val="nil"/>
-          <w:bottom w:val="nil"/>
-          <w:right w:val="nil"/>
-          <w:between w:val="nil"/>
-        </w:pBdr>
-        <w:spacing w:after="0" w:line="360" w:lineRule="auto"/>
-        <w:rPr>
-          <w:rFonts w:ascii="Times New Roman" w:eastAsia="Times New Roman" w:hAnsi="Times New Roman" w:cs="Times New Roman"/>
-          <w:color w:val="000000"/>
-          <w:sz w:val="28"/>
-          <w:szCs w:val="28"/>
-        </w:rPr>
-      </w:pPr>
-      <w:r>
-        <w:rPr>
-          <w:rFonts w:ascii="Times New Roman" w:eastAsia="Times New Roman" w:hAnsi="Times New Roman" w:cs="Times New Roman"/>
-          <w:color w:val="000000"/>
-          <w:sz w:val="28"/>
-          <w:szCs w:val="28"/>
-        </w:rPr>
-        <w:t>Все поставленные задачи выполнены. Созданный проект демонстрирует понимание принципов хранения данных</w:t>
-      </w:r>
-      <w:r>
-        <w:rPr>
-          <w:rFonts w:ascii="Times New Roman" w:eastAsia="Times New Roman" w:hAnsi="Times New Roman" w:cs="Times New Roman"/>
-          <w:color w:val="000000"/>
-          <w:sz w:val="28"/>
-          <w:szCs w:val="28"/>
-        </w:rPr>
-        <w:t>.</w:t>
-      </w:r>
-    </w:p>
-    <w:p>
-      <w:pPr>
-        <w:keepNext/>
-        <w:keepLines/>
-        <w:pBdr>
-          <w:top w:val="nil"/>
-          <w:left w:val="nil"/>
-          <w:bottom w:val="nil"/>
-          <w:right w:val="nil"/>
-          <w:between w:val="nil"/>
-        </w:pBdr>
-        <w:spacing w:after="0" w:line="360" w:lineRule="auto"/>
-        <w:rPr>
-          <w:rFonts w:ascii="Times New Roman" w:eastAsia="Times New Roman" w:hAnsi="Times New Roman" w:cs="Times New Roman"/>
-          <w:color w:val="000000"/>
-          <w:sz w:val="28"/>
-          <w:szCs w:val="28"/>
-        </w:rPr>
-      </w:pPr>
-    </w:p>
-    <w:p>
-      <w:pPr>
-        <w:keepNext/>
-        <w:keepLines/>
-        <w:pBdr>
-          <w:top w:val="nil"/>
-          <w:left w:val="nil"/>
-          <w:bottom w:val="nil"/>
-          <w:right w:val="nil"/>
-          <w:between w:val="nil"/>
-        </w:pBdr>
-        <w:spacing w:after="0" w:line="360" w:lineRule="auto"/>
-        <w:rPr>
-          <w:rFonts w:ascii="Times New Roman" w:eastAsia="Times New Roman" w:hAnsi="Times New Roman" w:cs="Times New Roman"/>
-          <w:color w:val="000000"/>
-          <w:sz w:val="28"/>
-          <w:szCs w:val="28"/>
-        </w:rPr>
-      </w:pPr>
-    </w:p>
-    <w:p>
-      <w:pPr>
-        <w:pStyle w:val="12"/>
-      </w:pPr>
-      <w:bookmarkStart w:id="10" w:name="_Toc230028189"/>
-      <w:r>
-        <w:t>СПИСОК ИСПОЛЬЗОВАННОЙ ЛИТЕРАТУРЫ</w:t>
-      </w:r>
-      <w:bookmarkEnd w:id="10"/>
-    </w:p>
-    <w:p>
-      <w:pPr>
-        <w:keepNext/>
-        <w:keepLines/>
-        <w:pBdr>
-          <w:top w:val="nil"/>
-          <w:left w:val="nil"/>
-          <w:bottom w:val="nil"/>
-          <w:right w:val="nil"/>
-          <w:between w:val="nil"/>
-        </w:pBdr>
-        <w:spacing w:after="0" w:line="360" w:lineRule="auto"/>
-        <w:rPr>
-          <w:rFonts w:ascii="Times New Roman" w:eastAsia="Times New Roman" w:hAnsi="Times New Roman" w:cs="Times New Roman"/>
-          <w:color w:val="000000"/>
-          <w:sz w:val="28"/>
-          <w:szCs w:val="28"/>
-        </w:rPr>
-      </w:pPr>
-    </w:p>
-    <w:p>
-      <w:pPr>
-        <w:keepNext/>
-        <w:keepLines/>
-        <w:pBdr>
-          <w:top w:val="nil"/>
-          <w:left w:val="nil"/>
-          <w:bottom w:val="nil"/>
-          <w:right w:val="nil"/>
-          <w:between w:val="nil"/>
-        </w:pBdr>
-        <w:spacing w:after="0" w:line="360" w:lineRule="auto"/>
-        <w:rPr>
-          <w:rFonts w:ascii="Times New Roman" w:eastAsia="Times New Roman" w:hAnsi="Times New Roman" w:cs="Times New Roman"/>
-          <w:color w:val="000000"/>
-          <w:sz w:val="28"/>
-          <w:szCs w:val="28"/>
-        </w:rPr>
-      </w:pPr>
-      <w:r>
-        <w:rPr>
-          <w:rFonts w:ascii="Times New Roman" w:eastAsia="Times New Roman" w:hAnsi="Times New Roman" w:cs="Times New Roman"/>
-          <w:color w:val="000000"/>
-          <w:sz w:val="28"/>
-          <w:szCs w:val="28"/>
-        </w:rPr>
-        <w:t xml:space="preserve">1. Документация Microsoft по </w:t>
-      </w:r>
-      <w:proofErr w:type="spellStart"/>
-      <w:r>
-        <w:rPr>
-          <w:rFonts w:ascii="Times New Roman" w:eastAsia="Times New Roman" w:hAnsi="Times New Roman" w:cs="Times New Roman"/>
-          <w:color w:val="000000"/>
-          <w:sz w:val="28"/>
-          <w:szCs w:val="28"/>
-        </w:rPr>
-        <w:t>System.Text.Json</w:t>
-      </w:r>
-      <w:proofErr w:type="spellEnd"/>
-      <w:r>
-        <w:rPr>
-          <w:rFonts w:ascii="Times New Roman" w:eastAsia="Times New Roman" w:hAnsi="Times New Roman" w:cs="Times New Roman"/>
-          <w:color w:val="000000"/>
-          <w:sz w:val="28"/>
-          <w:szCs w:val="28"/>
-        </w:rPr>
-        <w:t xml:space="preserve">: </w:t>
-      </w:r>
+        <w:t>Создан личный репозиторий на платформе GitHub. Ссылка на репозиторий:</w:t>
+      </w:r>
+    </w:p>
+    <w:p>
+      <w:pPr>
+        <w:keepNext/>
+        <w:keepLines/>
+        <w:pBdr>
+          <w:top w:val="nil"/>
+          <w:left w:val="nil"/>
+          <w:bottom w:val="nil"/>
+          <w:right w:val="nil"/>
+          <w:between w:val="nil"/>
+        </w:pBdr>
+        <w:spacing w:after="0" w:line="360" w:lineRule="auto"/>
+        <w:rPr>
+          <w:rFonts w:ascii="Times New Roman" w:eastAsia="Times New Roman" w:hAnsi="Times New Roman" w:cs="Times New Roman"/>
+          <w:color w:val="000000"/>
+          <w:sz w:val="28"/>
+          <w:szCs w:val="28"/>
+        </w:rPr>
+      </w:pPr>
       <w:hyperlink r:id="rId8" w:history="1">
         <w:r>
           <w:rPr>
@@ -3669,8 +2095,800 @@
             <w:sz w:val="28"/>
             <w:szCs w:val="28"/>
           </w:rPr>
-          <w:t>https://learn</w:t>
+          <w:t>https://github.com/GrigoriyFedorov/practice-2026-1</w:t>
         </w:r>
+      </w:hyperlink>
+    </w:p>
+    <w:p>
+      <w:pPr>
+        <w:keepNext/>
+        <w:keepLines/>
+        <w:pBdr>
+          <w:top w:val="nil"/>
+          <w:left w:val="nil"/>
+          <w:bottom w:val="nil"/>
+          <w:right w:val="nil"/>
+          <w:between w:val="nil"/>
+        </w:pBdr>
+        <w:spacing w:after="0" w:line="360" w:lineRule="auto"/>
+        <w:rPr>
+          <w:rFonts w:ascii="Times New Roman" w:eastAsia="Times New Roman" w:hAnsi="Times New Roman" w:cs="Times New Roman"/>
+          <w:color w:val="000000"/>
+          <w:sz w:val="28"/>
+          <w:szCs w:val="28"/>
+        </w:rPr>
+      </w:pPr>
+    </w:p>
+    <w:p>
+      <w:pPr>
+        <w:keepNext/>
+        <w:keepLines/>
+        <w:pBdr>
+          <w:top w:val="nil"/>
+          <w:left w:val="nil"/>
+          <w:bottom w:val="nil"/>
+          <w:right w:val="nil"/>
+          <w:between w:val="nil"/>
+        </w:pBdr>
+        <w:spacing w:after="0" w:line="360" w:lineRule="auto"/>
+        <w:rPr>
+          <w:rFonts w:ascii="Times New Roman" w:eastAsia="Times New Roman" w:hAnsi="Times New Roman" w:cs="Times New Roman"/>
+          <w:color w:val="000000"/>
+          <w:sz w:val="28"/>
+          <w:szCs w:val="28"/>
+        </w:rPr>
+      </w:pPr>
+      <w:r>
+        <w:rPr>
+          <w:rFonts w:ascii="Times New Roman" w:eastAsia="Times New Roman" w:hAnsi="Times New Roman" w:cs="Times New Roman"/>
+          <w:color w:val="000000"/>
+          <w:sz w:val="28"/>
+          <w:szCs w:val="28"/>
+        </w:rPr>
+        <w:t>Освоены основные команды Git:</w:t>
+      </w:r>
+    </w:p>
+    <w:p>
+      <w:pPr>
+        <w:keepNext/>
+        <w:keepLines/>
+        <w:pBdr>
+          <w:top w:val="nil"/>
+          <w:left w:val="nil"/>
+          <w:bottom w:val="nil"/>
+          <w:right w:val="nil"/>
+          <w:between w:val="nil"/>
+        </w:pBdr>
+        <w:spacing w:after="0" w:line="360" w:lineRule="auto"/>
+        <w:rPr>
+          <w:rFonts w:ascii="Times New Roman" w:eastAsia="Times New Roman" w:hAnsi="Times New Roman" w:cs="Times New Roman"/>
+          <w:color w:val="000000"/>
+          <w:sz w:val="28"/>
+          <w:szCs w:val="28"/>
+        </w:rPr>
+      </w:pPr>
+      <w:r>
+        <w:rPr>
+          <w:rFonts w:ascii="Times New Roman" w:eastAsia="Times New Roman" w:hAnsi="Times New Roman" w:cs="Times New Roman"/>
+          <w:color w:val="000000"/>
+          <w:sz w:val="28"/>
+          <w:szCs w:val="28"/>
+        </w:rPr>
+        <w:t>- git clone — клонирование репозитория</w:t>
+      </w:r>
+    </w:p>
+    <w:p>
+      <w:pPr>
+        <w:keepNext/>
+        <w:keepLines/>
+        <w:pBdr>
+          <w:top w:val="nil"/>
+          <w:left w:val="nil"/>
+          <w:bottom w:val="nil"/>
+          <w:right w:val="nil"/>
+          <w:between w:val="nil"/>
+        </w:pBdr>
+        <w:spacing w:after="0" w:line="360" w:lineRule="auto"/>
+        <w:rPr>
+          <w:rFonts w:ascii="Times New Roman" w:eastAsia="Times New Roman" w:hAnsi="Times New Roman" w:cs="Times New Roman"/>
+          <w:color w:val="000000"/>
+          <w:sz w:val="28"/>
+          <w:szCs w:val="28"/>
+        </w:rPr>
+      </w:pPr>
+      <w:r>
+        <w:rPr>
+          <w:rFonts w:ascii="Times New Roman" w:eastAsia="Times New Roman" w:hAnsi="Times New Roman" w:cs="Times New Roman"/>
+          <w:color w:val="000000"/>
+          <w:sz w:val="28"/>
+          <w:szCs w:val="28"/>
+        </w:rPr>
+        <w:t>- git add — добавление файлов в индекс</w:t>
+      </w:r>
+    </w:p>
+    <w:p>
+      <w:pPr>
+        <w:keepNext/>
+        <w:keepLines/>
+        <w:pBdr>
+          <w:top w:val="nil"/>
+          <w:left w:val="nil"/>
+          <w:bottom w:val="nil"/>
+          <w:right w:val="nil"/>
+          <w:between w:val="nil"/>
+        </w:pBdr>
+        <w:spacing w:after="0" w:line="360" w:lineRule="auto"/>
+        <w:rPr>
+          <w:rFonts w:ascii="Times New Roman" w:eastAsia="Times New Roman" w:hAnsi="Times New Roman" w:cs="Times New Roman"/>
+          <w:color w:val="000000"/>
+          <w:sz w:val="28"/>
+          <w:szCs w:val="28"/>
+        </w:rPr>
+      </w:pPr>
+      <w:r>
+        <w:rPr>
+          <w:rFonts w:ascii="Times New Roman" w:eastAsia="Times New Roman" w:hAnsi="Times New Roman" w:cs="Times New Roman"/>
+          <w:color w:val="000000"/>
+          <w:sz w:val="28"/>
+          <w:szCs w:val="28"/>
+        </w:rPr>
+        <w:t>- git commit — фиксация изменений</w:t>
+      </w:r>
+    </w:p>
+    <w:p>
+      <w:pPr>
+        <w:keepNext/>
+        <w:keepLines/>
+        <w:pBdr>
+          <w:top w:val="nil"/>
+          <w:left w:val="nil"/>
+          <w:bottom w:val="nil"/>
+          <w:right w:val="nil"/>
+          <w:between w:val="nil"/>
+        </w:pBdr>
+        <w:spacing w:after="0" w:line="360" w:lineRule="auto"/>
+        <w:rPr>
+          <w:rFonts w:ascii="Times New Roman" w:eastAsia="Times New Roman" w:hAnsi="Times New Roman" w:cs="Times New Roman"/>
+          <w:color w:val="000000"/>
+          <w:sz w:val="28"/>
+          <w:szCs w:val="28"/>
+        </w:rPr>
+      </w:pPr>
+      <w:r>
+        <w:rPr>
+          <w:rFonts w:ascii="Times New Roman" w:eastAsia="Times New Roman" w:hAnsi="Times New Roman" w:cs="Times New Roman"/>
+          <w:color w:val="000000"/>
+          <w:sz w:val="28"/>
+          <w:szCs w:val="28"/>
+        </w:rPr>
+        <w:t>- git push — отправка на удалённый сервер</w:t>
+      </w:r>
+    </w:p>
+    <w:p>
+      <w:pPr>
+        <w:keepNext/>
+        <w:keepLines/>
+        <w:pBdr>
+          <w:top w:val="nil"/>
+          <w:left w:val="nil"/>
+          <w:bottom w:val="nil"/>
+          <w:right w:val="nil"/>
+          <w:between w:val="nil"/>
+        </w:pBdr>
+        <w:spacing w:after="0" w:line="360" w:lineRule="auto"/>
+        <w:rPr>
+          <w:rFonts w:ascii="Times New Roman" w:eastAsia="Times New Roman" w:hAnsi="Times New Roman" w:cs="Times New Roman"/>
+          <w:color w:val="000000"/>
+          <w:sz w:val="28"/>
+          <w:szCs w:val="28"/>
+        </w:rPr>
+      </w:pPr>
+      <w:r>
+        <w:rPr>
+          <w:rFonts w:ascii="Times New Roman" w:eastAsia="Times New Roman" w:hAnsi="Times New Roman" w:cs="Times New Roman"/>
+          <w:color w:val="000000"/>
+          <w:sz w:val="28"/>
+          <w:szCs w:val="28"/>
+        </w:rPr>
+        <w:t>- git checkout -b — создание новой ветки</w:t>
+      </w:r>
+    </w:p>
+    <w:p>
+      <w:pPr>
+        <w:keepNext/>
+        <w:keepLines/>
+        <w:pBdr>
+          <w:top w:val="nil"/>
+          <w:left w:val="nil"/>
+          <w:bottom w:val="nil"/>
+          <w:right w:val="nil"/>
+          <w:between w:val="nil"/>
+        </w:pBdr>
+        <w:spacing w:after="0" w:line="360" w:lineRule="auto"/>
+        <w:rPr>
+          <w:rFonts w:ascii="Times New Roman" w:eastAsia="Times New Roman" w:hAnsi="Times New Roman" w:cs="Times New Roman"/>
+          <w:color w:val="000000"/>
+          <w:sz w:val="28"/>
+          <w:szCs w:val="28"/>
+        </w:rPr>
+      </w:pPr>
+    </w:p>
+    <w:p>
+      <w:pPr>
+        <w:keepNext/>
+        <w:keepLines/>
+        <w:pBdr>
+          <w:top w:val="nil"/>
+          <w:left w:val="nil"/>
+          <w:bottom w:val="nil"/>
+          <w:right w:val="nil"/>
+          <w:between w:val="nil"/>
+        </w:pBdr>
+        <w:spacing w:after="0" w:line="360" w:lineRule="auto"/>
+        <w:rPr>
+          <w:rFonts w:ascii="Times New Roman" w:eastAsia="Times New Roman" w:hAnsi="Times New Roman" w:cs="Times New Roman"/>
+          <w:color w:val="000000"/>
+          <w:sz w:val="28"/>
+          <w:szCs w:val="28"/>
+        </w:rPr>
+      </w:pPr>
+      <w:r>
+        <w:rPr>
+          <w:rFonts w:ascii="Times New Roman" w:eastAsia="Times New Roman" w:hAnsi="Times New Roman" w:cs="Times New Roman"/>
+          <w:color w:val="000000"/>
+          <w:sz w:val="28"/>
+          <w:szCs w:val="28"/>
+        </w:rPr>
+        <w:t>Разработка велась с регулярной фиксацией изменений. Структура репозитория соответствует заданию: папки docs, reports, site, src, task.</w:t>
+      </w:r>
+    </w:p>
+    <w:p>
+      <w:pPr>
+        <w:keepNext/>
+        <w:keepLines/>
+        <w:pBdr>
+          <w:top w:val="nil"/>
+          <w:left w:val="nil"/>
+          <w:bottom w:val="nil"/>
+          <w:right w:val="nil"/>
+          <w:between w:val="nil"/>
+        </w:pBdr>
+        <w:spacing w:after="0" w:line="360" w:lineRule="auto"/>
+        <w:rPr>
+          <w:rFonts w:ascii="Times New Roman" w:eastAsia="Times New Roman" w:hAnsi="Times New Roman" w:cs="Times New Roman"/>
+          <w:color w:val="000000"/>
+          <w:sz w:val="28"/>
+          <w:szCs w:val="28"/>
+        </w:rPr>
+      </w:pPr>
+    </w:p>
+    <w:p>
+      <w:pPr>
+        <w:pStyle w:val="21"/>
+      </w:pPr>
+      <w:bookmarkStart w:id="3" w:name="_Toc230264376"/>
+      <w:r>
+        <w:t>1.2 Документирование в Markdown</w:t>
+      </w:r>
+      <w:bookmarkEnd w:id="3"/>
+    </w:p>
+    <w:p>
+      <w:pPr>
+        <w:keepNext/>
+        <w:keepLines/>
+        <w:pBdr>
+          <w:top w:val="nil"/>
+          <w:left w:val="nil"/>
+          <w:bottom w:val="nil"/>
+          <w:right w:val="nil"/>
+          <w:between w:val="nil"/>
+        </w:pBdr>
+        <w:spacing w:after="0" w:line="360" w:lineRule="auto"/>
+        <w:rPr>
+          <w:rFonts w:ascii="Times New Roman" w:eastAsia="Times New Roman" w:hAnsi="Times New Roman" w:cs="Times New Roman"/>
+          <w:color w:val="000000"/>
+          <w:sz w:val="28"/>
+          <w:szCs w:val="28"/>
+        </w:rPr>
+      </w:pPr>
+    </w:p>
+    <w:p>
+      <w:pPr>
+        <w:keepNext/>
+        <w:keepLines/>
+        <w:pBdr>
+          <w:top w:val="nil"/>
+          <w:left w:val="nil"/>
+          <w:bottom w:val="nil"/>
+          <w:right w:val="nil"/>
+          <w:between w:val="nil"/>
+        </w:pBdr>
+        <w:spacing w:after="0" w:line="360" w:lineRule="auto"/>
+        <w:rPr>
+          <w:rFonts w:ascii="Times New Roman" w:eastAsia="Times New Roman" w:hAnsi="Times New Roman" w:cs="Times New Roman"/>
+          <w:color w:val="000000"/>
+          <w:sz w:val="28"/>
+          <w:szCs w:val="28"/>
+        </w:rPr>
+      </w:pPr>
+      <w:r>
+        <w:rPr>
+          <w:rFonts w:ascii="Times New Roman" w:eastAsia="Times New Roman" w:hAnsi="Times New Roman" w:cs="Times New Roman"/>
+          <w:color w:val="000000"/>
+          <w:sz w:val="28"/>
+          <w:szCs w:val="28"/>
+        </w:rPr>
+        <w:t>Изучен синтаксис Markdown. Вся документация проекта оформлена с использованием:</w:t>
+      </w:r>
+    </w:p>
+    <w:p>
+      <w:pPr>
+        <w:keepNext/>
+        <w:keepLines/>
+        <w:pBdr>
+          <w:top w:val="nil"/>
+          <w:left w:val="nil"/>
+          <w:bottom w:val="nil"/>
+          <w:right w:val="nil"/>
+          <w:between w:val="nil"/>
+        </w:pBdr>
+        <w:spacing w:after="0" w:line="360" w:lineRule="auto"/>
+        <w:rPr>
+          <w:rFonts w:ascii="Times New Roman" w:eastAsia="Times New Roman" w:hAnsi="Times New Roman" w:cs="Times New Roman"/>
+          <w:color w:val="000000"/>
+          <w:sz w:val="28"/>
+          <w:szCs w:val="28"/>
+        </w:rPr>
+      </w:pPr>
+      <w:r>
+        <w:rPr>
+          <w:rFonts w:ascii="Times New Roman" w:eastAsia="Times New Roman" w:hAnsi="Times New Roman" w:cs="Times New Roman"/>
+          <w:color w:val="000000"/>
+          <w:sz w:val="28"/>
+          <w:szCs w:val="28"/>
+        </w:rPr>
+        <w:t>- Заголовков разных уровней</w:t>
+      </w:r>
+    </w:p>
+    <w:p>
+      <w:pPr>
+        <w:keepNext/>
+        <w:keepLines/>
+        <w:pBdr>
+          <w:top w:val="nil"/>
+          <w:left w:val="nil"/>
+          <w:bottom w:val="nil"/>
+          <w:right w:val="nil"/>
+          <w:between w:val="nil"/>
+        </w:pBdr>
+        <w:spacing w:after="0" w:line="360" w:lineRule="auto"/>
+        <w:rPr>
+          <w:rFonts w:ascii="Times New Roman" w:eastAsia="Times New Roman" w:hAnsi="Times New Roman" w:cs="Times New Roman"/>
+          <w:color w:val="000000"/>
+          <w:sz w:val="28"/>
+          <w:szCs w:val="28"/>
+        </w:rPr>
+      </w:pPr>
+      <w:r>
+        <w:rPr>
+          <w:rFonts w:ascii="Times New Roman" w:eastAsia="Times New Roman" w:hAnsi="Times New Roman" w:cs="Times New Roman"/>
+          <w:color w:val="000000"/>
+          <w:sz w:val="28"/>
+          <w:szCs w:val="28"/>
+        </w:rPr>
+        <w:t>- Нумерованных и маркированных списков</w:t>
+      </w:r>
+    </w:p>
+    <w:p>
+      <w:pPr>
+        <w:keepNext/>
+        <w:keepLines/>
+        <w:pBdr>
+          <w:top w:val="nil"/>
+          <w:left w:val="nil"/>
+          <w:bottom w:val="nil"/>
+          <w:right w:val="nil"/>
+          <w:between w:val="nil"/>
+        </w:pBdr>
+        <w:spacing w:after="0" w:line="360" w:lineRule="auto"/>
+        <w:rPr>
+          <w:rFonts w:ascii="Times New Roman" w:eastAsia="Times New Roman" w:hAnsi="Times New Roman" w:cs="Times New Roman"/>
+          <w:color w:val="000000"/>
+          <w:sz w:val="28"/>
+          <w:szCs w:val="28"/>
+        </w:rPr>
+      </w:pPr>
+      <w:r>
+        <w:rPr>
+          <w:rFonts w:ascii="Times New Roman" w:eastAsia="Times New Roman" w:hAnsi="Times New Roman" w:cs="Times New Roman"/>
+          <w:color w:val="000000"/>
+          <w:sz w:val="28"/>
+          <w:szCs w:val="28"/>
+        </w:rPr>
+        <w:t>- Таблиц</w:t>
+      </w:r>
+    </w:p>
+    <w:p>
+      <w:pPr>
+        <w:keepNext/>
+        <w:keepLines/>
+        <w:pBdr>
+          <w:top w:val="nil"/>
+          <w:left w:val="nil"/>
+          <w:bottom w:val="nil"/>
+          <w:right w:val="nil"/>
+          <w:between w:val="nil"/>
+        </w:pBdr>
+        <w:spacing w:after="0" w:line="360" w:lineRule="auto"/>
+        <w:rPr>
+          <w:rFonts w:ascii="Times New Roman" w:eastAsia="Times New Roman" w:hAnsi="Times New Roman" w:cs="Times New Roman"/>
+          <w:color w:val="000000"/>
+          <w:sz w:val="28"/>
+          <w:szCs w:val="28"/>
+        </w:rPr>
+      </w:pPr>
+      <w:r>
+        <w:rPr>
+          <w:rFonts w:ascii="Times New Roman" w:eastAsia="Times New Roman" w:hAnsi="Times New Roman" w:cs="Times New Roman"/>
+          <w:color w:val="000000"/>
+          <w:sz w:val="28"/>
+          <w:szCs w:val="28"/>
+        </w:rPr>
+        <w:t>- Блоков кода с подсветкой синтаксиса</w:t>
+      </w:r>
+    </w:p>
+    <w:p>
+      <w:pPr>
+        <w:keepNext/>
+        <w:keepLines/>
+        <w:pBdr>
+          <w:top w:val="nil"/>
+          <w:left w:val="nil"/>
+          <w:bottom w:val="nil"/>
+          <w:right w:val="nil"/>
+          <w:between w:val="nil"/>
+        </w:pBdr>
+        <w:spacing w:after="0" w:line="360" w:lineRule="auto"/>
+        <w:rPr>
+          <w:rFonts w:ascii="Times New Roman" w:eastAsia="Times New Roman" w:hAnsi="Times New Roman" w:cs="Times New Roman"/>
+          <w:color w:val="000000"/>
+          <w:sz w:val="28"/>
+          <w:szCs w:val="28"/>
+        </w:rPr>
+      </w:pPr>
+      <w:r>
+        <w:rPr>
+          <w:rFonts w:ascii="Times New Roman" w:eastAsia="Times New Roman" w:hAnsi="Times New Roman" w:cs="Times New Roman"/>
+          <w:color w:val="000000"/>
+          <w:sz w:val="28"/>
+          <w:szCs w:val="28"/>
+        </w:rPr>
+        <w:t>- Изображений и ссылок</w:t>
+      </w:r>
+    </w:p>
+    <w:p>
+      <w:pPr>
+        <w:keepNext/>
+        <w:keepLines/>
+        <w:pBdr>
+          <w:top w:val="nil"/>
+          <w:left w:val="nil"/>
+          <w:bottom w:val="nil"/>
+          <w:right w:val="nil"/>
+          <w:between w:val="nil"/>
+        </w:pBdr>
+        <w:spacing w:after="0" w:line="360" w:lineRule="auto"/>
+        <w:rPr>
+          <w:rFonts w:ascii="Times New Roman" w:eastAsia="Times New Roman" w:hAnsi="Times New Roman" w:cs="Times New Roman"/>
+          <w:color w:val="000000"/>
+          <w:sz w:val="28"/>
+          <w:szCs w:val="28"/>
+        </w:rPr>
+      </w:pPr>
+    </w:p>
+    <w:p>
+      <w:pPr>
+        <w:keepNext/>
+        <w:keepLines/>
+        <w:pBdr>
+          <w:top w:val="nil"/>
+          <w:left w:val="nil"/>
+          <w:bottom w:val="nil"/>
+          <w:right w:val="nil"/>
+          <w:between w:val="nil"/>
+        </w:pBdr>
+        <w:spacing w:after="0" w:line="360" w:lineRule="auto"/>
+        <w:rPr>
+          <w:rFonts w:ascii="Times New Roman" w:eastAsia="Times New Roman" w:hAnsi="Times New Roman" w:cs="Times New Roman"/>
+          <w:color w:val="000000"/>
+          <w:sz w:val="28"/>
+          <w:szCs w:val="28"/>
+        </w:rPr>
+      </w:pPr>
+      <w:r>
+        <w:rPr>
+          <w:rFonts w:ascii="Times New Roman" w:eastAsia="Times New Roman" w:hAnsi="Times New Roman" w:cs="Times New Roman"/>
+          <w:color w:val="000000"/>
+          <w:sz w:val="28"/>
+          <w:szCs w:val="28"/>
+        </w:rPr>
+        <w:lastRenderedPageBreak/>
+        <w:t>Итоговая документация размещена в файле docs/README.md и содержит: исследование предметной области, архитектуру базы данных, техническое руководство для начинающих, хронологию этапов работы.</w:t>
+      </w:r>
+    </w:p>
+    <w:p>
+      <w:pPr>
+        <w:keepNext/>
+        <w:keepLines/>
+        <w:pBdr>
+          <w:top w:val="nil"/>
+          <w:left w:val="nil"/>
+          <w:bottom w:val="nil"/>
+          <w:right w:val="nil"/>
+          <w:between w:val="nil"/>
+        </w:pBdr>
+        <w:spacing w:after="0" w:line="360" w:lineRule="auto"/>
+        <w:rPr>
+          <w:rFonts w:ascii="Times New Roman" w:eastAsia="Times New Roman" w:hAnsi="Times New Roman" w:cs="Times New Roman"/>
+          <w:color w:val="000000"/>
+          <w:sz w:val="28"/>
+          <w:szCs w:val="28"/>
+        </w:rPr>
+      </w:pPr>
+    </w:p>
+    <w:p>
+      <w:pPr>
+        <w:pStyle w:val="21"/>
+      </w:pPr>
+      <w:bookmarkStart w:id="4" w:name="_Toc230264377"/>
+      <w:r>
+        <w:t>1.3 Создание статического веб-сайта</w:t>
+      </w:r>
+      <w:bookmarkEnd w:id="4"/>
+    </w:p>
+    <w:p>
+      <w:pPr>
+        <w:keepNext/>
+        <w:keepLines/>
+        <w:pBdr>
+          <w:top w:val="nil"/>
+          <w:left w:val="nil"/>
+          <w:bottom w:val="nil"/>
+          <w:right w:val="nil"/>
+          <w:between w:val="nil"/>
+        </w:pBdr>
+        <w:spacing w:after="0" w:line="360" w:lineRule="auto"/>
+        <w:rPr>
+          <w:rFonts w:ascii="Times New Roman" w:eastAsia="Times New Roman" w:hAnsi="Times New Roman" w:cs="Times New Roman"/>
+          <w:color w:val="000000"/>
+          <w:sz w:val="28"/>
+          <w:szCs w:val="28"/>
+        </w:rPr>
+      </w:pPr>
+    </w:p>
+    <w:p>
+      <w:pPr>
+        <w:keepNext/>
+        <w:keepLines/>
+        <w:pBdr>
+          <w:top w:val="nil"/>
+          <w:left w:val="nil"/>
+          <w:bottom w:val="nil"/>
+          <w:right w:val="nil"/>
+          <w:between w:val="nil"/>
+        </w:pBdr>
+        <w:spacing w:after="0" w:line="360" w:lineRule="auto"/>
+        <w:rPr>
+          <w:rFonts w:ascii="Times New Roman" w:eastAsia="Times New Roman" w:hAnsi="Times New Roman" w:cs="Times New Roman"/>
+          <w:color w:val="000000"/>
+          <w:sz w:val="28"/>
+          <w:szCs w:val="28"/>
+        </w:rPr>
+      </w:pPr>
+      <w:r>
+        <w:rPr>
+          <w:rFonts w:ascii="Times New Roman" w:eastAsia="Times New Roman" w:hAnsi="Times New Roman" w:cs="Times New Roman"/>
+          <w:color w:val="000000"/>
+          <w:sz w:val="28"/>
+          <w:szCs w:val="28"/>
+        </w:rPr>
+        <w:t>Разработан статический сайт с использованием HTML5 и CSS3. Сайт содержит 5 страниц:</w:t>
+      </w:r>
+    </w:p>
+    <w:p>
+      <w:pPr>
+        <w:keepNext/>
+        <w:keepLines/>
+        <w:pBdr>
+          <w:top w:val="nil"/>
+          <w:left w:val="nil"/>
+          <w:bottom w:val="nil"/>
+          <w:right w:val="nil"/>
+          <w:between w:val="nil"/>
+        </w:pBdr>
+        <w:spacing w:after="0" w:line="360" w:lineRule="auto"/>
+        <w:rPr>
+          <w:rFonts w:ascii="Times New Roman" w:eastAsia="Times New Roman" w:hAnsi="Times New Roman" w:cs="Times New Roman"/>
+          <w:color w:val="000000"/>
+          <w:sz w:val="28"/>
+          <w:szCs w:val="28"/>
+        </w:rPr>
+      </w:pPr>
+      <w:r>
+        <w:rPr>
+          <w:rFonts w:ascii="Times New Roman" w:eastAsia="Times New Roman" w:hAnsi="Times New Roman" w:cs="Times New Roman"/>
+          <w:color w:val="000000"/>
+          <w:sz w:val="28"/>
+          <w:szCs w:val="28"/>
+        </w:rPr>
+        <w:t>- Главная — аннотация проекта и скриншот меню</w:t>
+      </w:r>
+    </w:p>
+    <w:p>
+      <w:pPr>
+        <w:keepNext/>
+        <w:keepLines/>
+        <w:pBdr>
+          <w:top w:val="nil"/>
+          <w:left w:val="nil"/>
+          <w:bottom w:val="nil"/>
+          <w:right w:val="nil"/>
+          <w:between w:val="nil"/>
+        </w:pBdr>
+        <w:spacing w:after="0" w:line="360" w:lineRule="auto"/>
+        <w:rPr>
+          <w:rFonts w:ascii="Times New Roman" w:eastAsia="Times New Roman" w:hAnsi="Times New Roman" w:cs="Times New Roman"/>
+          <w:color w:val="000000"/>
+          <w:sz w:val="28"/>
+          <w:szCs w:val="28"/>
+        </w:rPr>
+      </w:pPr>
+      <w:r>
+        <w:rPr>
+          <w:rFonts w:ascii="Times New Roman" w:eastAsia="Times New Roman" w:hAnsi="Times New Roman" w:cs="Times New Roman"/>
+          <w:color w:val="000000"/>
+          <w:sz w:val="28"/>
+          <w:szCs w:val="28"/>
+        </w:rPr>
+        <w:t>- О проекте — цели, UML-диаграмма классов, схема файловой структуры, листинг кода</w:t>
+      </w:r>
+    </w:p>
+    <w:p>
+      <w:pPr>
+        <w:keepNext/>
+        <w:keepLines/>
+        <w:pBdr>
+          <w:top w:val="nil"/>
+          <w:left w:val="nil"/>
+          <w:bottom w:val="nil"/>
+          <w:right w:val="nil"/>
+          <w:between w:val="nil"/>
+        </w:pBdr>
+        <w:spacing w:after="0" w:line="360" w:lineRule="auto"/>
+        <w:rPr>
+          <w:rFonts w:ascii="Times New Roman" w:eastAsia="Times New Roman" w:hAnsi="Times New Roman" w:cs="Times New Roman"/>
+          <w:color w:val="000000"/>
+          <w:sz w:val="28"/>
+          <w:szCs w:val="28"/>
+        </w:rPr>
+      </w:pPr>
+      <w:r>
+        <w:rPr>
+          <w:rFonts w:ascii="Times New Roman" w:eastAsia="Times New Roman" w:hAnsi="Times New Roman" w:cs="Times New Roman"/>
+          <w:color w:val="000000"/>
+          <w:sz w:val="28"/>
+          <w:szCs w:val="28"/>
+        </w:rPr>
+        <w:t>- Участники — информация о разработчике и личный вклад</w:t>
+      </w:r>
+    </w:p>
+    <w:p>
+      <w:pPr>
+        <w:keepNext/>
+        <w:keepLines/>
+        <w:pBdr>
+          <w:top w:val="nil"/>
+          <w:left w:val="nil"/>
+          <w:bottom w:val="nil"/>
+          <w:right w:val="nil"/>
+          <w:between w:val="nil"/>
+        </w:pBdr>
+        <w:spacing w:after="0" w:line="360" w:lineRule="auto"/>
+        <w:rPr>
+          <w:rFonts w:ascii="Times New Roman" w:eastAsia="Times New Roman" w:hAnsi="Times New Roman" w:cs="Times New Roman"/>
+          <w:color w:val="000000"/>
+          <w:sz w:val="28"/>
+          <w:szCs w:val="28"/>
+        </w:rPr>
+      </w:pPr>
+      <w:r>
+        <w:rPr>
+          <w:rFonts w:ascii="Times New Roman" w:eastAsia="Times New Roman" w:hAnsi="Times New Roman" w:cs="Times New Roman"/>
+          <w:color w:val="000000"/>
+          <w:sz w:val="28"/>
+          <w:szCs w:val="28"/>
+        </w:rPr>
+        <w:t>- Журнал — три записи о ходе работы со скриншотами</w:t>
+      </w:r>
+    </w:p>
+    <w:p>
+      <w:pPr>
+        <w:keepNext/>
+        <w:keepLines/>
+        <w:pBdr>
+          <w:top w:val="nil"/>
+          <w:left w:val="nil"/>
+          <w:bottom w:val="nil"/>
+          <w:right w:val="nil"/>
+          <w:between w:val="nil"/>
+        </w:pBdr>
+        <w:spacing w:after="0" w:line="360" w:lineRule="auto"/>
+        <w:rPr>
+          <w:rFonts w:ascii="Times New Roman" w:eastAsia="Times New Roman" w:hAnsi="Times New Roman" w:cs="Times New Roman"/>
+          <w:color w:val="000000"/>
+          <w:sz w:val="28"/>
+          <w:szCs w:val="28"/>
+        </w:rPr>
+      </w:pPr>
+      <w:r>
+        <w:rPr>
+          <w:rFonts w:ascii="Times New Roman" w:eastAsia="Times New Roman" w:hAnsi="Times New Roman" w:cs="Times New Roman"/>
+          <w:color w:val="000000"/>
+          <w:sz w:val="28"/>
+          <w:szCs w:val="28"/>
+        </w:rPr>
+        <w:t>- Ресурсы — ссылки на документацию и полезные материалы</w:t>
+      </w:r>
+    </w:p>
+    <w:p>
+      <w:pPr>
+        <w:keepNext/>
+        <w:keepLines/>
+        <w:pBdr>
+          <w:top w:val="nil"/>
+          <w:left w:val="nil"/>
+          <w:bottom w:val="nil"/>
+          <w:right w:val="nil"/>
+          <w:between w:val="nil"/>
+        </w:pBdr>
+        <w:spacing w:after="0" w:line="360" w:lineRule="auto"/>
+        <w:rPr>
+          <w:rFonts w:ascii="Times New Roman" w:eastAsia="Times New Roman" w:hAnsi="Times New Roman" w:cs="Times New Roman"/>
+          <w:color w:val="000000"/>
+          <w:sz w:val="28"/>
+          <w:szCs w:val="28"/>
+        </w:rPr>
+      </w:pPr>
+    </w:p>
+    <w:p>
+      <w:pPr>
+        <w:keepNext/>
+        <w:keepLines/>
+        <w:pBdr>
+          <w:top w:val="nil"/>
+          <w:left w:val="nil"/>
+          <w:bottom w:val="nil"/>
+          <w:right w:val="nil"/>
+          <w:between w:val="nil"/>
+        </w:pBdr>
+        <w:spacing w:after="0" w:line="360" w:lineRule="auto"/>
+        <w:rPr>
+          <w:rFonts w:ascii="Times New Roman" w:eastAsia="Times New Roman" w:hAnsi="Times New Roman" w:cs="Times New Roman"/>
+          <w:color w:val="000000"/>
+          <w:sz w:val="28"/>
+          <w:szCs w:val="28"/>
+        </w:rPr>
+      </w:pPr>
+      <w:r>
+        <w:rPr>
+          <w:rFonts w:ascii="Times New Roman" w:eastAsia="Times New Roman" w:hAnsi="Times New Roman" w:cs="Times New Roman"/>
+          <w:color w:val="000000"/>
+          <w:sz w:val="28"/>
+          <w:szCs w:val="28"/>
+        </w:rPr>
+        <w:t xml:space="preserve">Сайт размещён в папке site/ репозитория. UML-диаграмма и схема архитектуры выполнены на чистом CSS без использования изображений. Ссылка на сайт: </w:t>
+      </w:r>
+      <w:hyperlink r:id="rId9" w:history="1">
         <w:r>
           <w:rPr>
             <w:rStyle w:val="a9"/>
@@ -3678,8 +2896,2824 @@
             <w:sz w:val="28"/>
             <w:szCs w:val="28"/>
           </w:rPr>
-          <w:t>.</w:t>
+          <w:t>https://github.com/GrigoriyFedorov/practice-2026-1/tree/master/site</w:t>
         </w:r>
+      </w:hyperlink>
+    </w:p>
+    <w:p>
+      <w:pPr>
+        <w:keepNext/>
+        <w:keepLines/>
+        <w:pBdr>
+          <w:top w:val="nil"/>
+          <w:left w:val="nil"/>
+          <w:bottom w:val="nil"/>
+          <w:right w:val="nil"/>
+          <w:between w:val="nil"/>
+        </w:pBdr>
+        <w:spacing w:after="0" w:line="360" w:lineRule="auto"/>
+        <w:rPr>
+          <w:rFonts w:ascii="Times New Roman" w:eastAsia="Times New Roman" w:hAnsi="Times New Roman" w:cs="Times New Roman"/>
+          <w:color w:val="000000"/>
+          <w:sz w:val="28"/>
+          <w:szCs w:val="28"/>
+        </w:rPr>
+      </w:pPr>
+    </w:p>
+    <w:p>
+      <w:pPr>
+        <w:keepNext/>
+        <w:keepLines/>
+        <w:pBdr>
+          <w:top w:val="nil"/>
+          <w:left w:val="nil"/>
+          <w:bottom w:val="nil"/>
+          <w:right w:val="nil"/>
+          <w:between w:val="nil"/>
+        </w:pBdr>
+        <w:spacing w:after="0" w:line="360" w:lineRule="auto"/>
+        <w:rPr>
+          <w:rFonts w:ascii="Times New Roman" w:eastAsia="Times New Roman" w:hAnsi="Times New Roman" w:cs="Times New Roman"/>
+          <w:color w:val="000000"/>
+          <w:sz w:val="28"/>
+          <w:szCs w:val="28"/>
+        </w:rPr>
+      </w:pPr>
+    </w:p>
+    <w:p>
+      <w:pPr>
+        <w:keepNext/>
+        <w:keepLines/>
+        <w:pBdr>
+          <w:top w:val="nil"/>
+          <w:left w:val="nil"/>
+          <w:bottom w:val="nil"/>
+          <w:right w:val="nil"/>
+          <w:between w:val="nil"/>
+        </w:pBdr>
+        <w:spacing w:after="0" w:line="360" w:lineRule="auto"/>
+        <w:rPr>
+          <w:rFonts w:ascii="Times New Roman" w:eastAsia="Times New Roman" w:hAnsi="Times New Roman" w:cs="Times New Roman"/>
+          <w:color w:val="000000"/>
+          <w:sz w:val="28"/>
+          <w:szCs w:val="28"/>
+        </w:rPr>
+      </w:pPr>
+    </w:p>
+    <w:p>
+      <w:pPr>
+        <w:keepNext/>
+        <w:keepLines/>
+        <w:pBdr>
+          <w:top w:val="nil"/>
+          <w:left w:val="nil"/>
+          <w:bottom w:val="nil"/>
+          <w:right w:val="nil"/>
+          <w:between w:val="nil"/>
+        </w:pBdr>
+        <w:spacing w:after="0" w:line="360" w:lineRule="auto"/>
+        <w:rPr>
+          <w:rFonts w:ascii="Times New Roman" w:eastAsia="Times New Roman" w:hAnsi="Times New Roman" w:cs="Times New Roman"/>
+          <w:color w:val="000000"/>
+          <w:sz w:val="28"/>
+          <w:szCs w:val="28"/>
+        </w:rPr>
+      </w:pPr>
+    </w:p>
+    <w:p>
+      <w:pPr>
+        <w:keepNext/>
+        <w:keepLines/>
+        <w:pBdr>
+          <w:top w:val="nil"/>
+          <w:left w:val="nil"/>
+          <w:bottom w:val="nil"/>
+          <w:right w:val="nil"/>
+          <w:between w:val="nil"/>
+        </w:pBdr>
+        <w:spacing w:after="0" w:line="360" w:lineRule="auto"/>
+        <w:rPr>
+          <w:rFonts w:ascii="Times New Roman" w:eastAsia="Times New Roman" w:hAnsi="Times New Roman" w:cs="Times New Roman"/>
+          <w:color w:val="000000"/>
+          <w:sz w:val="28"/>
+          <w:szCs w:val="28"/>
+        </w:rPr>
+      </w:pPr>
+    </w:p>
+    <w:p>
+      <w:pPr>
+        <w:keepNext/>
+        <w:keepLines/>
+        <w:pBdr>
+          <w:top w:val="nil"/>
+          <w:left w:val="nil"/>
+          <w:bottom w:val="nil"/>
+          <w:right w:val="nil"/>
+          <w:between w:val="nil"/>
+        </w:pBdr>
+        <w:spacing w:after="0" w:line="360" w:lineRule="auto"/>
+        <w:rPr>
+          <w:rFonts w:ascii="Times New Roman" w:eastAsia="Times New Roman" w:hAnsi="Times New Roman" w:cs="Times New Roman"/>
+          <w:color w:val="000000"/>
+          <w:sz w:val="28"/>
+          <w:szCs w:val="28"/>
+        </w:rPr>
+      </w:pPr>
+    </w:p>
+    <w:p>
+      <w:pPr>
+        <w:keepNext/>
+        <w:keepLines/>
+        <w:pBdr>
+          <w:top w:val="nil"/>
+          <w:left w:val="nil"/>
+          <w:bottom w:val="nil"/>
+          <w:right w:val="nil"/>
+          <w:between w:val="nil"/>
+        </w:pBdr>
+        <w:spacing w:after="0" w:line="360" w:lineRule="auto"/>
+        <w:rPr>
+          <w:rFonts w:ascii="Times New Roman" w:eastAsia="Times New Roman" w:hAnsi="Times New Roman" w:cs="Times New Roman"/>
+          <w:color w:val="000000"/>
+          <w:sz w:val="28"/>
+          <w:szCs w:val="28"/>
+        </w:rPr>
+      </w:pPr>
+    </w:p>
+    <w:p>
+      <w:pPr>
+        <w:keepNext/>
+        <w:keepLines/>
+        <w:pBdr>
+          <w:top w:val="nil"/>
+          <w:left w:val="nil"/>
+          <w:bottom w:val="nil"/>
+          <w:right w:val="nil"/>
+          <w:between w:val="nil"/>
+        </w:pBdr>
+        <w:spacing w:after="0" w:line="360" w:lineRule="auto"/>
+        <w:rPr>
+          <w:rFonts w:ascii="Times New Roman" w:eastAsia="Times New Roman" w:hAnsi="Times New Roman" w:cs="Times New Roman"/>
+          <w:color w:val="000000"/>
+          <w:sz w:val="28"/>
+          <w:szCs w:val="28"/>
+        </w:rPr>
+      </w:pPr>
+    </w:p>
+    <w:p>
+      <w:pPr>
+        <w:keepNext/>
+        <w:keepLines/>
+        <w:pBdr>
+          <w:top w:val="nil"/>
+          <w:left w:val="nil"/>
+          <w:bottom w:val="nil"/>
+          <w:right w:val="nil"/>
+          <w:between w:val="nil"/>
+        </w:pBdr>
+        <w:spacing w:after="0" w:line="360" w:lineRule="auto"/>
+        <w:rPr>
+          <w:rFonts w:ascii="Times New Roman" w:eastAsia="Times New Roman" w:hAnsi="Times New Roman" w:cs="Times New Roman"/>
+          <w:color w:val="000000"/>
+          <w:sz w:val="28"/>
+          <w:szCs w:val="28"/>
+        </w:rPr>
+      </w:pPr>
+    </w:p>
+    <w:p>
+      <w:pPr>
+        <w:keepNext/>
+        <w:keepLines/>
+        <w:pBdr>
+          <w:top w:val="nil"/>
+          <w:left w:val="nil"/>
+          <w:bottom w:val="nil"/>
+          <w:right w:val="nil"/>
+          <w:between w:val="nil"/>
+        </w:pBdr>
+        <w:spacing w:after="0" w:line="360" w:lineRule="auto"/>
+        <w:rPr>
+          <w:rFonts w:ascii="Times New Roman" w:eastAsia="Times New Roman" w:hAnsi="Times New Roman" w:cs="Times New Roman"/>
+          <w:color w:val="000000"/>
+          <w:sz w:val="28"/>
+          <w:szCs w:val="28"/>
+        </w:rPr>
+      </w:pPr>
+    </w:p>
+    <w:p>
+      <w:pPr>
+        <w:keepNext/>
+        <w:keepLines/>
+        <w:pBdr>
+          <w:top w:val="nil"/>
+          <w:left w:val="nil"/>
+          <w:bottom w:val="nil"/>
+          <w:right w:val="nil"/>
+          <w:between w:val="nil"/>
+        </w:pBdr>
+        <w:spacing w:after="0" w:line="360" w:lineRule="auto"/>
+        <w:rPr>
+          <w:rFonts w:ascii="Times New Roman" w:eastAsia="Times New Roman" w:hAnsi="Times New Roman" w:cs="Times New Roman"/>
+          <w:color w:val="000000"/>
+          <w:sz w:val="28"/>
+          <w:szCs w:val="28"/>
+        </w:rPr>
+      </w:pPr>
+    </w:p>
+    <w:p>
+      <w:pPr>
+        <w:pStyle w:val="12"/>
+      </w:pPr>
+      <w:bookmarkStart w:id="5" w:name="_Toc230264378"/>
+      <w:r>
+        <w:lastRenderedPageBreak/>
+        <w:t>2. ВАРИАТИВНАЯ ЧАСТЬ ПРАКТИКИ</w:t>
+      </w:r>
+      <w:bookmarkEnd w:id="5"/>
+    </w:p>
+    <w:p>
+      <w:pPr>
+        <w:keepNext/>
+        <w:keepLines/>
+        <w:pBdr>
+          <w:top w:val="nil"/>
+          <w:left w:val="nil"/>
+          <w:bottom w:val="nil"/>
+          <w:right w:val="nil"/>
+          <w:between w:val="nil"/>
+        </w:pBdr>
+        <w:spacing w:after="0" w:line="360" w:lineRule="auto"/>
+        <w:rPr>
+          <w:rFonts w:ascii="Times New Roman" w:eastAsia="Times New Roman" w:hAnsi="Times New Roman" w:cs="Times New Roman"/>
+          <w:color w:val="000000"/>
+          <w:sz w:val="28"/>
+          <w:szCs w:val="28"/>
+        </w:rPr>
+      </w:pPr>
+    </w:p>
+    <w:p>
+      <w:pPr>
+        <w:pStyle w:val="21"/>
+      </w:pPr>
+      <w:bookmarkStart w:id="6" w:name="_Toc230264379"/>
+      <w:r>
+        <w:t>2.1 Постановка задачи</w:t>
+      </w:r>
+      <w:bookmarkEnd w:id="6"/>
+    </w:p>
+    <w:p>
+      <w:pPr>
+        <w:keepNext/>
+        <w:keepLines/>
+        <w:pBdr>
+          <w:top w:val="nil"/>
+          <w:left w:val="nil"/>
+          <w:bottom w:val="nil"/>
+          <w:right w:val="nil"/>
+          <w:between w:val="nil"/>
+        </w:pBdr>
+        <w:spacing w:after="0" w:line="360" w:lineRule="auto"/>
+        <w:rPr>
+          <w:rFonts w:ascii="Times New Roman" w:eastAsia="Times New Roman" w:hAnsi="Times New Roman" w:cs="Times New Roman"/>
+          <w:color w:val="000000"/>
+          <w:sz w:val="28"/>
+          <w:szCs w:val="28"/>
+        </w:rPr>
+      </w:pPr>
+    </w:p>
+    <w:p>
+      <w:pPr>
+        <w:keepNext/>
+        <w:keepLines/>
+        <w:pBdr>
+          <w:top w:val="nil"/>
+          <w:left w:val="nil"/>
+          <w:bottom w:val="nil"/>
+          <w:right w:val="nil"/>
+          <w:between w:val="nil"/>
+        </w:pBdr>
+        <w:spacing w:after="0" w:line="360" w:lineRule="auto"/>
+        <w:rPr>
+          <w:rFonts w:ascii="Times New Roman" w:eastAsia="Times New Roman" w:hAnsi="Times New Roman" w:cs="Times New Roman"/>
+          <w:color w:val="000000"/>
+          <w:sz w:val="28"/>
+          <w:szCs w:val="28"/>
+        </w:rPr>
+      </w:pPr>
+      <w:r>
+        <w:rPr>
+          <w:rFonts w:ascii="Times New Roman" w:eastAsia="Times New Roman" w:hAnsi="Times New Roman" w:cs="Times New Roman"/>
+          <w:color w:val="000000"/>
+          <w:sz w:val="28"/>
+          <w:szCs w:val="28"/>
+        </w:rPr>
+        <w:t>Задача: разработать собственную файловую базу данных на C#, которая хранит объекты в формате JSON, обеспечивает типобезопасность через интерфейс IEntity и поддерживает базовые операции CRUD.</w:t>
+      </w:r>
+    </w:p>
+    <w:p>
+      <w:pPr>
+        <w:keepNext/>
+        <w:keepLines/>
+        <w:pBdr>
+          <w:top w:val="nil"/>
+          <w:left w:val="nil"/>
+          <w:bottom w:val="nil"/>
+          <w:right w:val="nil"/>
+          <w:between w:val="nil"/>
+        </w:pBdr>
+        <w:spacing w:after="0" w:line="360" w:lineRule="auto"/>
+        <w:rPr>
+          <w:rFonts w:ascii="Times New Roman" w:eastAsia="Times New Roman" w:hAnsi="Times New Roman" w:cs="Times New Roman"/>
+          <w:color w:val="000000"/>
+          <w:sz w:val="28"/>
+          <w:szCs w:val="28"/>
+        </w:rPr>
+      </w:pPr>
+    </w:p>
+    <w:p>
+      <w:pPr>
+        <w:keepNext/>
+        <w:keepLines/>
+        <w:pBdr>
+          <w:top w:val="nil"/>
+          <w:left w:val="nil"/>
+          <w:bottom w:val="nil"/>
+          <w:right w:val="nil"/>
+          <w:between w:val="nil"/>
+        </w:pBdr>
+        <w:spacing w:after="0" w:line="360" w:lineRule="auto"/>
+        <w:rPr>
+          <w:rFonts w:ascii="Times New Roman" w:eastAsia="Times New Roman" w:hAnsi="Times New Roman" w:cs="Times New Roman"/>
+          <w:color w:val="000000"/>
+          <w:sz w:val="28"/>
+          <w:szCs w:val="28"/>
+        </w:rPr>
+      </w:pPr>
+      <w:r>
+        <w:rPr>
+          <w:rFonts w:ascii="Times New Roman" w:eastAsia="Times New Roman" w:hAnsi="Times New Roman" w:cs="Times New Roman"/>
+          <w:color w:val="000000"/>
+          <w:sz w:val="28"/>
+          <w:szCs w:val="28"/>
+        </w:rPr>
+        <w:t>Для реализации выбраны:</w:t>
+      </w:r>
+    </w:p>
+    <w:p>
+      <w:pPr>
+        <w:keepNext/>
+        <w:keepLines/>
+        <w:pBdr>
+          <w:top w:val="nil"/>
+          <w:left w:val="nil"/>
+          <w:bottom w:val="nil"/>
+          <w:right w:val="nil"/>
+          <w:between w:val="nil"/>
+        </w:pBdr>
+        <w:spacing w:after="0" w:line="360" w:lineRule="auto"/>
+        <w:rPr>
+          <w:rFonts w:ascii="Times New Roman" w:eastAsia="Times New Roman" w:hAnsi="Times New Roman" w:cs="Times New Roman"/>
+          <w:color w:val="000000"/>
+          <w:sz w:val="28"/>
+          <w:szCs w:val="28"/>
+        </w:rPr>
+      </w:pPr>
+      <w:r>
+        <w:rPr>
+          <w:rFonts w:ascii="Times New Roman" w:eastAsia="Times New Roman" w:hAnsi="Times New Roman" w:cs="Times New Roman"/>
+          <w:color w:val="000000"/>
+          <w:sz w:val="28"/>
+          <w:szCs w:val="28"/>
+        </w:rPr>
+        <w:t>- Язык: C# (.NET)</w:t>
+      </w:r>
+    </w:p>
+    <w:p>
+      <w:pPr>
+        <w:keepNext/>
+        <w:keepLines/>
+        <w:pBdr>
+          <w:top w:val="nil"/>
+          <w:left w:val="nil"/>
+          <w:bottom w:val="nil"/>
+          <w:right w:val="nil"/>
+          <w:between w:val="nil"/>
+        </w:pBdr>
+        <w:spacing w:after="0" w:line="360" w:lineRule="auto"/>
+        <w:rPr>
+          <w:rFonts w:ascii="Times New Roman" w:eastAsia="Times New Roman" w:hAnsi="Times New Roman" w:cs="Times New Roman"/>
+          <w:color w:val="000000"/>
+          <w:sz w:val="28"/>
+          <w:szCs w:val="28"/>
+        </w:rPr>
+      </w:pPr>
+      <w:r>
+        <w:rPr>
+          <w:rFonts w:ascii="Times New Roman" w:eastAsia="Times New Roman" w:hAnsi="Times New Roman" w:cs="Times New Roman"/>
+          <w:color w:val="000000"/>
+          <w:sz w:val="28"/>
+          <w:szCs w:val="28"/>
+        </w:rPr>
+        <w:t>- Сериализация: System.Text.Json</w:t>
+      </w:r>
+    </w:p>
+    <w:p>
+      <w:pPr>
+        <w:keepNext/>
+        <w:keepLines/>
+        <w:pBdr>
+          <w:top w:val="nil"/>
+          <w:left w:val="nil"/>
+          <w:bottom w:val="nil"/>
+          <w:right w:val="nil"/>
+          <w:between w:val="nil"/>
+        </w:pBdr>
+        <w:spacing w:after="0" w:line="360" w:lineRule="auto"/>
+        <w:rPr>
+          <w:rFonts w:ascii="Times New Roman" w:eastAsia="Times New Roman" w:hAnsi="Times New Roman" w:cs="Times New Roman"/>
+          <w:color w:val="000000"/>
+          <w:sz w:val="28"/>
+          <w:szCs w:val="28"/>
+        </w:rPr>
+      </w:pPr>
+      <w:r>
+        <w:rPr>
+          <w:rFonts w:ascii="Times New Roman" w:eastAsia="Times New Roman" w:hAnsi="Times New Roman" w:cs="Times New Roman"/>
+          <w:color w:val="000000"/>
+          <w:sz w:val="28"/>
+          <w:szCs w:val="28"/>
+        </w:rPr>
+        <w:t>- Хранение: отдельные JSON-файлы в папках-таблицах</w:t>
+      </w:r>
+    </w:p>
+    <w:p>
+      <w:pPr>
+        <w:keepNext/>
+        <w:keepLines/>
+        <w:pBdr>
+          <w:top w:val="nil"/>
+          <w:left w:val="nil"/>
+          <w:bottom w:val="nil"/>
+          <w:right w:val="nil"/>
+          <w:between w:val="nil"/>
+        </w:pBdr>
+        <w:spacing w:after="0" w:line="360" w:lineRule="auto"/>
+        <w:rPr>
+          <w:rFonts w:ascii="Times New Roman" w:eastAsia="Times New Roman" w:hAnsi="Times New Roman" w:cs="Times New Roman"/>
+          <w:color w:val="000000"/>
+          <w:sz w:val="28"/>
+          <w:szCs w:val="28"/>
+        </w:rPr>
+      </w:pPr>
+      <w:r>
+        <w:rPr>
+          <w:rFonts w:ascii="Times New Roman" w:eastAsia="Times New Roman" w:hAnsi="Times New Roman" w:cs="Times New Roman"/>
+          <w:color w:val="000000"/>
+          <w:sz w:val="28"/>
+          <w:szCs w:val="28"/>
+        </w:rPr>
+        <w:t>- Идентификация записей: GUID</w:t>
+      </w:r>
+    </w:p>
+    <w:p>
+      <w:pPr>
+        <w:keepNext/>
+        <w:keepLines/>
+        <w:pBdr>
+          <w:top w:val="nil"/>
+          <w:left w:val="nil"/>
+          <w:bottom w:val="nil"/>
+          <w:right w:val="nil"/>
+          <w:between w:val="nil"/>
+        </w:pBdr>
+        <w:spacing w:after="0" w:line="360" w:lineRule="auto"/>
+        <w:rPr>
+          <w:rFonts w:ascii="Times New Roman" w:eastAsia="Times New Roman" w:hAnsi="Times New Roman" w:cs="Times New Roman"/>
+          <w:color w:val="000000"/>
+          <w:sz w:val="28"/>
+          <w:szCs w:val="28"/>
+        </w:rPr>
+      </w:pPr>
+    </w:p>
+    <w:p>
+      <w:pPr>
+        <w:pStyle w:val="21"/>
+      </w:pPr>
+      <w:bookmarkStart w:id="7" w:name="_Toc230264380"/>
+      <w:r>
+        <w:t>2.2 Архитектура базы данных</w:t>
+      </w:r>
+      <w:bookmarkEnd w:id="7"/>
+    </w:p>
+    <w:p>
+      <w:pPr>
+        <w:keepNext/>
+        <w:keepLines/>
+        <w:pBdr>
+          <w:top w:val="nil"/>
+          <w:left w:val="nil"/>
+          <w:bottom w:val="nil"/>
+          <w:right w:val="nil"/>
+          <w:between w:val="nil"/>
+        </w:pBdr>
+        <w:spacing w:after="0" w:line="360" w:lineRule="auto"/>
+        <w:rPr>
+          <w:rFonts w:ascii="Times New Roman" w:eastAsia="Times New Roman" w:hAnsi="Times New Roman" w:cs="Times New Roman"/>
+          <w:color w:val="000000"/>
+          <w:sz w:val="28"/>
+          <w:szCs w:val="28"/>
+        </w:rPr>
+      </w:pPr>
+    </w:p>
+    <w:p>
+      <w:pPr>
+        <w:keepNext/>
+        <w:keepLines/>
+        <w:pBdr>
+          <w:top w:val="nil"/>
+          <w:left w:val="nil"/>
+          <w:bottom w:val="nil"/>
+          <w:right w:val="nil"/>
+          <w:between w:val="nil"/>
+        </w:pBdr>
+        <w:spacing w:after="0" w:line="360" w:lineRule="auto"/>
+        <w:rPr>
+          <w:rFonts w:ascii="Times New Roman" w:eastAsia="Times New Roman" w:hAnsi="Times New Roman" w:cs="Times New Roman"/>
+          <w:color w:val="000000"/>
+          <w:sz w:val="28"/>
+          <w:szCs w:val="28"/>
+        </w:rPr>
+      </w:pPr>
+      <w:r>
+        <w:rPr>
+          <w:rFonts w:ascii="Times New Roman" w:eastAsia="Times New Roman" w:hAnsi="Times New Roman" w:cs="Times New Roman"/>
+          <w:color w:val="000000"/>
+          <w:sz w:val="28"/>
+          <w:szCs w:val="28"/>
+        </w:rPr>
+        <w:t>Разработана библиотека классов MyOwnDatabase, содержащая:</w:t>
+      </w:r>
+    </w:p>
+    <w:p>
+      <w:pPr>
+        <w:keepNext/>
+        <w:keepLines/>
+        <w:pBdr>
+          <w:top w:val="nil"/>
+          <w:left w:val="nil"/>
+          <w:bottom w:val="nil"/>
+          <w:right w:val="nil"/>
+          <w:between w:val="nil"/>
+        </w:pBdr>
+        <w:spacing w:after="0" w:line="360" w:lineRule="auto"/>
+        <w:rPr>
+          <w:rFonts w:ascii="Times New Roman" w:eastAsia="Times New Roman" w:hAnsi="Times New Roman" w:cs="Times New Roman"/>
+          <w:color w:val="000000"/>
+          <w:sz w:val="28"/>
+          <w:szCs w:val="28"/>
+        </w:rPr>
+      </w:pPr>
+    </w:p>
+    <w:p>
+      <w:pPr>
+        <w:keepNext/>
+        <w:keepLines/>
+        <w:pBdr>
+          <w:top w:val="nil"/>
+          <w:left w:val="nil"/>
+          <w:bottom w:val="nil"/>
+          <w:right w:val="nil"/>
+          <w:between w:val="nil"/>
+        </w:pBdr>
+        <w:spacing w:after="0" w:line="360" w:lineRule="auto"/>
+        <w:rPr>
+          <w:rFonts w:ascii="Times New Roman" w:eastAsia="Times New Roman" w:hAnsi="Times New Roman" w:cs="Times New Roman"/>
+          <w:color w:val="000000"/>
+          <w:sz w:val="28"/>
+          <w:szCs w:val="28"/>
+        </w:rPr>
+      </w:pPr>
+      <w:r>
+        <w:rPr>
+          <w:rFonts w:ascii="Times New Roman" w:eastAsia="Times New Roman" w:hAnsi="Times New Roman" w:cs="Times New Roman"/>
+          <w:color w:val="000000"/>
+          <w:sz w:val="28"/>
+          <w:szCs w:val="28"/>
+        </w:rPr>
+        <w:t>Интерфейс IEntity — определяет контракт для всех хранимых объектов:</w:t>
+      </w:r>
+    </w:p>
+    <w:tbl>
+      <w:tblPr>
+        <w:tblStyle w:val="af1"/>
+        <w:tblW w:w="0" w:type="auto"/>
+        <w:tblLook w:val="04A0" w:firstRow="1" w:lastRow="0" w:firstColumn="1" w:lastColumn="0" w:noHBand="0" w:noVBand="1"/>
+      </w:tblPr>
+      <w:tblGrid>
+        <w:gridCol w:w="9912"/>
+      </w:tblGrid>
+      <w:tr>
+        <w:tc>
+          <w:tcPr>
+            <w:tcW w:w="9912" w:type="dxa"/>
+            <w:shd w:val="clear" w:color="auto" w:fill="F2F2F2" w:themeFill="background1" w:themeFillShade="F2"/>
+          </w:tcPr>
+          <w:p>
+            <w:pPr>
+              <w:keepNext/>
+              <w:keepLines/>
+              <w:spacing w:line="276" w:lineRule="auto"/>
+              <w:rPr>
+                <w:rFonts w:ascii="Courier New" w:eastAsia="Times New Roman" w:hAnsi="Courier New" w:cs="Courier New"/>
+                <w:color w:val="000000"/>
+                <w:sz w:val="28"/>
+                <w:szCs w:val="28"/>
+                <w:lang w:val="en-US"/>
+              </w:rPr>
+            </w:pPr>
+            <w:r>
+              <w:rPr>
+                <w:rFonts w:ascii="Courier New" w:eastAsia="Times New Roman" w:hAnsi="Courier New" w:cs="Courier New"/>
+                <w:color w:val="000000"/>
+                <w:sz w:val="28"/>
+                <w:szCs w:val="28"/>
+                <w:lang w:val="en-US"/>
+              </w:rPr>
+              <w:t>public interface IEntity</w:t>
+            </w:r>
+          </w:p>
+          <w:p>
+            <w:pPr>
+              <w:keepNext/>
+              <w:keepLines/>
+              <w:spacing w:line="276" w:lineRule="auto"/>
+              <w:rPr>
+                <w:rFonts w:ascii="Courier New" w:eastAsia="Times New Roman" w:hAnsi="Courier New" w:cs="Courier New"/>
+                <w:color w:val="000000"/>
+                <w:sz w:val="28"/>
+                <w:szCs w:val="28"/>
+                <w:lang w:val="en-US"/>
+              </w:rPr>
+            </w:pPr>
+            <w:r>
+              <w:rPr>
+                <w:rFonts w:ascii="Courier New" w:eastAsia="Times New Roman" w:hAnsi="Courier New" w:cs="Courier New"/>
+                <w:color w:val="000000"/>
+                <w:sz w:val="28"/>
+                <w:szCs w:val="28"/>
+                <w:lang w:val="en-US"/>
+              </w:rPr>
+              <w:t>{</w:t>
+            </w:r>
+          </w:p>
+          <w:p>
+            <w:pPr>
+              <w:keepNext/>
+              <w:keepLines/>
+              <w:spacing w:line="276" w:lineRule="auto"/>
+              <w:rPr>
+                <w:rFonts w:ascii="Courier New" w:eastAsia="Times New Roman" w:hAnsi="Courier New" w:cs="Courier New"/>
+                <w:color w:val="000000"/>
+                <w:sz w:val="28"/>
+                <w:szCs w:val="28"/>
+                <w:lang w:val="en-US"/>
+              </w:rPr>
+            </w:pPr>
+            <w:r>
+              <w:rPr>
+                <w:rFonts w:ascii="Courier New" w:eastAsia="Times New Roman" w:hAnsi="Courier New" w:cs="Courier New"/>
+                <w:color w:val="000000"/>
+                <w:sz w:val="28"/>
+                <w:szCs w:val="28"/>
+                <w:lang w:val="en-US"/>
+              </w:rPr>
+              <w:t xml:space="preserve">    Guid Id { get; set; }</w:t>
+            </w:r>
+          </w:p>
+          <w:p>
+            <w:pPr>
+              <w:keepNext/>
+              <w:keepLines/>
+              <w:spacing w:line="276" w:lineRule="auto"/>
+              <w:rPr>
+                <w:rFonts w:ascii="Courier New" w:eastAsia="Times New Roman" w:hAnsi="Courier New" w:cs="Courier New"/>
+                <w:color w:val="000000"/>
+                <w:sz w:val="28"/>
+                <w:szCs w:val="28"/>
+              </w:rPr>
+            </w:pPr>
+            <w:r>
+              <w:rPr>
+                <w:rFonts w:ascii="Courier New" w:eastAsia="Times New Roman" w:hAnsi="Courier New" w:cs="Courier New"/>
+                <w:color w:val="000000"/>
+                <w:sz w:val="28"/>
+                <w:szCs w:val="28"/>
+              </w:rPr>
+              <w:t>}</w:t>
+            </w:r>
+          </w:p>
+        </w:tc>
+      </w:tr>
+    </w:tbl>
+    <w:p>
+      <w:pPr>
+        <w:keepNext/>
+        <w:keepLines/>
+        <w:pBdr>
+          <w:top w:val="nil"/>
+          <w:left w:val="nil"/>
+          <w:bottom w:val="nil"/>
+          <w:right w:val="nil"/>
+          <w:between w:val="nil"/>
+        </w:pBdr>
+        <w:spacing w:after="0" w:line="360" w:lineRule="auto"/>
+        <w:rPr>
+          <w:rFonts w:ascii="Times New Roman" w:eastAsia="Times New Roman" w:hAnsi="Times New Roman" w:cs="Times New Roman"/>
+          <w:color w:val="000000"/>
+          <w:sz w:val="28"/>
+          <w:szCs w:val="28"/>
+        </w:rPr>
+      </w:pPr>
+    </w:p>
+    <w:p>
+      <w:pPr>
+        <w:keepNext/>
+        <w:keepLines/>
+        <w:pBdr>
+          <w:top w:val="nil"/>
+          <w:left w:val="nil"/>
+          <w:bottom w:val="nil"/>
+          <w:right w:val="nil"/>
+          <w:between w:val="nil"/>
+        </w:pBdr>
+        <w:spacing w:after="0" w:line="360" w:lineRule="auto"/>
+        <w:rPr>
+          <w:rFonts w:ascii="Times New Roman" w:eastAsia="Times New Roman" w:hAnsi="Times New Roman" w:cs="Times New Roman"/>
+          <w:color w:val="000000"/>
+          <w:sz w:val="28"/>
+          <w:szCs w:val="28"/>
+        </w:rPr>
+      </w:pPr>
+      <w:r>
+        <w:rPr>
+          <w:rFonts w:ascii="Times New Roman" w:eastAsia="Times New Roman" w:hAnsi="Times New Roman" w:cs="Times New Roman"/>
+          <w:color w:val="000000"/>
+          <w:sz w:val="28"/>
+          <w:szCs w:val="28"/>
+        </w:rPr>
+        <w:t>Класс DataBase — ядро базы данных, принимает путь к корневой папке. Основные методы:</w:t>
+      </w:r>
+    </w:p>
+    <w:p>
+      <w:pPr>
+        <w:keepNext/>
+        <w:keepLines/>
+        <w:pBdr>
+          <w:top w:val="nil"/>
+          <w:left w:val="nil"/>
+          <w:bottom w:val="nil"/>
+          <w:right w:val="nil"/>
+          <w:between w:val="nil"/>
+        </w:pBdr>
+        <w:spacing w:after="0" w:line="360" w:lineRule="auto"/>
+        <w:rPr>
+          <w:rFonts w:ascii="Times New Roman" w:eastAsia="Times New Roman" w:hAnsi="Times New Roman" w:cs="Times New Roman"/>
+          <w:color w:val="000000"/>
+          <w:sz w:val="28"/>
+          <w:szCs w:val="28"/>
+        </w:rPr>
+      </w:pPr>
+    </w:p>
+    <w:p>
+      <w:pPr>
+        <w:keepNext/>
+        <w:keepLines/>
+        <w:pBdr>
+          <w:top w:val="nil"/>
+          <w:left w:val="nil"/>
+          <w:bottom w:val="nil"/>
+          <w:right w:val="nil"/>
+          <w:between w:val="nil"/>
+        </w:pBdr>
+        <w:spacing w:after="0" w:line="360" w:lineRule="auto"/>
+        <w:rPr>
+          <w:rFonts w:ascii="Times New Roman" w:eastAsia="Times New Roman" w:hAnsi="Times New Roman" w:cs="Times New Roman"/>
+          <w:color w:val="000000"/>
+          <w:sz w:val="28"/>
+          <w:szCs w:val="28"/>
+        </w:rPr>
+      </w:pPr>
+      <w:r>
+        <w:rPr>
+          <w:rFonts w:ascii="Times New Roman" w:eastAsia="Times New Roman" w:hAnsi="Times New Roman" w:cs="Times New Roman"/>
+          <w:color w:val="000000"/>
+          <w:sz w:val="28"/>
+          <w:szCs w:val="28"/>
+        </w:rPr>
+        <w:t>Save&lt;T&gt;(T entity) — создаёт или обновляет запись. Имя папки определяется по имени типа T. Если Id пустой, генерируется новый GUID. Объект сериализуется в JSON и сохраняется в файл {Id}.json:</w:t>
+      </w:r>
+    </w:p>
+    <w:p>
+      <w:pPr>
+        <w:keepNext/>
+        <w:keepLines/>
+        <w:pBdr>
+          <w:top w:val="nil"/>
+          <w:left w:val="nil"/>
+          <w:bottom w:val="nil"/>
+          <w:right w:val="nil"/>
+          <w:between w:val="nil"/>
+        </w:pBdr>
+        <w:spacing w:after="0" w:line="360" w:lineRule="auto"/>
+        <w:rPr>
+          <w:rFonts w:ascii="Times New Roman" w:eastAsia="Times New Roman" w:hAnsi="Times New Roman" w:cs="Times New Roman"/>
+          <w:color w:val="000000"/>
+          <w:sz w:val="28"/>
+          <w:szCs w:val="28"/>
+        </w:rPr>
+      </w:pPr>
+    </w:p>
+    <w:tbl>
+      <w:tblPr>
+        <w:tblStyle w:val="af1"/>
+        <w:tblW w:w="0" w:type="auto"/>
+        <w:tblLook w:val="04A0" w:firstRow="1" w:lastRow="0" w:firstColumn="1" w:lastColumn="0" w:noHBand="0" w:noVBand="1"/>
+      </w:tblPr>
+      <w:tblGrid>
+        <w:gridCol w:w="9912"/>
+      </w:tblGrid>
+      <w:tr>
+        <w:tc>
+          <w:tcPr>
+            <w:tcW w:w="9912" w:type="dxa"/>
+            <w:shd w:val="clear" w:color="auto" w:fill="F2F2F2" w:themeFill="background1" w:themeFillShade="F2"/>
+          </w:tcPr>
+          <w:p>
+            <w:pPr>
+              <w:keepNext/>
+              <w:keepLines/>
+              <w:spacing w:line="276" w:lineRule="auto"/>
+              <w:rPr>
+                <w:rFonts w:ascii="Courier New" w:eastAsia="Times New Roman" w:hAnsi="Courier New" w:cs="Courier New"/>
+                <w:color w:val="000000"/>
+                <w:sz w:val="28"/>
+                <w:szCs w:val="28"/>
+                <w:lang w:val="en-US"/>
+              </w:rPr>
+            </w:pPr>
+            <w:r>
+              <w:rPr>
+                <w:rFonts w:ascii="Courier New" w:eastAsia="Times New Roman" w:hAnsi="Courier New" w:cs="Courier New"/>
+                <w:color w:val="000000"/>
+                <w:sz w:val="28"/>
+                <w:szCs w:val="28"/>
+                <w:lang w:val="en-US"/>
+              </w:rPr>
+              <w:t>string tablePath = Path.Combine(_rootPath, typeof(T).Name);</w:t>
+            </w:r>
+          </w:p>
+          <w:p>
+            <w:pPr>
+              <w:keepNext/>
+              <w:keepLines/>
+              <w:spacing w:line="276" w:lineRule="auto"/>
+              <w:rPr>
+                <w:rFonts w:ascii="Courier New" w:eastAsia="Times New Roman" w:hAnsi="Courier New" w:cs="Courier New"/>
+                <w:color w:val="000000"/>
+                <w:sz w:val="28"/>
+                <w:szCs w:val="28"/>
+                <w:lang w:val="en-US"/>
+              </w:rPr>
+            </w:pPr>
+            <w:r>
+              <w:rPr>
+                <w:rFonts w:ascii="Courier New" w:eastAsia="Times New Roman" w:hAnsi="Courier New" w:cs="Courier New"/>
+                <w:color w:val="000000"/>
+                <w:sz w:val="28"/>
+                <w:szCs w:val="28"/>
+                <w:lang w:val="en-US"/>
+              </w:rPr>
+              <w:t>Directory.CreateDirectory(tablePath);</w:t>
+            </w:r>
+          </w:p>
+          <w:p>
+            <w:pPr>
+              <w:keepNext/>
+              <w:keepLines/>
+              <w:spacing w:line="276" w:lineRule="auto"/>
+              <w:rPr>
+                <w:rFonts w:ascii="Courier New" w:eastAsia="Times New Roman" w:hAnsi="Courier New" w:cs="Courier New"/>
+                <w:color w:val="000000"/>
+                <w:sz w:val="28"/>
+                <w:szCs w:val="28"/>
+                <w:lang w:val="en-US"/>
+              </w:rPr>
+            </w:pPr>
+          </w:p>
+          <w:p>
+            <w:pPr>
+              <w:keepNext/>
+              <w:keepLines/>
+              <w:spacing w:line="276" w:lineRule="auto"/>
+              <w:rPr>
+                <w:rFonts w:ascii="Courier New" w:eastAsia="Times New Roman" w:hAnsi="Courier New" w:cs="Courier New"/>
+                <w:color w:val="000000"/>
+                <w:sz w:val="28"/>
+                <w:szCs w:val="28"/>
+                <w:lang w:val="en-US"/>
+              </w:rPr>
+            </w:pPr>
+            <w:r>
+              <w:rPr>
+                <w:rFonts w:ascii="Courier New" w:eastAsia="Times New Roman" w:hAnsi="Courier New" w:cs="Courier New"/>
+                <w:color w:val="000000"/>
+                <w:sz w:val="28"/>
+                <w:szCs w:val="28"/>
+                <w:lang w:val="en-US"/>
+              </w:rPr>
+              <w:t>if (entity.Id == Guid.Empty)</w:t>
+            </w:r>
+          </w:p>
+          <w:p>
+            <w:pPr>
+              <w:keepNext/>
+              <w:keepLines/>
+              <w:spacing w:line="276" w:lineRule="auto"/>
+              <w:rPr>
+                <w:rFonts w:ascii="Courier New" w:eastAsia="Times New Roman" w:hAnsi="Courier New" w:cs="Courier New"/>
+                <w:color w:val="000000"/>
+                <w:sz w:val="28"/>
+                <w:szCs w:val="28"/>
+                <w:lang w:val="en-US"/>
+              </w:rPr>
+            </w:pPr>
+            <w:r>
+              <w:rPr>
+                <w:rFonts w:ascii="Courier New" w:eastAsia="Times New Roman" w:hAnsi="Courier New" w:cs="Courier New"/>
+                <w:color w:val="000000"/>
+                <w:sz w:val="28"/>
+                <w:szCs w:val="28"/>
+                <w:lang w:val="en-US"/>
+              </w:rPr>
+              <w:t xml:space="preserve">    entity.Id = Guid.NewGuid();</w:t>
+            </w:r>
+          </w:p>
+          <w:p>
+            <w:pPr>
+              <w:keepNext/>
+              <w:keepLines/>
+              <w:spacing w:line="276" w:lineRule="auto"/>
+              <w:rPr>
+                <w:rFonts w:ascii="Courier New" w:eastAsia="Times New Roman" w:hAnsi="Courier New" w:cs="Courier New"/>
+                <w:color w:val="000000"/>
+                <w:sz w:val="28"/>
+                <w:szCs w:val="28"/>
+                <w:lang w:val="en-US"/>
+              </w:rPr>
+            </w:pPr>
+          </w:p>
+          <w:p>
+            <w:pPr>
+              <w:keepNext/>
+              <w:keepLines/>
+              <w:spacing w:line="276" w:lineRule="auto"/>
+              <w:rPr>
+                <w:rFonts w:ascii="Courier New" w:eastAsia="Times New Roman" w:hAnsi="Courier New" w:cs="Courier New"/>
+                <w:color w:val="000000"/>
+                <w:sz w:val="28"/>
+                <w:szCs w:val="28"/>
+                <w:lang w:val="en-US"/>
+              </w:rPr>
+            </w:pPr>
+            <w:r>
+              <w:rPr>
+                <w:rFonts w:ascii="Courier New" w:eastAsia="Times New Roman" w:hAnsi="Courier New" w:cs="Courier New"/>
+                <w:color w:val="000000"/>
+                <w:sz w:val="28"/>
+                <w:szCs w:val="28"/>
+                <w:lang w:val="en-US"/>
+              </w:rPr>
+              <w:t>string filePath = Path.Combine(tablePath, $"{entity.Id}.json");</w:t>
+            </w:r>
+          </w:p>
+          <w:p>
+            <w:pPr>
+              <w:keepNext/>
+              <w:keepLines/>
+              <w:spacing w:line="276" w:lineRule="auto"/>
+              <w:rPr>
+                <w:rFonts w:ascii="Courier New" w:eastAsia="Times New Roman" w:hAnsi="Courier New" w:cs="Courier New"/>
+                <w:color w:val="000000"/>
+                <w:sz w:val="28"/>
+                <w:szCs w:val="28"/>
+                <w:lang w:val="en-US"/>
+              </w:rPr>
+            </w:pPr>
+            <w:r>
+              <w:rPr>
+                <w:rFonts w:ascii="Courier New" w:eastAsia="Times New Roman" w:hAnsi="Courier New" w:cs="Courier New"/>
+                <w:color w:val="000000"/>
+                <w:sz w:val="28"/>
+                <w:szCs w:val="28"/>
+                <w:lang w:val="en-US"/>
+              </w:rPr>
+              <w:t>string json = JsonSerializer.Serialize(entity);</w:t>
+            </w:r>
+          </w:p>
+          <w:p>
+            <w:pPr>
+              <w:keepNext/>
+              <w:keepLines/>
+              <w:spacing w:line="276" w:lineRule="auto"/>
+              <w:rPr>
+                <w:rFonts w:ascii="Times New Roman" w:eastAsia="Times New Roman" w:hAnsi="Times New Roman" w:cs="Times New Roman"/>
+                <w:color w:val="000000"/>
+                <w:sz w:val="28"/>
+                <w:szCs w:val="28"/>
+              </w:rPr>
+            </w:pPr>
+            <w:r>
+              <w:rPr>
+                <w:rFonts w:ascii="Courier New" w:eastAsia="Times New Roman" w:hAnsi="Courier New" w:cs="Courier New"/>
+                <w:color w:val="000000"/>
+                <w:sz w:val="28"/>
+                <w:szCs w:val="28"/>
+              </w:rPr>
+              <w:t>File.WriteAllText(filePath, json);</w:t>
+            </w:r>
+          </w:p>
+        </w:tc>
+      </w:tr>
+    </w:tbl>
+    <w:p>
+      <w:pPr>
+        <w:keepNext/>
+        <w:keepLines/>
+        <w:pBdr>
+          <w:top w:val="nil"/>
+          <w:left w:val="nil"/>
+          <w:bottom w:val="nil"/>
+          <w:right w:val="nil"/>
+          <w:between w:val="nil"/>
+        </w:pBdr>
+        <w:spacing w:after="0" w:line="360" w:lineRule="auto"/>
+        <w:rPr>
+          <w:rFonts w:ascii="Times New Roman" w:eastAsia="Times New Roman" w:hAnsi="Times New Roman" w:cs="Times New Roman"/>
+          <w:color w:val="000000"/>
+          <w:sz w:val="28"/>
+          <w:szCs w:val="28"/>
+        </w:rPr>
+      </w:pPr>
+    </w:p>
+    <w:p>
+      <w:pPr>
+        <w:keepNext/>
+        <w:keepLines/>
+        <w:pBdr>
+          <w:top w:val="nil"/>
+          <w:left w:val="nil"/>
+          <w:bottom w:val="nil"/>
+          <w:right w:val="nil"/>
+          <w:between w:val="nil"/>
+        </w:pBdr>
+        <w:spacing w:after="0" w:line="360" w:lineRule="auto"/>
+        <w:rPr>
+          <w:rFonts w:ascii="Times New Roman" w:eastAsia="Times New Roman" w:hAnsi="Times New Roman" w:cs="Times New Roman"/>
+          <w:color w:val="000000"/>
+          <w:sz w:val="28"/>
+          <w:szCs w:val="28"/>
+        </w:rPr>
+      </w:pPr>
+      <w:r>
+        <w:rPr>
+          <w:rFonts w:ascii="Times New Roman" w:eastAsia="Times New Roman" w:hAnsi="Times New Roman" w:cs="Times New Roman"/>
+          <w:color w:val="000000"/>
+          <w:sz w:val="28"/>
+          <w:szCs w:val="28"/>
+        </w:rPr>
+        <w:t>Load&lt;T&gt;(Guid id) — загружает запись по идентификатору. Если файл не найден, возвращает null.</w:t>
+      </w:r>
+    </w:p>
+    <w:p>
+      <w:pPr>
+        <w:keepNext/>
+        <w:keepLines/>
+        <w:pBdr>
+          <w:top w:val="nil"/>
+          <w:left w:val="nil"/>
+          <w:bottom w:val="nil"/>
+          <w:right w:val="nil"/>
+          <w:between w:val="nil"/>
+        </w:pBdr>
+        <w:spacing w:after="0" w:line="360" w:lineRule="auto"/>
+        <w:rPr>
+          <w:rFonts w:ascii="Times New Roman" w:eastAsia="Times New Roman" w:hAnsi="Times New Roman" w:cs="Times New Roman"/>
+          <w:color w:val="000000"/>
+          <w:sz w:val="28"/>
+          <w:szCs w:val="28"/>
+        </w:rPr>
+      </w:pPr>
+    </w:p>
+    <w:p>
+      <w:pPr>
+        <w:keepNext/>
+        <w:keepLines/>
+        <w:pBdr>
+          <w:top w:val="nil"/>
+          <w:left w:val="nil"/>
+          <w:bottom w:val="nil"/>
+          <w:right w:val="nil"/>
+          <w:between w:val="nil"/>
+        </w:pBdr>
+        <w:spacing w:after="0" w:line="360" w:lineRule="auto"/>
+        <w:rPr>
+          <w:rFonts w:ascii="Times New Roman" w:eastAsia="Times New Roman" w:hAnsi="Times New Roman" w:cs="Times New Roman"/>
+          <w:color w:val="000000"/>
+          <w:sz w:val="28"/>
+          <w:szCs w:val="28"/>
+        </w:rPr>
+      </w:pPr>
+      <w:r>
+        <w:rPr>
+          <w:rFonts w:ascii="Times New Roman" w:eastAsia="Times New Roman" w:hAnsi="Times New Roman" w:cs="Times New Roman"/>
+          <w:color w:val="000000"/>
+          <w:sz w:val="28"/>
+          <w:szCs w:val="28"/>
+        </w:rPr>
+        <w:t>LoadAll&lt;T&gt;() — загружает все записи таблицы, читая все JSON-файлы из папки типа.</w:t>
+      </w:r>
+    </w:p>
+    <w:p>
+      <w:pPr>
+        <w:keepNext/>
+        <w:keepLines/>
+        <w:pBdr>
+          <w:top w:val="nil"/>
+          <w:left w:val="nil"/>
+          <w:bottom w:val="nil"/>
+          <w:right w:val="nil"/>
+          <w:between w:val="nil"/>
+        </w:pBdr>
+        <w:spacing w:after="0" w:line="360" w:lineRule="auto"/>
+        <w:rPr>
+          <w:rFonts w:ascii="Times New Roman" w:eastAsia="Times New Roman" w:hAnsi="Times New Roman" w:cs="Times New Roman"/>
+          <w:color w:val="000000"/>
+          <w:sz w:val="28"/>
+          <w:szCs w:val="28"/>
+        </w:rPr>
+      </w:pPr>
+    </w:p>
+    <w:p>
+      <w:pPr>
+        <w:keepNext/>
+        <w:keepLines/>
+        <w:pBdr>
+          <w:top w:val="nil"/>
+          <w:left w:val="nil"/>
+          <w:bottom w:val="nil"/>
+          <w:right w:val="nil"/>
+          <w:between w:val="nil"/>
+        </w:pBdr>
+        <w:spacing w:after="0" w:line="360" w:lineRule="auto"/>
+        <w:rPr>
+          <w:rFonts w:ascii="Times New Roman" w:eastAsia="Times New Roman" w:hAnsi="Times New Roman" w:cs="Times New Roman"/>
+          <w:color w:val="000000"/>
+          <w:sz w:val="28"/>
+          <w:szCs w:val="28"/>
+        </w:rPr>
+      </w:pPr>
+      <w:r>
+        <w:rPr>
+          <w:rFonts w:ascii="Times New Roman" w:eastAsia="Times New Roman" w:hAnsi="Times New Roman" w:cs="Times New Roman"/>
+          <w:color w:val="000000"/>
+          <w:sz w:val="28"/>
+          <w:szCs w:val="28"/>
+        </w:rPr>
+        <w:t>Delete&lt;T&gt;(Guid id) — удаляет файл записи по ID.</w:t>
+      </w:r>
+    </w:p>
+    <w:p>
+      <w:pPr>
+        <w:keepNext/>
+        <w:keepLines/>
+        <w:pBdr>
+          <w:top w:val="nil"/>
+          <w:left w:val="nil"/>
+          <w:bottom w:val="nil"/>
+          <w:right w:val="nil"/>
+          <w:between w:val="nil"/>
+        </w:pBdr>
+        <w:spacing w:after="0" w:line="360" w:lineRule="auto"/>
+        <w:rPr>
+          <w:rFonts w:ascii="Times New Roman" w:eastAsia="Times New Roman" w:hAnsi="Times New Roman" w:cs="Times New Roman"/>
+          <w:color w:val="000000"/>
+          <w:sz w:val="28"/>
+          <w:szCs w:val="28"/>
+        </w:rPr>
+      </w:pPr>
+    </w:p>
+    <w:p>
+      <w:pPr>
+        <w:keepNext/>
+        <w:keepLines/>
+        <w:pBdr>
+          <w:top w:val="nil"/>
+          <w:left w:val="nil"/>
+          <w:bottom w:val="nil"/>
+          <w:right w:val="nil"/>
+          <w:between w:val="nil"/>
+        </w:pBdr>
+        <w:spacing w:after="0" w:line="360" w:lineRule="auto"/>
+        <w:rPr>
+          <w:rFonts w:ascii="Times New Roman" w:eastAsia="Times New Roman" w:hAnsi="Times New Roman" w:cs="Times New Roman"/>
+          <w:color w:val="000000"/>
+          <w:sz w:val="28"/>
+          <w:szCs w:val="28"/>
+        </w:rPr>
+      </w:pPr>
+      <w:r>
+        <w:rPr>
+          <w:rFonts w:ascii="Times New Roman" w:eastAsia="Times New Roman" w:hAnsi="Times New Roman" w:cs="Times New Roman"/>
+          <w:color w:val="000000"/>
+          <w:sz w:val="28"/>
+          <w:szCs w:val="28"/>
+        </w:rPr>
+        <w:t>DeleteAll&lt;T&gt;() — удаляет всю папку таблицы с содержимым.</w:t>
+      </w:r>
+    </w:p>
+    <w:p>
+      <w:pPr>
+        <w:keepNext/>
+        <w:keepLines/>
+        <w:pBdr>
+          <w:top w:val="nil"/>
+          <w:left w:val="nil"/>
+          <w:bottom w:val="nil"/>
+          <w:right w:val="nil"/>
+          <w:between w:val="nil"/>
+        </w:pBdr>
+        <w:spacing w:after="0" w:line="360" w:lineRule="auto"/>
+        <w:rPr>
+          <w:rFonts w:ascii="Times New Roman" w:eastAsia="Times New Roman" w:hAnsi="Times New Roman" w:cs="Times New Roman"/>
+          <w:color w:val="000000"/>
+          <w:sz w:val="28"/>
+          <w:szCs w:val="28"/>
+        </w:rPr>
+      </w:pPr>
+    </w:p>
+    <w:p>
+      <w:pPr>
+        <w:keepNext/>
+        <w:keepLines/>
+        <w:pBdr>
+          <w:top w:val="nil"/>
+          <w:left w:val="nil"/>
+          <w:bottom w:val="nil"/>
+          <w:right w:val="nil"/>
+          <w:between w:val="nil"/>
+        </w:pBdr>
+        <w:spacing w:line="360" w:lineRule="auto"/>
+        <w:rPr>
+          <w:rFonts w:ascii="Times New Roman" w:eastAsia="Times New Roman" w:hAnsi="Times New Roman" w:cs="Times New Roman"/>
+          <w:color w:val="000000"/>
+          <w:sz w:val="28"/>
+          <w:szCs w:val="28"/>
+        </w:rPr>
+      </w:pPr>
+      <w:r>
+        <w:rPr>
+          <w:rFonts w:ascii="Times New Roman" w:eastAsia="Times New Roman" w:hAnsi="Times New Roman" w:cs="Times New Roman"/>
+          <w:color w:val="000000"/>
+          <w:sz w:val="28"/>
+          <w:szCs w:val="28"/>
+        </w:rPr>
+        <w:t>Find&lt;T&gt;(Func&lt;T, bool&gt; predicate) — загружает все записи и фильтрует их через LINQ по заданному условию</w:t>
+      </w:r>
+      <w:r>
+        <w:rPr>
+          <w:rFonts w:ascii="Times New Roman" w:eastAsia="Times New Roman" w:hAnsi="Times New Roman" w:cs="Times New Roman"/>
+          <w:color w:val="000000"/>
+          <w:sz w:val="28"/>
+          <w:szCs w:val="28"/>
+        </w:rPr>
+        <w:t xml:space="preserve"> - </w:t>
+      </w:r>
+      <w:r>
+        <w:rPr>
+          <w:rFonts w:ascii="Times New Roman" w:eastAsia="Times New Roman" w:hAnsi="Times New Roman" w:cs="Times New Roman"/>
+          <w:color w:val="000000"/>
+          <w:sz w:val="28"/>
+          <w:szCs w:val="28"/>
+        </w:rPr>
+        <w:t>return LoadAll&lt;T&gt;().Where(predicate).ToList();</w:t>
+      </w:r>
+    </w:p>
+    <w:p>
+      <w:pPr>
+        <w:pStyle w:val="21"/>
+      </w:pPr>
+    </w:p>
+    <w:p>
+      <w:pPr>
+        <w:pStyle w:val="21"/>
+      </w:pPr>
+      <w:bookmarkStart w:id="8" w:name="_Toc230264381"/>
+      <w:r>
+        <w:t>2.3 Тестирование</w:t>
+      </w:r>
+      <w:bookmarkEnd w:id="8"/>
+    </w:p>
+    <w:p>
+      <w:pPr>
+        <w:keepNext/>
+        <w:keepLines/>
+        <w:pBdr>
+          <w:top w:val="nil"/>
+          <w:left w:val="nil"/>
+          <w:bottom w:val="nil"/>
+          <w:right w:val="nil"/>
+          <w:between w:val="nil"/>
+        </w:pBdr>
+        <w:spacing w:after="0" w:line="360" w:lineRule="auto"/>
+        <w:rPr>
+          <w:rFonts w:ascii="Times New Roman" w:eastAsia="Times New Roman" w:hAnsi="Times New Roman" w:cs="Times New Roman"/>
+          <w:color w:val="000000"/>
+          <w:sz w:val="28"/>
+          <w:szCs w:val="28"/>
+        </w:rPr>
+      </w:pPr>
+    </w:p>
+    <w:p>
+      <w:pPr>
+        <w:keepNext/>
+        <w:keepLines/>
+        <w:pBdr>
+          <w:top w:val="nil"/>
+          <w:left w:val="nil"/>
+          <w:bottom w:val="nil"/>
+          <w:right w:val="nil"/>
+          <w:between w:val="nil"/>
+        </w:pBdr>
+        <w:spacing w:after="0" w:line="360" w:lineRule="auto"/>
+        <w:rPr>
+          <w:rFonts w:ascii="Times New Roman" w:eastAsia="Times New Roman" w:hAnsi="Times New Roman" w:cs="Times New Roman"/>
+          <w:color w:val="000000"/>
+          <w:sz w:val="28"/>
+          <w:szCs w:val="28"/>
+        </w:rPr>
+      </w:pPr>
+      <w:r>
+        <w:rPr>
+          <w:rFonts w:ascii="Times New Roman" w:eastAsia="Times New Roman" w:hAnsi="Times New Roman" w:cs="Times New Roman"/>
+          <w:color w:val="000000"/>
+          <w:sz w:val="28"/>
+          <w:szCs w:val="28"/>
+        </w:rPr>
+        <w:t>Для демонстрации работы базы данных разработано консольное приложение с интерактивным меню:</w:t>
+      </w:r>
+    </w:p>
+    <w:p>
+      <w:pPr>
+        <w:keepNext/>
+        <w:keepLines/>
+        <w:pBdr>
+          <w:top w:val="nil"/>
+          <w:left w:val="nil"/>
+          <w:bottom w:val="nil"/>
+          <w:right w:val="nil"/>
+          <w:between w:val="nil"/>
+        </w:pBdr>
+        <w:spacing w:after="0" w:line="360" w:lineRule="auto"/>
+        <w:rPr>
+          <w:rFonts w:ascii="Times New Roman" w:eastAsia="Times New Roman" w:hAnsi="Times New Roman" w:cs="Times New Roman"/>
+          <w:color w:val="000000"/>
+          <w:sz w:val="28"/>
+          <w:szCs w:val="28"/>
+        </w:rPr>
+      </w:pPr>
+    </w:p>
+    <w:p>
+      <w:pPr>
+        <w:keepNext/>
+        <w:keepLines/>
+        <w:pBdr>
+          <w:top w:val="nil"/>
+          <w:left w:val="nil"/>
+          <w:bottom w:val="nil"/>
+          <w:right w:val="nil"/>
+          <w:between w:val="nil"/>
+        </w:pBdr>
+        <w:spacing w:after="0" w:line="360" w:lineRule="auto"/>
+        <w:rPr>
+          <w:rFonts w:ascii="Times New Roman" w:eastAsia="Times New Roman" w:hAnsi="Times New Roman" w:cs="Times New Roman"/>
+          <w:color w:val="000000"/>
+          <w:sz w:val="28"/>
+          <w:szCs w:val="28"/>
+        </w:rPr>
+      </w:pPr>
+      <w:r>
+        <w:rPr>
+          <w:rFonts w:ascii="Times New Roman" w:eastAsia="Times New Roman" w:hAnsi="Times New Roman" w:cs="Times New Roman"/>
+          <w:color w:val="000000"/>
+          <w:sz w:val="28"/>
+          <w:szCs w:val="28"/>
+        </w:rPr>
+        <w:lastRenderedPageBreak/>
+        <w:t>======== MENU ========</w:t>
+      </w:r>
+    </w:p>
+    <w:p>
+      <w:pPr>
+        <w:keepNext/>
+        <w:keepLines/>
+        <w:pBdr>
+          <w:top w:val="nil"/>
+          <w:left w:val="nil"/>
+          <w:bottom w:val="nil"/>
+          <w:right w:val="nil"/>
+          <w:between w:val="nil"/>
+        </w:pBdr>
+        <w:spacing w:after="0" w:line="360" w:lineRule="auto"/>
+        <w:rPr>
+          <w:rFonts w:ascii="Times New Roman" w:eastAsia="Times New Roman" w:hAnsi="Times New Roman" w:cs="Times New Roman"/>
+          <w:color w:val="000000"/>
+          <w:sz w:val="28"/>
+          <w:szCs w:val="28"/>
+        </w:rPr>
+      </w:pPr>
+      <w:r>
+        <w:rPr>
+          <w:rFonts w:ascii="Times New Roman" w:eastAsia="Times New Roman" w:hAnsi="Times New Roman" w:cs="Times New Roman"/>
+          <w:color w:val="000000"/>
+          <w:sz w:val="28"/>
+          <w:szCs w:val="28"/>
+        </w:rPr>
+        <w:t>1. Добавить объект в БД</w:t>
+      </w:r>
+    </w:p>
+    <w:p>
+      <w:pPr>
+        <w:keepNext/>
+        <w:keepLines/>
+        <w:pBdr>
+          <w:top w:val="nil"/>
+          <w:left w:val="nil"/>
+          <w:bottom w:val="nil"/>
+          <w:right w:val="nil"/>
+          <w:between w:val="nil"/>
+        </w:pBdr>
+        <w:spacing w:after="0" w:line="360" w:lineRule="auto"/>
+        <w:rPr>
+          <w:rFonts w:ascii="Times New Roman" w:eastAsia="Times New Roman" w:hAnsi="Times New Roman" w:cs="Times New Roman"/>
+          <w:color w:val="000000"/>
+          <w:sz w:val="28"/>
+          <w:szCs w:val="28"/>
+        </w:rPr>
+      </w:pPr>
+      <w:r>
+        <w:rPr>
+          <w:rFonts w:ascii="Times New Roman" w:eastAsia="Times New Roman" w:hAnsi="Times New Roman" w:cs="Times New Roman"/>
+          <w:color w:val="000000"/>
+          <w:sz w:val="28"/>
+          <w:szCs w:val="28"/>
+        </w:rPr>
+        <w:t>2. Найти объект по ID</w:t>
+      </w:r>
+    </w:p>
+    <w:p>
+      <w:pPr>
+        <w:keepNext/>
+        <w:keepLines/>
+        <w:pBdr>
+          <w:top w:val="nil"/>
+          <w:left w:val="nil"/>
+          <w:bottom w:val="nil"/>
+          <w:right w:val="nil"/>
+          <w:between w:val="nil"/>
+        </w:pBdr>
+        <w:spacing w:after="0" w:line="360" w:lineRule="auto"/>
+        <w:rPr>
+          <w:rFonts w:ascii="Times New Roman" w:eastAsia="Times New Roman" w:hAnsi="Times New Roman" w:cs="Times New Roman"/>
+          <w:color w:val="000000"/>
+          <w:sz w:val="28"/>
+          <w:szCs w:val="28"/>
+        </w:rPr>
+      </w:pPr>
+      <w:r>
+        <w:rPr>
+          <w:rFonts w:ascii="Times New Roman" w:eastAsia="Times New Roman" w:hAnsi="Times New Roman" w:cs="Times New Roman"/>
+          <w:color w:val="000000"/>
+          <w:sz w:val="28"/>
+          <w:szCs w:val="28"/>
+        </w:rPr>
+        <w:t>3. Показать все объекты определенного типа</w:t>
+      </w:r>
+    </w:p>
+    <w:p>
+      <w:pPr>
+        <w:keepNext/>
+        <w:keepLines/>
+        <w:pBdr>
+          <w:top w:val="nil"/>
+          <w:left w:val="nil"/>
+          <w:bottom w:val="nil"/>
+          <w:right w:val="nil"/>
+          <w:between w:val="nil"/>
+        </w:pBdr>
+        <w:spacing w:after="0" w:line="360" w:lineRule="auto"/>
+        <w:rPr>
+          <w:rFonts w:ascii="Times New Roman" w:eastAsia="Times New Roman" w:hAnsi="Times New Roman" w:cs="Times New Roman"/>
+          <w:color w:val="000000"/>
+          <w:sz w:val="28"/>
+          <w:szCs w:val="28"/>
+        </w:rPr>
+      </w:pPr>
+      <w:r>
+        <w:rPr>
+          <w:rFonts w:ascii="Times New Roman" w:eastAsia="Times New Roman" w:hAnsi="Times New Roman" w:cs="Times New Roman"/>
+          <w:color w:val="000000"/>
+          <w:sz w:val="28"/>
+          <w:szCs w:val="28"/>
+        </w:rPr>
+        <w:t>4. Найти объекты по условию</w:t>
+      </w:r>
+    </w:p>
+    <w:p>
+      <w:pPr>
+        <w:keepNext/>
+        <w:keepLines/>
+        <w:pBdr>
+          <w:top w:val="nil"/>
+          <w:left w:val="nil"/>
+          <w:bottom w:val="nil"/>
+          <w:right w:val="nil"/>
+          <w:between w:val="nil"/>
+        </w:pBdr>
+        <w:spacing w:after="0" w:line="360" w:lineRule="auto"/>
+        <w:rPr>
+          <w:rFonts w:ascii="Times New Roman" w:eastAsia="Times New Roman" w:hAnsi="Times New Roman" w:cs="Times New Roman"/>
+          <w:color w:val="000000"/>
+          <w:sz w:val="28"/>
+          <w:szCs w:val="28"/>
+        </w:rPr>
+      </w:pPr>
+      <w:r>
+        <w:rPr>
+          <w:rFonts w:ascii="Times New Roman" w:eastAsia="Times New Roman" w:hAnsi="Times New Roman" w:cs="Times New Roman"/>
+          <w:color w:val="000000"/>
+          <w:sz w:val="28"/>
+          <w:szCs w:val="28"/>
+        </w:rPr>
+        <w:t>5. Удалить объект</w:t>
+      </w:r>
+    </w:p>
+    <w:p>
+      <w:pPr>
+        <w:keepNext/>
+        <w:keepLines/>
+        <w:pBdr>
+          <w:top w:val="nil"/>
+          <w:left w:val="nil"/>
+          <w:bottom w:val="nil"/>
+          <w:right w:val="nil"/>
+          <w:between w:val="nil"/>
+        </w:pBdr>
+        <w:spacing w:after="0" w:line="360" w:lineRule="auto"/>
+        <w:rPr>
+          <w:rFonts w:ascii="Times New Roman" w:eastAsia="Times New Roman" w:hAnsi="Times New Roman" w:cs="Times New Roman"/>
+          <w:color w:val="000000"/>
+          <w:sz w:val="28"/>
+          <w:szCs w:val="28"/>
+        </w:rPr>
+      </w:pPr>
+      <w:r>
+        <w:rPr>
+          <w:rFonts w:ascii="Times New Roman" w:eastAsia="Times New Roman" w:hAnsi="Times New Roman" w:cs="Times New Roman"/>
+          <w:color w:val="000000"/>
+          <w:sz w:val="28"/>
+          <w:szCs w:val="28"/>
+        </w:rPr>
+        <w:t>6. Удалить все объекты определенного типа</w:t>
+      </w:r>
+    </w:p>
+    <w:p>
+      <w:pPr>
+        <w:keepNext/>
+        <w:keepLines/>
+        <w:pBdr>
+          <w:top w:val="nil"/>
+          <w:left w:val="nil"/>
+          <w:bottom w:val="nil"/>
+          <w:right w:val="nil"/>
+          <w:between w:val="nil"/>
+        </w:pBdr>
+        <w:spacing w:after="0" w:line="360" w:lineRule="auto"/>
+        <w:rPr>
+          <w:rFonts w:ascii="Times New Roman" w:eastAsia="Times New Roman" w:hAnsi="Times New Roman" w:cs="Times New Roman"/>
+          <w:color w:val="000000"/>
+          <w:sz w:val="28"/>
+          <w:szCs w:val="28"/>
+        </w:rPr>
+      </w:pPr>
+      <w:r>
+        <w:rPr>
+          <w:rFonts w:ascii="Times New Roman" w:eastAsia="Times New Roman" w:hAnsi="Times New Roman" w:cs="Times New Roman"/>
+          <w:color w:val="000000"/>
+          <w:sz w:val="28"/>
+          <w:szCs w:val="28"/>
+        </w:rPr>
+        <w:t>0. Выход</w:t>
+      </w:r>
+    </w:p>
+    <w:p>
+      <w:pPr>
+        <w:keepNext/>
+        <w:keepLines/>
+        <w:pBdr>
+          <w:top w:val="nil"/>
+          <w:left w:val="nil"/>
+          <w:bottom w:val="nil"/>
+          <w:right w:val="nil"/>
+          <w:between w:val="nil"/>
+        </w:pBdr>
+        <w:spacing w:after="0" w:line="360" w:lineRule="auto"/>
+        <w:rPr>
+          <w:rFonts w:ascii="Times New Roman" w:eastAsia="Times New Roman" w:hAnsi="Times New Roman" w:cs="Times New Roman"/>
+          <w:color w:val="000000"/>
+          <w:sz w:val="28"/>
+          <w:szCs w:val="28"/>
+        </w:rPr>
+      </w:pPr>
+      <w:r>
+        <w:rPr>
+          <w:rFonts w:ascii="Times New Roman" w:eastAsia="Times New Roman" w:hAnsi="Times New Roman" w:cs="Times New Roman"/>
+          <w:color w:val="000000"/>
+          <w:sz w:val="28"/>
+          <w:szCs w:val="28"/>
+        </w:rPr>
+        <w:t>======================</w:t>
+      </w:r>
+    </w:p>
+    <w:p>
+      <w:pPr>
+        <w:keepNext/>
+        <w:keepLines/>
+        <w:pBdr>
+          <w:top w:val="nil"/>
+          <w:left w:val="nil"/>
+          <w:bottom w:val="nil"/>
+          <w:right w:val="nil"/>
+          <w:between w:val="nil"/>
+        </w:pBdr>
+        <w:spacing w:after="0" w:line="360" w:lineRule="auto"/>
+        <w:rPr>
+          <w:rFonts w:ascii="Times New Roman" w:eastAsia="Times New Roman" w:hAnsi="Times New Roman" w:cs="Times New Roman"/>
+          <w:color w:val="000000"/>
+          <w:sz w:val="28"/>
+          <w:szCs w:val="28"/>
+        </w:rPr>
+      </w:pPr>
+    </w:p>
+    <w:p>
+      <w:pPr>
+        <w:keepNext/>
+        <w:keepLines/>
+        <w:pBdr>
+          <w:top w:val="nil"/>
+          <w:left w:val="nil"/>
+          <w:bottom w:val="nil"/>
+          <w:right w:val="nil"/>
+          <w:between w:val="nil"/>
+        </w:pBdr>
+        <w:spacing w:after="0" w:line="360" w:lineRule="auto"/>
+        <w:rPr>
+          <w:rFonts w:ascii="Times New Roman" w:eastAsia="Times New Roman" w:hAnsi="Times New Roman" w:cs="Times New Roman"/>
+          <w:color w:val="000000"/>
+          <w:sz w:val="28"/>
+          <w:szCs w:val="28"/>
+        </w:rPr>
+      </w:pPr>
+      <w:r>
+        <w:rPr>
+          <w:rFonts w:ascii="Times New Roman" w:eastAsia="Times New Roman" w:hAnsi="Times New Roman" w:cs="Times New Roman"/>
+          <w:color w:val="000000"/>
+          <w:sz w:val="28"/>
+          <w:szCs w:val="28"/>
+        </w:rPr>
+        <w:t>Приложение позволяет:</w:t>
+      </w:r>
+    </w:p>
+    <w:p>
+      <w:pPr>
+        <w:keepNext/>
+        <w:keepLines/>
+        <w:pBdr>
+          <w:top w:val="nil"/>
+          <w:left w:val="nil"/>
+          <w:bottom w:val="nil"/>
+          <w:right w:val="nil"/>
+          <w:between w:val="nil"/>
+        </w:pBdr>
+        <w:spacing w:after="0" w:line="360" w:lineRule="auto"/>
+        <w:rPr>
+          <w:rFonts w:ascii="Times New Roman" w:eastAsia="Times New Roman" w:hAnsi="Times New Roman" w:cs="Times New Roman"/>
+          <w:color w:val="000000"/>
+          <w:sz w:val="28"/>
+          <w:szCs w:val="28"/>
+        </w:rPr>
+      </w:pPr>
+      <w:r>
+        <w:rPr>
+          <w:rFonts w:ascii="Times New Roman" w:eastAsia="Times New Roman" w:hAnsi="Times New Roman" w:cs="Times New Roman"/>
+          <w:color w:val="000000"/>
+          <w:sz w:val="28"/>
+          <w:szCs w:val="28"/>
+        </w:rPr>
+        <w:t>- Добавлять объекты классов User (поля: Name, Age, Email) и Product (поля: Title, Price, Category)</w:t>
+      </w:r>
+    </w:p>
+    <w:p>
+      <w:pPr>
+        <w:keepNext/>
+        <w:keepLines/>
+        <w:pBdr>
+          <w:top w:val="nil"/>
+          <w:left w:val="nil"/>
+          <w:bottom w:val="nil"/>
+          <w:right w:val="nil"/>
+          <w:between w:val="nil"/>
+        </w:pBdr>
+        <w:spacing w:after="0" w:line="360" w:lineRule="auto"/>
+        <w:rPr>
+          <w:rFonts w:ascii="Times New Roman" w:eastAsia="Times New Roman" w:hAnsi="Times New Roman" w:cs="Times New Roman"/>
+          <w:color w:val="000000"/>
+          <w:sz w:val="28"/>
+          <w:szCs w:val="28"/>
+        </w:rPr>
+      </w:pPr>
+      <w:r>
+        <w:rPr>
+          <w:rFonts w:ascii="Times New Roman" w:eastAsia="Times New Roman" w:hAnsi="Times New Roman" w:cs="Times New Roman"/>
+          <w:color w:val="000000"/>
+          <w:sz w:val="28"/>
+          <w:szCs w:val="28"/>
+        </w:rPr>
+        <w:t>- Просматривать все объекты выбранного типа</w:t>
+      </w:r>
+    </w:p>
+    <w:p>
+      <w:pPr>
+        <w:keepNext/>
+        <w:keepLines/>
+        <w:pBdr>
+          <w:top w:val="nil"/>
+          <w:left w:val="nil"/>
+          <w:bottom w:val="nil"/>
+          <w:right w:val="nil"/>
+          <w:between w:val="nil"/>
+        </w:pBdr>
+        <w:spacing w:after="0" w:line="360" w:lineRule="auto"/>
+        <w:rPr>
+          <w:rFonts w:ascii="Times New Roman" w:eastAsia="Times New Roman" w:hAnsi="Times New Roman" w:cs="Times New Roman"/>
+          <w:color w:val="000000"/>
+          <w:sz w:val="28"/>
+          <w:szCs w:val="28"/>
+        </w:rPr>
+      </w:pPr>
+      <w:r>
+        <w:rPr>
+          <w:rFonts w:ascii="Times New Roman" w:eastAsia="Times New Roman" w:hAnsi="Times New Roman" w:cs="Times New Roman"/>
+          <w:color w:val="000000"/>
+          <w:sz w:val="28"/>
+          <w:szCs w:val="28"/>
+        </w:rPr>
+        <w:t>- Искать по условию (например, пользователи старше 18 лет)</w:t>
+      </w:r>
+    </w:p>
+    <w:p>
+      <w:pPr>
+        <w:keepNext/>
+        <w:keepLines/>
+        <w:pBdr>
+          <w:top w:val="nil"/>
+          <w:left w:val="nil"/>
+          <w:bottom w:val="nil"/>
+          <w:right w:val="nil"/>
+          <w:between w:val="nil"/>
+        </w:pBdr>
+        <w:spacing w:after="0" w:line="360" w:lineRule="auto"/>
+        <w:rPr>
+          <w:rFonts w:ascii="Times New Roman" w:eastAsia="Times New Roman" w:hAnsi="Times New Roman" w:cs="Times New Roman"/>
+          <w:color w:val="000000"/>
+          <w:sz w:val="28"/>
+          <w:szCs w:val="28"/>
+        </w:rPr>
+      </w:pPr>
+      <w:r>
+        <w:rPr>
+          <w:rFonts w:ascii="Times New Roman" w:eastAsia="Times New Roman" w:hAnsi="Times New Roman" w:cs="Times New Roman"/>
+          <w:color w:val="000000"/>
+          <w:sz w:val="28"/>
+          <w:szCs w:val="28"/>
+        </w:rPr>
+        <w:t>- Удалять отдельные записи и очищать таблицы полностью</w:t>
+      </w:r>
+    </w:p>
+    <w:p>
+      <w:pPr>
+        <w:keepNext/>
+        <w:keepLines/>
+        <w:pBdr>
+          <w:top w:val="nil"/>
+          <w:left w:val="nil"/>
+          <w:bottom w:val="nil"/>
+          <w:right w:val="nil"/>
+          <w:between w:val="nil"/>
+        </w:pBdr>
+        <w:spacing w:after="0" w:line="360" w:lineRule="auto"/>
+        <w:rPr>
+          <w:rFonts w:ascii="Times New Roman" w:eastAsia="Times New Roman" w:hAnsi="Times New Roman" w:cs="Times New Roman"/>
+          <w:color w:val="000000"/>
+          <w:sz w:val="28"/>
+          <w:szCs w:val="28"/>
+        </w:rPr>
+      </w:pPr>
+    </w:p>
+    <w:p>
+      <w:pPr>
+        <w:keepNext/>
+        <w:keepLines/>
+        <w:pBdr>
+          <w:top w:val="nil"/>
+          <w:left w:val="nil"/>
+          <w:bottom w:val="nil"/>
+          <w:right w:val="nil"/>
+          <w:between w:val="nil"/>
+        </w:pBdr>
+        <w:spacing w:after="0" w:line="360" w:lineRule="auto"/>
+        <w:rPr>
+          <w:rFonts w:ascii="Times New Roman" w:eastAsia="Times New Roman" w:hAnsi="Times New Roman" w:cs="Times New Roman"/>
+          <w:color w:val="000000"/>
+          <w:sz w:val="28"/>
+          <w:szCs w:val="28"/>
+        </w:rPr>
+      </w:pPr>
+      <w:r>
+        <w:rPr>
+          <w:rFonts w:ascii="Times New Roman" w:eastAsia="Times New Roman" w:hAnsi="Times New Roman" w:cs="Times New Roman"/>
+          <w:color w:val="000000"/>
+          <w:sz w:val="28"/>
+          <w:szCs w:val="28"/>
+        </w:rPr>
+        <w:t>Скриншоты работы программы представлены в Приложении А.</w:t>
+      </w:r>
+    </w:p>
+    <w:p>
+      <w:pPr>
+        <w:keepNext/>
+        <w:keepLines/>
+        <w:pBdr>
+          <w:top w:val="nil"/>
+          <w:left w:val="nil"/>
+          <w:bottom w:val="nil"/>
+          <w:right w:val="nil"/>
+          <w:between w:val="nil"/>
+        </w:pBdr>
+        <w:spacing w:after="0" w:line="360" w:lineRule="auto"/>
+        <w:rPr>
+          <w:rFonts w:ascii="Times New Roman" w:eastAsia="Times New Roman" w:hAnsi="Times New Roman" w:cs="Times New Roman"/>
+          <w:color w:val="000000"/>
+          <w:sz w:val="28"/>
+          <w:szCs w:val="28"/>
+        </w:rPr>
+      </w:pPr>
+    </w:p>
+    <w:p>
+      <w:pPr>
+        <w:keepNext/>
+        <w:keepLines/>
+        <w:pBdr>
+          <w:top w:val="nil"/>
+          <w:left w:val="nil"/>
+          <w:bottom w:val="nil"/>
+          <w:right w:val="nil"/>
+          <w:between w:val="nil"/>
+        </w:pBdr>
+        <w:spacing w:after="0" w:line="360" w:lineRule="auto"/>
+        <w:rPr>
+          <w:rFonts w:ascii="Times New Roman" w:eastAsia="Times New Roman" w:hAnsi="Times New Roman" w:cs="Times New Roman"/>
+          <w:color w:val="000000"/>
+          <w:sz w:val="28"/>
+          <w:szCs w:val="28"/>
+        </w:rPr>
+      </w:pPr>
+    </w:p>
+    <w:p>
+      <w:pPr>
+        <w:keepNext/>
+        <w:keepLines/>
+        <w:pBdr>
+          <w:top w:val="nil"/>
+          <w:left w:val="nil"/>
+          <w:bottom w:val="nil"/>
+          <w:right w:val="nil"/>
+          <w:between w:val="nil"/>
+        </w:pBdr>
+        <w:spacing w:after="0" w:line="360" w:lineRule="auto"/>
+        <w:rPr>
+          <w:rFonts w:ascii="Times New Roman" w:eastAsia="Times New Roman" w:hAnsi="Times New Roman" w:cs="Times New Roman"/>
+          <w:color w:val="000000"/>
+          <w:sz w:val="28"/>
+          <w:szCs w:val="28"/>
+        </w:rPr>
+      </w:pPr>
+    </w:p>
+    <w:p>
+      <w:pPr>
+        <w:keepNext/>
+        <w:keepLines/>
+        <w:pBdr>
+          <w:top w:val="nil"/>
+          <w:left w:val="nil"/>
+          <w:bottom w:val="nil"/>
+          <w:right w:val="nil"/>
+          <w:between w:val="nil"/>
+        </w:pBdr>
+        <w:spacing w:after="0" w:line="360" w:lineRule="auto"/>
+        <w:rPr>
+          <w:rFonts w:ascii="Times New Roman" w:eastAsia="Times New Roman" w:hAnsi="Times New Roman" w:cs="Times New Roman"/>
+          <w:color w:val="000000"/>
+          <w:sz w:val="28"/>
+          <w:szCs w:val="28"/>
+        </w:rPr>
+      </w:pPr>
+    </w:p>
+    <w:p>
+      <w:pPr>
+        <w:keepNext/>
+        <w:keepLines/>
+        <w:pBdr>
+          <w:top w:val="nil"/>
+          <w:left w:val="nil"/>
+          <w:bottom w:val="nil"/>
+          <w:right w:val="nil"/>
+          <w:between w:val="nil"/>
+        </w:pBdr>
+        <w:spacing w:after="0" w:line="360" w:lineRule="auto"/>
+        <w:rPr>
+          <w:rFonts w:ascii="Times New Roman" w:eastAsia="Times New Roman" w:hAnsi="Times New Roman" w:cs="Times New Roman"/>
+          <w:color w:val="000000"/>
+          <w:sz w:val="28"/>
+          <w:szCs w:val="28"/>
+        </w:rPr>
+      </w:pPr>
+    </w:p>
+    <w:p>
+      <w:pPr>
+        <w:keepNext/>
+        <w:keepLines/>
+        <w:pBdr>
+          <w:top w:val="nil"/>
+          <w:left w:val="nil"/>
+          <w:bottom w:val="nil"/>
+          <w:right w:val="nil"/>
+          <w:between w:val="nil"/>
+        </w:pBdr>
+        <w:spacing w:after="0" w:line="360" w:lineRule="auto"/>
+        <w:rPr>
+          <w:rFonts w:ascii="Times New Roman" w:eastAsia="Times New Roman" w:hAnsi="Times New Roman" w:cs="Times New Roman"/>
+          <w:color w:val="000000"/>
+          <w:sz w:val="28"/>
+          <w:szCs w:val="28"/>
+        </w:rPr>
+      </w:pPr>
+    </w:p>
+    <w:p>
+      <w:pPr>
+        <w:keepNext/>
+        <w:keepLines/>
+        <w:pBdr>
+          <w:top w:val="nil"/>
+          <w:left w:val="nil"/>
+          <w:bottom w:val="nil"/>
+          <w:right w:val="nil"/>
+          <w:between w:val="nil"/>
+        </w:pBdr>
+        <w:spacing w:after="0" w:line="360" w:lineRule="auto"/>
+        <w:rPr>
+          <w:rFonts w:ascii="Times New Roman" w:eastAsia="Times New Roman" w:hAnsi="Times New Roman" w:cs="Times New Roman"/>
+          <w:color w:val="000000"/>
+          <w:sz w:val="28"/>
+          <w:szCs w:val="28"/>
+        </w:rPr>
+      </w:pPr>
+    </w:p>
+    <w:p>
+      <w:pPr>
+        <w:keepNext/>
+        <w:keepLines/>
+        <w:pBdr>
+          <w:top w:val="nil"/>
+          <w:left w:val="nil"/>
+          <w:bottom w:val="nil"/>
+          <w:right w:val="nil"/>
+          <w:between w:val="nil"/>
+        </w:pBdr>
+        <w:spacing w:after="0" w:line="360" w:lineRule="auto"/>
+        <w:rPr>
+          <w:rFonts w:ascii="Times New Roman" w:eastAsia="Times New Roman" w:hAnsi="Times New Roman" w:cs="Times New Roman"/>
+          <w:color w:val="000000"/>
+          <w:sz w:val="28"/>
+          <w:szCs w:val="28"/>
+        </w:rPr>
+      </w:pPr>
+    </w:p>
+    <w:p>
+      <w:pPr>
+        <w:keepNext/>
+        <w:keepLines/>
+        <w:pBdr>
+          <w:top w:val="nil"/>
+          <w:left w:val="nil"/>
+          <w:bottom w:val="nil"/>
+          <w:right w:val="nil"/>
+          <w:between w:val="nil"/>
+        </w:pBdr>
+        <w:spacing w:after="0" w:line="360" w:lineRule="auto"/>
+        <w:rPr>
+          <w:rFonts w:ascii="Times New Roman" w:eastAsia="Times New Roman" w:hAnsi="Times New Roman" w:cs="Times New Roman"/>
+          <w:color w:val="000000"/>
+          <w:sz w:val="28"/>
+          <w:szCs w:val="28"/>
+        </w:rPr>
+      </w:pPr>
+    </w:p>
+    <w:p>
+      <w:pPr>
+        <w:keepNext/>
+        <w:keepLines/>
+        <w:pBdr>
+          <w:top w:val="nil"/>
+          <w:left w:val="nil"/>
+          <w:bottom w:val="nil"/>
+          <w:right w:val="nil"/>
+          <w:between w:val="nil"/>
+        </w:pBdr>
+        <w:spacing w:after="0" w:line="360" w:lineRule="auto"/>
+        <w:rPr>
+          <w:rFonts w:ascii="Times New Roman" w:eastAsia="Times New Roman" w:hAnsi="Times New Roman" w:cs="Times New Roman"/>
+          <w:color w:val="000000"/>
+          <w:sz w:val="28"/>
+          <w:szCs w:val="28"/>
+        </w:rPr>
+      </w:pPr>
+    </w:p>
+    <w:p>
+      <w:pPr>
+        <w:keepNext/>
+        <w:keepLines/>
+        <w:pBdr>
+          <w:top w:val="nil"/>
+          <w:left w:val="nil"/>
+          <w:bottom w:val="nil"/>
+          <w:right w:val="nil"/>
+          <w:between w:val="nil"/>
+        </w:pBdr>
+        <w:spacing w:after="0" w:line="360" w:lineRule="auto"/>
+        <w:rPr>
+          <w:rFonts w:ascii="Times New Roman" w:eastAsia="Times New Roman" w:hAnsi="Times New Roman" w:cs="Times New Roman"/>
+          <w:color w:val="000000"/>
+          <w:sz w:val="28"/>
+          <w:szCs w:val="28"/>
+        </w:rPr>
+      </w:pPr>
+    </w:p>
+    <w:p>
+      <w:pPr>
+        <w:pStyle w:val="12"/>
+      </w:pPr>
+      <w:bookmarkStart w:id="9" w:name="_Toc230264382"/>
+      <w:r>
+        <w:lastRenderedPageBreak/>
+        <w:t>ЗАКЛЮЧЕНИЕ</w:t>
+      </w:r>
+      <w:bookmarkEnd w:id="9"/>
+    </w:p>
+    <w:p>
+      <w:pPr>
+        <w:keepNext/>
+        <w:keepLines/>
+        <w:pBdr>
+          <w:top w:val="nil"/>
+          <w:left w:val="nil"/>
+          <w:bottom w:val="nil"/>
+          <w:right w:val="nil"/>
+          <w:between w:val="nil"/>
+        </w:pBdr>
+        <w:spacing w:after="0" w:line="360" w:lineRule="auto"/>
+        <w:rPr>
+          <w:rFonts w:ascii="Times New Roman" w:eastAsia="Times New Roman" w:hAnsi="Times New Roman" w:cs="Times New Roman"/>
+          <w:color w:val="000000"/>
+          <w:sz w:val="28"/>
+          <w:szCs w:val="28"/>
+        </w:rPr>
+      </w:pPr>
+    </w:p>
+    <w:p>
+      <w:pPr>
+        <w:keepNext/>
+        <w:keepLines/>
+        <w:pBdr>
+          <w:top w:val="nil"/>
+          <w:left w:val="nil"/>
+          <w:bottom w:val="nil"/>
+          <w:right w:val="nil"/>
+          <w:between w:val="nil"/>
+        </w:pBdr>
+        <w:spacing w:after="0" w:line="360" w:lineRule="auto"/>
+        <w:rPr>
+          <w:rFonts w:ascii="Times New Roman" w:eastAsia="Times New Roman" w:hAnsi="Times New Roman" w:cs="Times New Roman"/>
+          <w:color w:val="000000"/>
+          <w:sz w:val="28"/>
+          <w:szCs w:val="28"/>
+        </w:rPr>
+      </w:pPr>
+      <w:r>
+        <w:rPr>
+          <w:rFonts w:ascii="Times New Roman" w:eastAsia="Times New Roman" w:hAnsi="Times New Roman" w:cs="Times New Roman"/>
+          <w:color w:val="000000"/>
+          <w:sz w:val="28"/>
+          <w:szCs w:val="28"/>
+        </w:rPr>
+        <w:t>В ходе проектной практики успешно выполнены все поставленные задачи:</w:t>
+      </w:r>
+    </w:p>
+    <w:p>
+      <w:pPr>
+        <w:keepNext/>
+        <w:keepLines/>
+        <w:pBdr>
+          <w:top w:val="nil"/>
+          <w:left w:val="nil"/>
+          <w:bottom w:val="nil"/>
+          <w:right w:val="nil"/>
+          <w:between w:val="nil"/>
+        </w:pBdr>
+        <w:spacing w:after="0" w:line="360" w:lineRule="auto"/>
+        <w:rPr>
+          <w:rFonts w:ascii="Times New Roman" w:eastAsia="Times New Roman" w:hAnsi="Times New Roman" w:cs="Times New Roman"/>
+          <w:color w:val="000000"/>
+          <w:sz w:val="28"/>
+          <w:szCs w:val="28"/>
+        </w:rPr>
+      </w:pPr>
+    </w:p>
+    <w:p>
+      <w:pPr>
+        <w:keepNext/>
+        <w:keepLines/>
+        <w:pBdr>
+          <w:top w:val="nil"/>
+          <w:left w:val="nil"/>
+          <w:bottom w:val="nil"/>
+          <w:right w:val="nil"/>
+          <w:between w:val="nil"/>
+        </w:pBdr>
+        <w:spacing w:after="0" w:line="360" w:lineRule="auto"/>
+        <w:rPr>
+          <w:rFonts w:ascii="Times New Roman" w:eastAsia="Times New Roman" w:hAnsi="Times New Roman" w:cs="Times New Roman"/>
+          <w:color w:val="000000"/>
+          <w:sz w:val="28"/>
+          <w:szCs w:val="28"/>
+        </w:rPr>
+      </w:pPr>
+      <w:r>
+        <w:rPr>
+          <w:rFonts w:ascii="Times New Roman" w:eastAsia="Times New Roman" w:hAnsi="Times New Roman" w:cs="Times New Roman"/>
+          <w:color w:val="000000"/>
+          <w:sz w:val="28"/>
+          <w:szCs w:val="28"/>
+        </w:rPr>
+        <w:t>Освоены инструменты разработки:</w:t>
+      </w:r>
+    </w:p>
+    <w:p>
+      <w:pPr>
+        <w:keepNext/>
+        <w:keepLines/>
+        <w:pBdr>
+          <w:top w:val="nil"/>
+          <w:left w:val="nil"/>
+          <w:bottom w:val="nil"/>
+          <w:right w:val="nil"/>
+          <w:between w:val="nil"/>
+        </w:pBdr>
+        <w:spacing w:after="0" w:line="360" w:lineRule="auto"/>
+        <w:rPr>
+          <w:rFonts w:ascii="Times New Roman" w:eastAsia="Times New Roman" w:hAnsi="Times New Roman" w:cs="Times New Roman"/>
+          <w:color w:val="000000"/>
+          <w:sz w:val="28"/>
+          <w:szCs w:val="28"/>
+        </w:rPr>
+      </w:pPr>
+      <w:r>
+        <w:rPr>
+          <w:rFonts w:ascii="Times New Roman" w:eastAsia="Times New Roman" w:hAnsi="Times New Roman" w:cs="Times New Roman"/>
+          <w:color w:val="000000"/>
+          <w:sz w:val="28"/>
+          <w:szCs w:val="28"/>
+        </w:rPr>
+        <w:t>- Система контроля версий Git (clone, add, commit, push, branch)</w:t>
+      </w:r>
+    </w:p>
+    <w:p>
+      <w:pPr>
+        <w:keepNext/>
+        <w:keepLines/>
+        <w:pBdr>
+          <w:top w:val="nil"/>
+          <w:left w:val="nil"/>
+          <w:bottom w:val="nil"/>
+          <w:right w:val="nil"/>
+          <w:between w:val="nil"/>
+        </w:pBdr>
+        <w:spacing w:after="0" w:line="360" w:lineRule="auto"/>
+        <w:rPr>
+          <w:rFonts w:ascii="Times New Roman" w:eastAsia="Times New Roman" w:hAnsi="Times New Roman" w:cs="Times New Roman"/>
+          <w:color w:val="000000"/>
+          <w:sz w:val="28"/>
+          <w:szCs w:val="28"/>
+        </w:rPr>
+      </w:pPr>
+      <w:r>
+        <w:rPr>
+          <w:rFonts w:ascii="Times New Roman" w:eastAsia="Times New Roman" w:hAnsi="Times New Roman" w:cs="Times New Roman"/>
+          <w:color w:val="000000"/>
+          <w:sz w:val="28"/>
+          <w:szCs w:val="28"/>
+        </w:rPr>
+        <w:t>- Язык разметки Markdown для оформления документации</w:t>
+      </w:r>
+    </w:p>
+    <w:p>
+      <w:pPr>
+        <w:keepNext/>
+        <w:keepLines/>
+        <w:pBdr>
+          <w:top w:val="nil"/>
+          <w:left w:val="nil"/>
+          <w:bottom w:val="nil"/>
+          <w:right w:val="nil"/>
+          <w:between w:val="nil"/>
+        </w:pBdr>
+        <w:spacing w:after="0" w:line="360" w:lineRule="auto"/>
+        <w:rPr>
+          <w:rFonts w:ascii="Times New Roman" w:eastAsia="Times New Roman" w:hAnsi="Times New Roman" w:cs="Times New Roman"/>
+          <w:color w:val="000000"/>
+          <w:sz w:val="28"/>
+          <w:szCs w:val="28"/>
+        </w:rPr>
+      </w:pPr>
+      <w:r>
+        <w:rPr>
+          <w:rFonts w:ascii="Times New Roman" w:eastAsia="Times New Roman" w:hAnsi="Times New Roman" w:cs="Times New Roman"/>
+          <w:color w:val="000000"/>
+          <w:sz w:val="28"/>
+          <w:szCs w:val="28"/>
+        </w:rPr>
+        <w:t>- HTML и CSS для создания статических веб-сайтов</w:t>
+      </w:r>
+    </w:p>
+    <w:p>
+      <w:pPr>
+        <w:keepNext/>
+        <w:keepLines/>
+        <w:pBdr>
+          <w:top w:val="nil"/>
+          <w:left w:val="nil"/>
+          <w:bottom w:val="nil"/>
+          <w:right w:val="nil"/>
+          <w:between w:val="nil"/>
+        </w:pBdr>
+        <w:spacing w:after="0" w:line="360" w:lineRule="auto"/>
+        <w:rPr>
+          <w:rFonts w:ascii="Times New Roman" w:eastAsia="Times New Roman" w:hAnsi="Times New Roman" w:cs="Times New Roman"/>
+          <w:color w:val="000000"/>
+          <w:sz w:val="28"/>
+          <w:szCs w:val="28"/>
+        </w:rPr>
+      </w:pPr>
+    </w:p>
+    <w:p>
+      <w:pPr>
+        <w:keepNext/>
+        <w:keepLines/>
+        <w:pBdr>
+          <w:top w:val="nil"/>
+          <w:left w:val="nil"/>
+          <w:bottom w:val="nil"/>
+          <w:right w:val="nil"/>
+          <w:between w:val="nil"/>
+        </w:pBdr>
+        <w:spacing w:after="0" w:line="360" w:lineRule="auto"/>
+        <w:rPr>
+          <w:rFonts w:ascii="Times New Roman" w:eastAsia="Times New Roman" w:hAnsi="Times New Roman" w:cs="Times New Roman"/>
+          <w:color w:val="000000"/>
+          <w:sz w:val="28"/>
+          <w:szCs w:val="28"/>
+        </w:rPr>
+      </w:pPr>
+      <w:r>
+        <w:rPr>
+          <w:rFonts w:ascii="Times New Roman" w:eastAsia="Times New Roman" w:hAnsi="Times New Roman" w:cs="Times New Roman"/>
+          <w:color w:val="000000"/>
+          <w:sz w:val="28"/>
+          <w:szCs w:val="28"/>
+        </w:rPr>
+        <w:t>Разработана собственная файловая база данных на C#:</w:t>
+      </w:r>
+    </w:p>
+    <w:p>
+      <w:pPr>
+        <w:keepNext/>
+        <w:keepLines/>
+        <w:pBdr>
+          <w:top w:val="nil"/>
+          <w:left w:val="nil"/>
+          <w:bottom w:val="nil"/>
+          <w:right w:val="nil"/>
+          <w:between w:val="nil"/>
+        </w:pBdr>
+        <w:spacing w:after="0" w:line="360" w:lineRule="auto"/>
+        <w:rPr>
+          <w:rFonts w:ascii="Times New Roman" w:eastAsia="Times New Roman" w:hAnsi="Times New Roman" w:cs="Times New Roman"/>
+          <w:color w:val="000000"/>
+          <w:sz w:val="28"/>
+          <w:szCs w:val="28"/>
+        </w:rPr>
+      </w:pPr>
+      <w:r>
+        <w:rPr>
+          <w:rFonts w:ascii="Times New Roman" w:eastAsia="Times New Roman" w:hAnsi="Times New Roman" w:cs="Times New Roman"/>
+          <w:color w:val="000000"/>
+          <w:sz w:val="28"/>
+          <w:szCs w:val="28"/>
+        </w:rPr>
+        <w:t>- Спроектирована архитектура (интерфейс IEntity, класс DataBase)</w:t>
+      </w:r>
+    </w:p>
+    <w:p>
+      <w:pPr>
+        <w:keepNext/>
+        <w:keepLines/>
+        <w:pBdr>
+          <w:top w:val="nil"/>
+          <w:left w:val="nil"/>
+          <w:bottom w:val="nil"/>
+          <w:right w:val="nil"/>
+          <w:between w:val="nil"/>
+        </w:pBdr>
+        <w:spacing w:after="0" w:line="360" w:lineRule="auto"/>
+        <w:rPr>
+          <w:rFonts w:ascii="Times New Roman" w:eastAsia="Times New Roman" w:hAnsi="Times New Roman" w:cs="Times New Roman"/>
+          <w:color w:val="000000"/>
+          <w:sz w:val="28"/>
+          <w:szCs w:val="28"/>
+        </w:rPr>
+      </w:pPr>
+      <w:r>
+        <w:rPr>
+          <w:rFonts w:ascii="Times New Roman" w:eastAsia="Times New Roman" w:hAnsi="Times New Roman" w:cs="Times New Roman"/>
+          <w:color w:val="000000"/>
+          <w:sz w:val="28"/>
+          <w:szCs w:val="28"/>
+        </w:rPr>
+        <w:t>- Реализован полный набор CRUD-операций</w:t>
+      </w:r>
+    </w:p>
+    <w:p>
+      <w:pPr>
+        <w:keepNext/>
+        <w:keepLines/>
+        <w:pBdr>
+          <w:top w:val="nil"/>
+          <w:left w:val="nil"/>
+          <w:bottom w:val="nil"/>
+          <w:right w:val="nil"/>
+          <w:between w:val="nil"/>
+        </w:pBdr>
+        <w:spacing w:after="0" w:line="360" w:lineRule="auto"/>
+        <w:rPr>
+          <w:rFonts w:ascii="Times New Roman" w:eastAsia="Times New Roman" w:hAnsi="Times New Roman" w:cs="Times New Roman"/>
+          <w:color w:val="000000"/>
+          <w:sz w:val="28"/>
+          <w:szCs w:val="28"/>
+        </w:rPr>
+      </w:pPr>
+      <w:r>
+        <w:rPr>
+          <w:rFonts w:ascii="Times New Roman" w:eastAsia="Times New Roman" w:hAnsi="Times New Roman" w:cs="Times New Roman"/>
+          <w:color w:val="000000"/>
+          <w:sz w:val="28"/>
+          <w:szCs w:val="28"/>
+        </w:rPr>
+        <w:t>- Добавлен поиск по условию через предикаты</w:t>
+      </w:r>
+    </w:p>
+    <w:p>
+      <w:pPr>
+        <w:keepNext/>
+        <w:keepLines/>
+        <w:pBdr>
+          <w:top w:val="nil"/>
+          <w:left w:val="nil"/>
+          <w:bottom w:val="nil"/>
+          <w:right w:val="nil"/>
+          <w:between w:val="nil"/>
+        </w:pBdr>
+        <w:spacing w:after="0" w:line="360" w:lineRule="auto"/>
+        <w:rPr>
+          <w:rFonts w:ascii="Times New Roman" w:eastAsia="Times New Roman" w:hAnsi="Times New Roman" w:cs="Times New Roman"/>
+          <w:color w:val="000000"/>
+          <w:sz w:val="28"/>
+          <w:szCs w:val="28"/>
+        </w:rPr>
+      </w:pPr>
+      <w:r>
+        <w:rPr>
+          <w:rFonts w:ascii="Times New Roman" w:eastAsia="Times New Roman" w:hAnsi="Times New Roman" w:cs="Times New Roman"/>
+          <w:color w:val="000000"/>
+          <w:sz w:val="28"/>
+          <w:szCs w:val="28"/>
+        </w:rPr>
+        <w:t>- Создано консольное приложение для демонстрации</w:t>
+      </w:r>
+    </w:p>
+    <w:p>
+      <w:pPr>
+        <w:keepNext/>
+        <w:keepLines/>
+        <w:pBdr>
+          <w:top w:val="nil"/>
+          <w:left w:val="nil"/>
+          <w:bottom w:val="nil"/>
+          <w:right w:val="nil"/>
+          <w:between w:val="nil"/>
+        </w:pBdr>
+        <w:spacing w:after="0" w:line="360" w:lineRule="auto"/>
+        <w:rPr>
+          <w:rFonts w:ascii="Times New Roman" w:eastAsia="Times New Roman" w:hAnsi="Times New Roman" w:cs="Times New Roman"/>
+          <w:color w:val="000000"/>
+          <w:sz w:val="28"/>
+          <w:szCs w:val="28"/>
+        </w:rPr>
+      </w:pPr>
+    </w:p>
+    <w:p>
+      <w:pPr>
+        <w:keepNext/>
+        <w:keepLines/>
+        <w:pBdr>
+          <w:top w:val="nil"/>
+          <w:left w:val="nil"/>
+          <w:bottom w:val="nil"/>
+          <w:right w:val="nil"/>
+          <w:between w:val="nil"/>
+        </w:pBdr>
+        <w:spacing w:after="0" w:line="360" w:lineRule="auto"/>
+        <w:rPr>
+          <w:rFonts w:ascii="Times New Roman" w:eastAsia="Times New Roman" w:hAnsi="Times New Roman" w:cs="Times New Roman"/>
+          <w:color w:val="000000"/>
+          <w:sz w:val="28"/>
+          <w:szCs w:val="28"/>
+        </w:rPr>
+      </w:pPr>
+      <w:r>
+        <w:rPr>
+          <w:rFonts w:ascii="Times New Roman" w:eastAsia="Times New Roman" w:hAnsi="Times New Roman" w:cs="Times New Roman"/>
+          <w:color w:val="000000"/>
+          <w:sz w:val="28"/>
+          <w:szCs w:val="28"/>
+        </w:rPr>
+        <w:t>Подготовлена документация:</w:t>
+      </w:r>
+    </w:p>
+    <w:p>
+      <w:pPr>
+        <w:keepNext/>
+        <w:keepLines/>
+        <w:pBdr>
+          <w:top w:val="nil"/>
+          <w:left w:val="nil"/>
+          <w:bottom w:val="nil"/>
+          <w:right w:val="nil"/>
+          <w:between w:val="nil"/>
+        </w:pBdr>
+        <w:spacing w:after="0" w:line="360" w:lineRule="auto"/>
+        <w:rPr>
+          <w:rFonts w:ascii="Times New Roman" w:eastAsia="Times New Roman" w:hAnsi="Times New Roman" w:cs="Times New Roman"/>
+          <w:color w:val="000000"/>
+          <w:sz w:val="28"/>
+          <w:szCs w:val="28"/>
+        </w:rPr>
+      </w:pPr>
+      <w:r>
+        <w:rPr>
+          <w:rFonts w:ascii="Times New Roman" w:eastAsia="Times New Roman" w:hAnsi="Times New Roman" w:cs="Times New Roman"/>
+          <w:color w:val="000000"/>
+          <w:sz w:val="28"/>
+          <w:szCs w:val="28"/>
+        </w:rPr>
+        <w:t>- Техническое руководство в формате Markdown</w:t>
+      </w:r>
+    </w:p>
+    <w:p>
+      <w:pPr>
+        <w:keepNext/>
+        <w:keepLines/>
+        <w:pBdr>
+          <w:top w:val="nil"/>
+          <w:left w:val="nil"/>
+          <w:bottom w:val="nil"/>
+          <w:right w:val="nil"/>
+          <w:between w:val="nil"/>
+        </w:pBdr>
+        <w:spacing w:after="0" w:line="360" w:lineRule="auto"/>
+        <w:rPr>
+          <w:rFonts w:ascii="Times New Roman" w:eastAsia="Times New Roman" w:hAnsi="Times New Roman" w:cs="Times New Roman"/>
+          <w:color w:val="000000"/>
+          <w:sz w:val="28"/>
+          <w:szCs w:val="28"/>
+        </w:rPr>
+      </w:pPr>
+      <w:r>
+        <w:rPr>
+          <w:rFonts w:ascii="Times New Roman" w:eastAsia="Times New Roman" w:hAnsi="Times New Roman" w:cs="Times New Roman"/>
+          <w:color w:val="000000"/>
+          <w:sz w:val="28"/>
+          <w:szCs w:val="28"/>
+        </w:rPr>
+        <w:t>- Статический веб-сайт с диаграммами и скриншотами</w:t>
+      </w:r>
+    </w:p>
+    <w:p>
+      <w:pPr>
+        <w:keepNext/>
+        <w:keepLines/>
+        <w:pBdr>
+          <w:top w:val="nil"/>
+          <w:left w:val="nil"/>
+          <w:bottom w:val="nil"/>
+          <w:right w:val="nil"/>
+          <w:between w:val="nil"/>
+        </w:pBdr>
+        <w:spacing w:after="0" w:line="360" w:lineRule="auto"/>
+        <w:rPr>
+          <w:rFonts w:ascii="Times New Roman" w:eastAsia="Times New Roman" w:hAnsi="Times New Roman" w:cs="Times New Roman"/>
+          <w:color w:val="000000"/>
+          <w:sz w:val="28"/>
+          <w:szCs w:val="28"/>
+        </w:rPr>
+      </w:pPr>
+      <w:r>
+        <w:rPr>
+          <w:rFonts w:ascii="Times New Roman" w:eastAsia="Times New Roman" w:hAnsi="Times New Roman" w:cs="Times New Roman"/>
+          <w:color w:val="000000"/>
+          <w:sz w:val="28"/>
+          <w:szCs w:val="28"/>
+        </w:rPr>
+        <w:t>- Итоговый отчёт по проектной практике</w:t>
+      </w:r>
+    </w:p>
+    <w:p>
+      <w:pPr>
+        <w:keepNext/>
+        <w:keepLines/>
+        <w:pBdr>
+          <w:top w:val="nil"/>
+          <w:left w:val="nil"/>
+          <w:bottom w:val="nil"/>
+          <w:right w:val="nil"/>
+          <w:between w:val="nil"/>
+        </w:pBdr>
+        <w:spacing w:after="0" w:line="360" w:lineRule="auto"/>
+        <w:rPr>
+          <w:rFonts w:ascii="Times New Roman" w:eastAsia="Times New Roman" w:hAnsi="Times New Roman" w:cs="Times New Roman"/>
+          <w:color w:val="000000"/>
+          <w:sz w:val="28"/>
+          <w:szCs w:val="28"/>
+        </w:rPr>
+      </w:pPr>
+    </w:p>
+    <w:p>
+      <w:pPr>
+        <w:keepNext/>
+        <w:keepLines/>
+        <w:pBdr>
+          <w:top w:val="nil"/>
+          <w:left w:val="nil"/>
+          <w:bottom w:val="nil"/>
+          <w:right w:val="nil"/>
+          <w:between w:val="nil"/>
+        </w:pBdr>
+        <w:spacing w:after="0" w:line="360" w:lineRule="auto"/>
+        <w:rPr>
+          <w:rFonts w:ascii="Times New Roman" w:eastAsia="Times New Roman" w:hAnsi="Times New Roman" w:cs="Times New Roman"/>
+          <w:color w:val="000000"/>
+          <w:sz w:val="28"/>
+          <w:szCs w:val="28"/>
+        </w:rPr>
+      </w:pPr>
+      <w:r>
+        <w:rPr>
+          <w:rFonts w:ascii="Times New Roman" w:eastAsia="Times New Roman" w:hAnsi="Times New Roman" w:cs="Times New Roman"/>
+          <w:color w:val="000000"/>
+          <w:sz w:val="28"/>
+          <w:szCs w:val="28"/>
+        </w:rPr>
+        <w:t>Проект демонстрирует понимание принципов хранения данных, сериализации и работы с файловой системой. Полученные знания могут быть применены при изучении более сложных систем управления базами данных.</w:t>
+      </w:r>
+    </w:p>
+    <w:p>
+      <w:pPr>
+        <w:keepNext/>
+        <w:keepLines/>
+        <w:pBdr>
+          <w:top w:val="nil"/>
+          <w:left w:val="nil"/>
+          <w:bottom w:val="nil"/>
+          <w:right w:val="nil"/>
+          <w:between w:val="nil"/>
+        </w:pBdr>
+        <w:spacing w:after="0" w:line="360" w:lineRule="auto"/>
+        <w:rPr>
+          <w:rFonts w:ascii="Times New Roman" w:eastAsia="Times New Roman" w:hAnsi="Times New Roman" w:cs="Times New Roman"/>
+          <w:color w:val="000000"/>
+          <w:sz w:val="28"/>
+          <w:szCs w:val="28"/>
+        </w:rPr>
+      </w:pPr>
+    </w:p>
+    <w:p>
+      <w:pPr>
+        <w:keepNext/>
+        <w:keepLines/>
+        <w:pBdr>
+          <w:top w:val="nil"/>
+          <w:left w:val="nil"/>
+          <w:bottom w:val="nil"/>
+          <w:right w:val="nil"/>
+          <w:between w:val="nil"/>
+        </w:pBdr>
+        <w:spacing w:after="0" w:line="360" w:lineRule="auto"/>
+        <w:rPr>
+          <w:rFonts w:ascii="Times New Roman" w:eastAsia="Times New Roman" w:hAnsi="Times New Roman" w:cs="Times New Roman"/>
+          <w:color w:val="000000"/>
+          <w:sz w:val="28"/>
+          <w:szCs w:val="28"/>
+        </w:rPr>
+      </w:pPr>
+    </w:p>
+    <w:p>
+      <w:pPr>
+        <w:keepNext/>
+        <w:keepLines/>
+        <w:pBdr>
+          <w:top w:val="nil"/>
+          <w:left w:val="nil"/>
+          <w:bottom w:val="nil"/>
+          <w:right w:val="nil"/>
+          <w:between w:val="nil"/>
+        </w:pBdr>
+        <w:spacing w:after="0" w:line="360" w:lineRule="auto"/>
+        <w:rPr>
+          <w:rFonts w:ascii="Times New Roman" w:eastAsia="Times New Roman" w:hAnsi="Times New Roman" w:cs="Times New Roman"/>
+          <w:color w:val="000000"/>
+          <w:sz w:val="28"/>
+          <w:szCs w:val="28"/>
+        </w:rPr>
+      </w:pPr>
+    </w:p>
+    <w:p>
+      <w:pPr>
+        <w:keepNext/>
+        <w:keepLines/>
+        <w:pBdr>
+          <w:top w:val="nil"/>
+          <w:left w:val="nil"/>
+          <w:bottom w:val="nil"/>
+          <w:right w:val="nil"/>
+          <w:between w:val="nil"/>
+        </w:pBdr>
+        <w:spacing w:after="0" w:line="360" w:lineRule="auto"/>
+        <w:rPr>
+          <w:rFonts w:ascii="Times New Roman" w:eastAsia="Times New Roman" w:hAnsi="Times New Roman" w:cs="Times New Roman"/>
+          <w:color w:val="000000"/>
+          <w:sz w:val="28"/>
+          <w:szCs w:val="28"/>
+        </w:rPr>
+      </w:pPr>
+    </w:p>
+    <w:p>
+      <w:pPr>
+        <w:keepNext/>
+        <w:keepLines/>
+        <w:pBdr>
+          <w:top w:val="nil"/>
+          <w:left w:val="nil"/>
+          <w:bottom w:val="nil"/>
+          <w:right w:val="nil"/>
+          <w:between w:val="nil"/>
+        </w:pBdr>
+        <w:spacing w:after="0" w:line="360" w:lineRule="auto"/>
+        <w:rPr>
+          <w:rFonts w:ascii="Times New Roman" w:eastAsia="Times New Roman" w:hAnsi="Times New Roman" w:cs="Times New Roman"/>
+          <w:color w:val="000000"/>
+          <w:sz w:val="28"/>
+          <w:szCs w:val="28"/>
+        </w:rPr>
+      </w:pPr>
+    </w:p>
+    <w:p>
+      <w:pPr>
+        <w:keepNext/>
+        <w:keepLines/>
+        <w:pBdr>
+          <w:top w:val="nil"/>
+          <w:left w:val="nil"/>
+          <w:bottom w:val="nil"/>
+          <w:right w:val="nil"/>
+          <w:between w:val="nil"/>
+        </w:pBdr>
+        <w:spacing w:after="0" w:line="360" w:lineRule="auto"/>
+        <w:rPr>
+          <w:rFonts w:ascii="Times New Roman" w:eastAsia="Times New Roman" w:hAnsi="Times New Roman" w:cs="Times New Roman"/>
+          <w:color w:val="000000"/>
+          <w:sz w:val="28"/>
+          <w:szCs w:val="28"/>
+        </w:rPr>
+      </w:pPr>
+    </w:p>
+    <w:p>
+      <w:pPr>
+        <w:pStyle w:val="12"/>
+      </w:pPr>
+      <w:bookmarkStart w:id="10" w:name="_Toc230264383"/>
+      <w:r>
+        <w:lastRenderedPageBreak/>
+        <w:t>СПИСОК ИСПОЛЬЗОВАННОЙ ЛИТЕРАТУРЫ</w:t>
+      </w:r>
+      <w:bookmarkEnd w:id="10"/>
+    </w:p>
+    <w:p>
+      <w:pPr>
+        <w:keepNext/>
+        <w:keepLines/>
+        <w:pBdr>
+          <w:top w:val="nil"/>
+          <w:left w:val="nil"/>
+          <w:bottom w:val="nil"/>
+          <w:right w:val="nil"/>
+          <w:between w:val="nil"/>
+        </w:pBdr>
+        <w:spacing w:after="0" w:line="360" w:lineRule="auto"/>
+        <w:rPr>
+          <w:rFonts w:ascii="Times New Roman" w:eastAsia="Times New Roman" w:hAnsi="Times New Roman" w:cs="Times New Roman"/>
+          <w:color w:val="000000"/>
+          <w:sz w:val="28"/>
+          <w:szCs w:val="28"/>
+        </w:rPr>
+      </w:pPr>
+    </w:p>
+    <w:p>
+      <w:pPr>
+        <w:keepNext/>
+        <w:keepLines/>
+        <w:pBdr>
+          <w:top w:val="nil"/>
+          <w:left w:val="nil"/>
+          <w:bottom w:val="nil"/>
+          <w:right w:val="nil"/>
+          <w:between w:val="nil"/>
+        </w:pBdr>
+        <w:spacing w:after="0" w:line="360" w:lineRule="auto"/>
+        <w:rPr>
+          <w:rFonts w:ascii="Times New Roman" w:eastAsia="Times New Roman" w:hAnsi="Times New Roman" w:cs="Times New Roman"/>
+          <w:color w:val="000000"/>
+          <w:sz w:val="28"/>
+          <w:szCs w:val="28"/>
+        </w:rPr>
+      </w:pPr>
+      <w:r>
+        <w:rPr>
+          <w:rFonts w:ascii="Times New Roman" w:eastAsia="Times New Roman" w:hAnsi="Times New Roman" w:cs="Times New Roman"/>
+          <w:color w:val="000000"/>
+          <w:sz w:val="28"/>
+          <w:szCs w:val="28"/>
+        </w:rPr>
+        <w:t xml:space="preserve">1. Документация Microsoft по System.Text.Json: </w:t>
+      </w:r>
+      <w:hyperlink r:id="rId10" w:history="1">
         <w:r>
           <w:rPr>
             <w:rStyle w:val="a9"/>
@@ -3687,7 +5721,7 @@
             <w:sz w:val="28"/>
             <w:szCs w:val="28"/>
           </w:rPr>
-          <w:t>microsoft.com/ru-ru/dotnet/standard/serialization/system-text-json/how-to</w:t>
+          <w:t>https://learn.microsoft.com/ru-ru/dotnet/standard/serialization/system-text-json/how-to</w:t>
         </w:r>
       </w:hyperlink>
     </w:p>
@@ -3717,29 +5751,9 @@
           <w:sz w:val="28"/>
           <w:szCs w:val="28"/>
         </w:rPr>
-        <w:t xml:space="preserve">2. Руководство по </w:t>
-      </w:r>
-      <w:proofErr w:type="spellStart"/>
-      <w:r>
-        <w:rPr>
-          <w:rFonts w:ascii="Times New Roman" w:eastAsia="Times New Roman" w:hAnsi="Times New Roman" w:cs="Times New Roman"/>
-          <w:color w:val="000000"/>
-          <w:sz w:val="28"/>
-          <w:szCs w:val="28"/>
-        </w:rPr>
-        <w:t>Git</w:t>
-      </w:r>
-      <w:proofErr w:type="spellEnd"/>
-      <w:r>
-        <w:rPr>
-          <w:rFonts w:ascii="Times New Roman" w:eastAsia="Times New Roman" w:hAnsi="Times New Roman" w:cs="Times New Roman"/>
-          <w:color w:val="000000"/>
-          <w:sz w:val="28"/>
-          <w:szCs w:val="28"/>
-        </w:rPr>
-        <w:t xml:space="preserve">: </w:t>
-      </w:r>
-      <w:hyperlink r:id="rId9" w:history="1">
+        <w:t xml:space="preserve">2. Руководство по Git: </w:t>
+      </w:r>
+      <w:hyperlink r:id="rId11" w:history="1">
         <w:r>
           <w:rPr>
             <w:rStyle w:val="a9"/>
@@ -3777,29 +5791,9 @@
           <w:sz w:val="28"/>
           <w:szCs w:val="28"/>
         </w:rPr>
-        <w:t xml:space="preserve">3. Руководство по </w:t>
-      </w:r>
-      <w:proofErr w:type="spellStart"/>
-      <w:r>
-        <w:rPr>
-          <w:rFonts w:ascii="Times New Roman" w:eastAsia="Times New Roman" w:hAnsi="Times New Roman" w:cs="Times New Roman"/>
-          <w:color w:val="000000"/>
-          <w:sz w:val="28"/>
-          <w:szCs w:val="28"/>
-        </w:rPr>
-        <w:t>Markdown</w:t>
-      </w:r>
-      <w:proofErr w:type="spellEnd"/>
-      <w:r>
-        <w:rPr>
-          <w:rFonts w:ascii="Times New Roman" w:eastAsia="Times New Roman" w:hAnsi="Times New Roman" w:cs="Times New Roman"/>
-          <w:color w:val="000000"/>
-          <w:sz w:val="28"/>
-          <w:szCs w:val="28"/>
-        </w:rPr>
-        <w:t xml:space="preserve">: </w:t>
-      </w:r>
-      <w:hyperlink r:id="rId10" w:history="1">
+        <w:t xml:space="preserve">3. Руководство по Markdown: </w:t>
+      </w:r>
+      <w:hyperlink r:id="rId12" w:history="1">
         <w:r>
           <w:rPr>
             <w:rStyle w:val="a9"/>
@@ -3837,118 +5831,38 @@
           <w:sz w:val="28"/>
           <w:szCs w:val="28"/>
         </w:rPr>
-        <w:t xml:space="preserve">4. </w:t>
-      </w:r>
-      <w:proofErr w:type="spellStart"/>
-      <w:r>
-        <w:rPr>
-          <w:rFonts w:ascii="Times New Roman" w:eastAsia="Times New Roman" w:hAnsi="Times New Roman" w:cs="Times New Roman"/>
-          <w:color w:val="000000"/>
-          <w:sz w:val="28"/>
-          <w:szCs w:val="28"/>
-        </w:rPr>
-        <w:t>Троелсен</w:t>
-      </w:r>
-      <w:proofErr w:type="spellEnd"/>
-      <w:r>
-        <w:rPr>
-          <w:rFonts w:ascii="Times New Roman" w:eastAsia="Times New Roman" w:hAnsi="Times New Roman" w:cs="Times New Roman"/>
-          <w:color w:val="000000"/>
-          <w:sz w:val="28"/>
-          <w:szCs w:val="28"/>
-        </w:rPr>
-        <w:t xml:space="preserve"> Э. Язык программирования C# 9 и платформа .NET 5. — М.: Вильямс, 2021.</w:t>
-      </w:r>
-    </w:p>
-    <w:p>
-      <w:pPr>
-        <w:keepNext/>
-        <w:keepLines/>
-        <w:pBdr>
-          <w:top w:val="nil"/>
-          <w:left w:val="nil"/>
-          <w:bottom w:val="nil"/>
-          <w:right w:val="nil"/>
-          <w:between w:val="nil"/>
-        </w:pBdr>
-        <w:spacing w:after="0" w:line="360" w:lineRule="auto"/>
-        <w:rPr>
-          <w:rFonts w:ascii="Times New Roman" w:eastAsia="Times New Roman" w:hAnsi="Times New Roman" w:cs="Times New Roman"/>
-          <w:color w:val="000000"/>
-          <w:sz w:val="28"/>
-          <w:szCs w:val="28"/>
-        </w:rPr>
-      </w:pPr>
-      <w:r>
-        <w:rPr>
-          <w:rFonts w:ascii="Times New Roman" w:eastAsia="Times New Roman" w:hAnsi="Times New Roman" w:cs="Times New Roman"/>
-          <w:color w:val="000000"/>
-          <w:sz w:val="28"/>
-          <w:szCs w:val="28"/>
-        </w:rPr>
-        <w:t xml:space="preserve">5. Материалы репозитория </w:t>
-      </w:r>
-      <w:proofErr w:type="spellStart"/>
-      <w:r>
-        <w:rPr>
-          <w:rFonts w:ascii="Times New Roman" w:eastAsia="Times New Roman" w:hAnsi="Times New Roman" w:cs="Times New Roman"/>
-          <w:color w:val="000000"/>
-          <w:sz w:val="28"/>
-          <w:szCs w:val="28"/>
-        </w:rPr>
-        <w:t>build</w:t>
-      </w:r>
-      <w:proofErr w:type="spellEnd"/>
-      <w:r>
-        <w:rPr>
-          <w:rFonts w:ascii="Times New Roman" w:eastAsia="Times New Roman" w:hAnsi="Times New Roman" w:cs="Times New Roman"/>
-          <w:color w:val="000000"/>
-          <w:sz w:val="28"/>
-          <w:szCs w:val="28"/>
-        </w:rPr>
-        <w:t>-</w:t>
-      </w:r>
-      <w:proofErr w:type="spellStart"/>
-      <w:r>
-        <w:rPr>
-          <w:rFonts w:ascii="Times New Roman" w:eastAsia="Times New Roman" w:hAnsi="Times New Roman" w:cs="Times New Roman"/>
-          <w:color w:val="000000"/>
-          <w:sz w:val="28"/>
-          <w:szCs w:val="28"/>
-        </w:rPr>
-        <w:t>your</w:t>
-      </w:r>
-      <w:proofErr w:type="spellEnd"/>
-      <w:r>
-        <w:rPr>
-          <w:rFonts w:ascii="Times New Roman" w:eastAsia="Times New Roman" w:hAnsi="Times New Roman" w:cs="Times New Roman"/>
-          <w:color w:val="000000"/>
-          <w:sz w:val="28"/>
-          <w:szCs w:val="28"/>
-        </w:rPr>
-        <w:t>-</w:t>
-      </w:r>
-      <w:proofErr w:type="spellStart"/>
-      <w:r>
-        <w:rPr>
-          <w:rFonts w:ascii="Times New Roman" w:eastAsia="Times New Roman" w:hAnsi="Times New Roman" w:cs="Times New Roman"/>
-          <w:color w:val="000000"/>
-          <w:sz w:val="28"/>
-          <w:szCs w:val="28"/>
-        </w:rPr>
-        <w:t>own</w:t>
-      </w:r>
-      <w:proofErr w:type="spellEnd"/>
-      <w:r>
-        <w:rPr>
-          <w:rFonts w:ascii="Times New Roman" w:eastAsia="Times New Roman" w:hAnsi="Times New Roman" w:cs="Times New Roman"/>
-          <w:color w:val="000000"/>
-          <w:sz w:val="28"/>
-          <w:szCs w:val="28"/>
-        </w:rPr>
-        <w:t xml:space="preserve">-x: </w:t>
-      </w:r>
-      <w:hyperlink r:id="rId11" w:history="1">
+        <w:t>4. Троелсен Э. Язык программирования C# 9 и платформа .NET 5. — М.: Вильямс, 2021.</w:t>
+      </w:r>
+    </w:p>
+    <w:p>
+      <w:pPr>
+        <w:keepNext/>
+        <w:keepLines/>
+        <w:pBdr>
+          <w:top w:val="nil"/>
+          <w:left w:val="nil"/>
+          <w:bottom w:val="nil"/>
+          <w:right w:val="nil"/>
+          <w:between w:val="nil"/>
+        </w:pBdr>
+        <w:spacing w:after="0" w:line="360" w:lineRule="auto"/>
+        <w:rPr>
+          <w:rFonts w:ascii="Times New Roman" w:eastAsia="Times New Roman" w:hAnsi="Times New Roman" w:cs="Times New Roman"/>
+          <w:color w:val="000000"/>
+          <w:sz w:val="28"/>
+          <w:szCs w:val="28"/>
+        </w:rPr>
+      </w:pPr>
+      <w:r>
+        <w:rPr>
+          <w:rFonts w:ascii="Times New Roman" w:eastAsia="Times New Roman" w:hAnsi="Times New Roman" w:cs="Times New Roman"/>
+          <w:color w:val="000000"/>
+          <w:sz w:val="28"/>
+          <w:szCs w:val="28"/>
+        </w:rPr>
+        <w:t xml:space="preserve">5. Материалы репозитория build-your-own-x: </w:t>
+      </w:r>
+      <w:hyperlink r:id="rId13" w:history="1">
         <w:r>
           <w:rPr>
             <w:rStyle w:val="a9"/>
@@ -3982,21 +5896,380 @@
     </w:p>
     <w:p>
       <w:pPr>
+        <w:keepNext/>
+        <w:keepLines/>
+        <w:pBdr>
+          <w:top w:val="nil"/>
+          <w:left w:val="nil"/>
+          <w:bottom w:val="nil"/>
+          <w:right w:val="nil"/>
+          <w:between w:val="nil"/>
+        </w:pBdr>
+        <w:spacing w:after="0" w:line="360" w:lineRule="auto"/>
+        <w:rPr>
+          <w:rFonts w:ascii="Times New Roman" w:eastAsia="Times New Roman" w:hAnsi="Times New Roman" w:cs="Times New Roman"/>
+          <w:color w:val="000000"/>
+          <w:sz w:val="28"/>
+          <w:szCs w:val="28"/>
+        </w:rPr>
+      </w:pPr>
+    </w:p>
+    <w:p>
+      <w:pPr>
+        <w:keepNext/>
+        <w:keepLines/>
+        <w:pBdr>
+          <w:top w:val="nil"/>
+          <w:left w:val="nil"/>
+          <w:bottom w:val="nil"/>
+          <w:right w:val="nil"/>
+          <w:between w:val="nil"/>
+        </w:pBdr>
+        <w:spacing w:after="0" w:line="360" w:lineRule="auto"/>
+        <w:rPr>
+          <w:rFonts w:ascii="Times New Roman" w:eastAsia="Times New Roman" w:hAnsi="Times New Roman" w:cs="Times New Roman"/>
+          <w:color w:val="000000"/>
+          <w:sz w:val="28"/>
+          <w:szCs w:val="28"/>
+        </w:rPr>
+      </w:pPr>
+    </w:p>
+    <w:p>
+      <w:pPr>
+        <w:keepNext/>
+        <w:keepLines/>
+        <w:pBdr>
+          <w:top w:val="nil"/>
+          <w:left w:val="nil"/>
+          <w:bottom w:val="nil"/>
+          <w:right w:val="nil"/>
+          <w:between w:val="nil"/>
+        </w:pBdr>
+        <w:spacing w:after="0" w:line="360" w:lineRule="auto"/>
+        <w:rPr>
+          <w:rFonts w:ascii="Times New Roman" w:eastAsia="Times New Roman" w:hAnsi="Times New Roman" w:cs="Times New Roman"/>
+          <w:color w:val="000000"/>
+          <w:sz w:val="28"/>
+          <w:szCs w:val="28"/>
+        </w:rPr>
+      </w:pPr>
+    </w:p>
+    <w:p>
+      <w:pPr>
+        <w:keepNext/>
+        <w:keepLines/>
+        <w:pBdr>
+          <w:top w:val="nil"/>
+          <w:left w:val="nil"/>
+          <w:bottom w:val="nil"/>
+          <w:right w:val="nil"/>
+          <w:between w:val="nil"/>
+        </w:pBdr>
+        <w:spacing w:after="0" w:line="360" w:lineRule="auto"/>
+        <w:rPr>
+          <w:rFonts w:ascii="Times New Roman" w:eastAsia="Times New Roman" w:hAnsi="Times New Roman" w:cs="Times New Roman"/>
+          <w:color w:val="000000"/>
+          <w:sz w:val="28"/>
+          <w:szCs w:val="28"/>
+        </w:rPr>
+      </w:pPr>
+    </w:p>
+    <w:p>
+      <w:pPr>
+        <w:keepNext/>
+        <w:keepLines/>
+        <w:pBdr>
+          <w:top w:val="nil"/>
+          <w:left w:val="nil"/>
+          <w:bottom w:val="nil"/>
+          <w:right w:val="nil"/>
+          <w:between w:val="nil"/>
+        </w:pBdr>
+        <w:spacing w:after="0" w:line="360" w:lineRule="auto"/>
+        <w:rPr>
+          <w:rFonts w:ascii="Times New Roman" w:eastAsia="Times New Roman" w:hAnsi="Times New Roman" w:cs="Times New Roman"/>
+          <w:color w:val="000000"/>
+          <w:sz w:val="28"/>
+          <w:szCs w:val="28"/>
+        </w:rPr>
+      </w:pPr>
+    </w:p>
+    <w:p>
+      <w:pPr>
+        <w:keepNext/>
+        <w:keepLines/>
+        <w:pBdr>
+          <w:top w:val="nil"/>
+          <w:left w:val="nil"/>
+          <w:bottom w:val="nil"/>
+          <w:right w:val="nil"/>
+          <w:between w:val="nil"/>
+        </w:pBdr>
+        <w:spacing w:after="0" w:line="360" w:lineRule="auto"/>
+        <w:rPr>
+          <w:rFonts w:ascii="Times New Roman" w:eastAsia="Times New Roman" w:hAnsi="Times New Roman" w:cs="Times New Roman"/>
+          <w:color w:val="000000"/>
+          <w:sz w:val="28"/>
+          <w:szCs w:val="28"/>
+        </w:rPr>
+      </w:pPr>
+    </w:p>
+    <w:p>
+      <w:pPr>
+        <w:keepNext/>
+        <w:keepLines/>
+        <w:pBdr>
+          <w:top w:val="nil"/>
+          <w:left w:val="nil"/>
+          <w:bottom w:val="nil"/>
+          <w:right w:val="nil"/>
+          <w:between w:val="nil"/>
+        </w:pBdr>
+        <w:spacing w:after="0" w:line="360" w:lineRule="auto"/>
+        <w:rPr>
+          <w:rFonts w:ascii="Times New Roman" w:eastAsia="Times New Roman" w:hAnsi="Times New Roman" w:cs="Times New Roman"/>
+          <w:color w:val="000000"/>
+          <w:sz w:val="28"/>
+          <w:szCs w:val="28"/>
+        </w:rPr>
+      </w:pPr>
+    </w:p>
+    <w:p>
+      <w:pPr>
+        <w:keepNext/>
+        <w:keepLines/>
+        <w:pBdr>
+          <w:top w:val="nil"/>
+          <w:left w:val="nil"/>
+          <w:bottom w:val="nil"/>
+          <w:right w:val="nil"/>
+          <w:between w:val="nil"/>
+        </w:pBdr>
+        <w:spacing w:after="0" w:line="360" w:lineRule="auto"/>
+        <w:rPr>
+          <w:rFonts w:ascii="Times New Roman" w:eastAsia="Times New Roman" w:hAnsi="Times New Roman" w:cs="Times New Roman"/>
+          <w:color w:val="000000"/>
+          <w:sz w:val="28"/>
+          <w:szCs w:val="28"/>
+        </w:rPr>
+      </w:pPr>
+    </w:p>
+    <w:p>
+      <w:pPr>
+        <w:keepNext/>
+        <w:keepLines/>
+        <w:pBdr>
+          <w:top w:val="nil"/>
+          <w:left w:val="nil"/>
+          <w:bottom w:val="nil"/>
+          <w:right w:val="nil"/>
+          <w:between w:val="nil"/>
+        </w:pBdr>
+        <w:spacing w:after="0" w:line="360" w:lineRule="auto"/>
+        <w:rPr>
+          <w:rFonts w:ascii="Times New Roman" w:eastAsia="Times New Roman" w:hAnsi="Times New Roman" w:cs="Times New Roman"/>
+          <w:color w:val="000000"/>
+          <w:sz w:val="28"/>
+          <w:szCs w:val="28"/>
+        </w:rPr>
+      </w:pPr>
+    </w:p>
+    <w:p>
+      <w:pPr>
+        <w:keepNext/>
+        <w:keepLines/>
+        <w:pBdr>
+          <w:top w:val="nil"/>
+          <w:left w:val="nil"/>
+          <w:bottom w:val="nil"/>
+          <w:right w:val="nil"/>
+          <w:between w:val="nil"/>
+        </w:pBdr>
+        <w:spacing w:after="0" w:line="360" w:lineRule="auto"/>
+        <w:rPr>
+          <w:rFonts w:ascii="Times New Roman" w:eastAsia="Times New Roman" w:hAnsi="Times New Roman" w:cs="Times New Roman"/>
+          <w:color w:val="000000"/>
+          <w:sz w:val="28"/>
+          <w:szCs w:val="28"/>
+        </w:rPr>
+      </w:pPr>
+    </w:p>
+    <w:p>
+      <w:pPr>
+        <w:keepNext/>
+        <w:keepLines/>
+        <w:pBdr>
+          <w:top w:val="nil"/>
+          <w:left w:val="nil"/>
+          <w:bottom w:val="nil"/>
+          <w:right w:val="nil"/>
+          <w:between w:val="nil"/>
+        </w:pBdr>
+        <w:spacing w:after="0" w:line="360" w:lineRule="auto"/>
+        <w:rPr>
+          <w:rFonts w:ascii="Times New Roman" w:eastAsia="Times New Roman" w:hAnsi="Times New Roman" w:cs="Times New Roman"/>
+          <w:color w:val="000000"/>
+          <w:sz w:val="28"/>
+          <w:szCs w:val="28"/>
+        </w:rPr>
+      </w:pPr>
+    </w:p>
+    <w:p>
+      <w:pPr>
+        <w:keepNext/>
+        <w:keepLines/>
+        <w:pBdr>
+          <w:top w:val="nil"/>
+          <w:left w:val="nil"/>
+          <w:bottom w:val="nil"/>
+          <w:right w:val="nil"/>
+          <w:between w:val="nil"/>
+        </w:pBdr>
+        <w:spacing w:after="0" w:line="360" w:lineRule="auto"/>
+        <w:rPr>
+          <w:rFonts w:ascii="Times New Roman" w:eastAsia="Times New Roman" w:hAnsi="Times New Roman" w:cs="Times New Roman"/>
+          <w:color w:val="000000"/>
+          <w:sz w:val="28"/>
+          <w:szCs w:val="28"/>
+        </w:rPr>
+      </w:pPr>
+    </w:p>
+    <w:p>
+      <w:pPr>
+        <w:keepNext/>
+        <w:keepLines/>
+        <w:pBdr>
+          <w:top w:val="nil"/>
+          <w:left w:val="nil"/>
+          <w:bottom w:val="nil"/>
+          <w:right w:val="nil"/>
+          <w:between w:val="nil"/>
+        </w:pBdr>
+        <w:spacing w:after="0" w:line="360" w:lineRule="auto"/>
+        <w:rPr>
+          <w:rFonts w:ascii="Times New Roman" w:eastAsia="Times New Roman" w:hAnsi="Times New Roman" w:cs="Times New Roman"/>
+          <w:color w:val="000000"/>
+          <w:sz w:val="28"/>
+          <w:szCs w:val="28"/>
+        </w:rPr>
+      </w:pPr>
+    </w:p>
+    <w:p>
+      <w:pPr>
+        <w:keepNext/>
+        <w:keepLines/>
+        <w:pBdr>
+          <w:top w:val="nil"/>
+          <w:left w:val="nil"/>
+          <w:bottom w:val="nil"/>
+          <w:right w:val="nil"/>
+          <w:between w:val="nil"/>
+        </w:pBdr>
+        <w:spacing w:after="0" w:line="360" w:lineRule="auto"/>
+        <w:rPr>
+          <w:rFonts w:ascii="Times New Roman" w:eastAsia="Times New Roman" w:hAnsi="Times New Roman" w:cs="Times New Roman"/>
+          <w:color w:val="000000"/>
+          <w:sz w:val="28"/>
+          <w:szCs w:val="28"/>
+        </w:rPr>
+      </w:pPr>
+    </w:p>
+    <w:p>
+      <w:pPr>
+        <w:keepNext/>
+        <w:keepLines/>
+        <w:pBdr>
+          <w:top w:val="nil"/>
+          <w:left w:val="nil"/>
+          <w:bottom w:val="nil"/>
+          <w:right w:val="nil"/>
+          <w:between w:val="nil"/>
+        </w:pBdr>
+        <w:spacing w:after="0" w:line="360" w:lineRule="auto"/>
+        <w:rPr>
+          <w:rFonts w:ascii="Times New Roman" w:eastAsia="Times New Roman" w:hAnsi="Times New Roman" w:cs="Times New Roman"/>
+          <w:color w:val="000000"/>
+          <w:sz w:val="28"/>
+          <w:szCs w:val="28"/>
+        </w:rPr>
+      </w:pPr>
+    </w:p>
+    <w:p>
+      <w:pPr>
+        <w:keepNext/>
+        <w:keepLines/>
+        <w:pBdr>
+          <w:top w:val="nil"/>
+          <w:left w:val="nil"/>
+          <w:bottom w:val="nil"/>
+          <w:right w:val="nil"/>
+          <w:between w:val="nil"/>
+        </w:pBdr>
+        <w:spacing w:after="0" w:line="360" w:lineRule="auto"/>
+        <w:rPr>
+          <w:rFonts w:ascii="Times New Roman" w:eastAsia="Times New Roman" w:hAnsi="Times New Roman" w:cs="Times New Roman"/>
+          <w:color w:val="000000"/>
+          <w:sz w:val="28"/>
+          <w:szCs w:val="28"/>
+        </w:rPr>
+      </w:pPr>
+    </w:p>
+    <w:p>
+      <w:pPr>
+        <w:keepNext/>
+        <w:keepLines/>
+        <w:pBdr>
+          <w:top w:val="nil"/>
+          <w:left w:val="nil"/>
+          <w:bottom w:val="nil"/>
+          <w:right w:val="nil"/>
+          <w:between w:val="nil"/>
+        </w:pBdr>
+        <w:spacing w:after="0" w:line="360" w:lineRule="auto"/>
+        <w:rPr>
+          <w:rFonts w:ascii="Times New Roman" w:eastAsia="Times New Roman" w:hAnsi="Times New Roman" w:cs="Times New Roman"/>
+          <w:color w:val="000000"/>
+          <w:sz w:val="28"/>
+          <w:szCs w:val="28"/>
+        </w:rPr>
+      </w:pPr>
+    </w:p>
+    <w:p>
+      <w:pPr>
+        <w:keepNext/>
+        <w:keepLines/>
+        <w:pBdr>
+          <w:top w:val="nil"/>
+          <w:left w:val="nil"/>
+          <w:bottom w:val="nil"/>
+          <w:right w:val="nil"/>
+          <w:between w:val="nil"/>
+        </w:pBdr>
+        <w:spacing w:after="0" w:line="360" w:lineRule="auto"/>
+        <w:rPr>
+          <w:rFonts w:ascii="Times New Roman" w:eastAsia="Times New Roman" w:hAnsi="Times New Roman" w:cs="Times New Roman"/>
+          <w:color w:val="000000"/>
+          <w:sz w:val="28"/>
+          <w:szCs w:val="28"/>
+        </w:rPr>
+      </w:pPr>
+    </w:p>
+    <w:p>
+      <w:pPr>
         <w:pStyle w:val="12"/>
       </w:pPr>
-      <w:bookmarkStart w:id="11" w:name="_Toc230028190"/>
-      <w:r>
-        <w:t>ПРИЛОЖЕНИЯ</w:t>
+      <w:bookmarkStart w:id="11" w:name="_Toc230264384"/>
+      <w:r>
+        <w:lastRenderedPageBreak/>
+        <w:t>ПРИЛОЖЕНИ</w:t>
+      </w:r>
+      <w:r>
+        <w:t>Е А</w:t>
       </w:r>
       <w:bookmarkEnd w:id="11"/>
     </w:p>
     <w:p>
       <w:pPr>
-        <w:pStyle w:val="af0"/>
-      </w:pPr>
-    </w:p>
-    <w:p>
-      <w:pPr>
         <w:keepNext/>
         <w:keepLines/>
         <w:pBdr>
@@ -4029,7 +6302,6 @@
           <w:color w:val="000000"/>
           <w:sz w:val="28"/>
           <w:szCs w:val="28"/>
-          <w:lang w:val="en-US"/>
         </w:rPr>
         <w:t>:</w:t>
       </w:r>
@@ -4062,9 +6334,66 @@
           <w:szCs w:val="28"/>
         </w:rPr>
         <w:drawing>
-          <wp:inline distT="0" distB="0" distL="0" distR="0" wp14:anchorId="4D0F5D2B" wp14:editId="5FABB0E0">
-            <wp:extent cx="4253108" cy="2947987"/>
-            <wp:effectExtent l="0" t="0" r="0" b="5080"/>
+          <wp:inline distT="0" distB="0" distL="0" distR="0" wp14:anchorId="28DBFCB2" wp14:editId="54DFD73F">
+            <wp:extent cx="4743450" cy="2405904"/>
+            <wp:effectExtent l="0" t="0" r="0" b="0"/>
+            <wp:docPr id="2092391710" name="Рисунок 1"/>
+            <wp:cNvGraphicFramePr>
+              <a:graphicFrameLocks xmlns:a="http://schemas.openxmlformats.org/drawingml/2006/main" noChangeAspect="1"/>
+            </wp:cNvGraphicFramePr>
+            <a:graphic xmlns:a="http://schemas.openxmlformats.org/drawingml/2006/main">
+              <a:graphicData uri="http://schemas.openxmlformats.org/drawingml/2006/picture">
+                <pic:pic xmlns:pic="http://schemas.openxmlformats.org/drawingml/2006/picture">
+                  <pic:nvPicPr>
+                    <pic:cNvPr id="0" name="Picture 1"/>
+                    <pic:cNvPicPr>
+                      <a:picLocks noChangeAspect="1" noChangeArrowheads="1"/>
+                    </pic:cNvPicPr>
+                  </pic:nvPicPr>
+                  <pic:blipFill>
+                    <a:blip r:embed="rId14">
+                      <a:extLst>
+                        <a:ext uri="{28A0092B-C50C-407E-A947-70E740481C1C}">
+                          <a14:useLocalDpi xmlns:a14="http://schemas.microsoft.com/office/drawing/2010/main" val="0"/>
+                        </a:ext>
+                      </a:extLst>
+                    </a:blip>
+                    <a:srcRect/>
+                    <a:stretch>
+                      <a:fillRect/>
+                    </a:stretch>
+                  </pic:blipFill>
+                  <pic:spPr bwMode="auto">
+                    <a:xfrm>
+                      <a:off x="0" y="0"/>
+                      <a:ext cx="4753525" cy="2411014"/>
+                    </a:xfrm>
+                    <a:prstGeom prst="rect">
+                      <a:avLst/>
+                    </a:prstGeom>
+                    <a:noFill/>
+                    <a:ln>
+                      <a:noFill/>
+                    </a:ln>
+                  </pic:spPr>
+                </pic:pic>
+              </a:graphicData>
+            </a:graphic>
+          </wp:inline>
+        </w:drawing>
+      </w:r>
+      <w:r>
+        <w:rPr>
+          <w:rFonts w:ascii="Times New Roman" w:eastAsia="Times New Roman" w:hAnsi="Times New Roman" w:cs="Times New Roman"/>
+          <w:noProof/>
+          <w:color w:val="000000"/>
+          <w:sz w:val="28"/>
+          <w:szCs w:val="28"/>
+        </w:rPr>
+        <w:drawing>
+          <wp:inline distT="0" distB="0" distL="0" distR="0" wp14:anchorId="4D0F5D2B" wp14:editId="0071F5A2">
+            <wp:extent cx="4695825" cy="3254851"/>
+            <wp:effectExtent l="0" t="0" r="0" b="3175"/>
             <wp:docPr id="382293461" name="Рисунок 3"/>
             <wp:cNvGraphicFramePr>
               <a:graphicFrameLocks xmlns:a="http://schemas.openxmlformats.org/drawingml/2006/main" noChangeAspect="1"/>
@@ -4079,7 +6408,7 @@
                     </pic:cNvPicPr>
                   </pic:nvPicPr>
                   <pic:blipFill>
-                    <a:blip r:embed="rId12">
+                    <a:blip r:embed="rId15">
                       <a:extLst>
                         <a:ext uri="{28A0092B-C50C-407E-A947-70E740481C1C}">
                           <a14:useLocalDpi xmlns:a14="http://schemas.microsoft.com/office/drawing/2010/main" val="0"/>
@@ -4094,7 +6423,7 @@
                   <pic:spPr bwMode="auto">
                     <a:xfrm>
                       <a:off x="0" y="0"/>
-                      <a:ext cx="4264671" cy="2956002"/>
+                      <a:ext cx="4725406" cy="3275355"/>
                     </a:xfrm>
                     <a:prstGeom prst="rect">
                       <a:avLst/>
@@ -4113,16 +6442,6 @@
     </w:p>
     <w:p>
       <w:pPr>
-        <w:pStyle w:val="af0"/>
-      </w:pPr>
-    </w:p>
-    <w:p>
-      <w:pPr>
-        <w:pStyle w:val="af0"/>
-      </w:pPr>
-    </w:p>
-    <w:p>
-      <w:pPr>
         <w:keepNext/>
         <w:keepLines/>
         <w:pBdr>
@@ -4149,7 +6468,7 @@
           <w:szCs w:val="28"/>
         </w:rPr>
         <w:drawing>
-          <wp:inline distT="0" distB="0" distL="0" distR="0" wp14:anchorId="66AE6A00" wp14:editId="7753EA43">
+          <wp:inline distT="0" distB="0" distL="0" distR="0" wp14:anchorId="66AE6A00" wp14:editId="00DFBE73">
             <wp:extent cx="6301105" cy="1247775"/>
             <wp:effectExtent l="0" t="0" r="4445" b="9525"/>
             <wp:docPr id="168526752" name="Рисунок 5"/>
@@ -4166,7 +6485,7 @@
                     </pic:cNvPicPr>
                   </pic:nvPicPr>
                   <pic:blipFill>
-                    <a:blip r:embed="rId13">
+                    <a:blip r:embed="rId16">
                       <a:extLst>
                         <a:ext uri="{28A0092B-C50C-407E-A947-70E740481C1C}">
                           <a14:useLocalDpi xmlns:a14="http://schemas.microsoft.com/office/drawing/2010/main" val="0"/>
@@ -4181,7 +6500,7 @@
                   <pic:spPr bwMode="auto">
                     <a:xfrm>
                       <a:off x="0" y="0"/>
-                      <a:ext cx="6301105" cy="1247775"/>
+                      <a:ext cx="6307614" cy="1249064"/>
                     </a:xfrm>
                     <a:prstGeom prst="rect">
                       <a:avLst/>
@@ -4198,8 +6517,1992 @@
         </w:drawing>
       </w:r>
     </w:p>
+    <w:p>
+      <w:pPr>
+        <w:keepNext/>
+        <w:keepLines/>
+        <w:pBdr>
+          <w:top w:val="nil"/>
+          <w:left w:val="nil"/>
+          <w:bottom w:val="nil"/>
+          <w:right w:val="nil"/>
+          <w:between w:val="nil"/>
+        </w:pBdr>
+        <w:spacing w:after="0" w:line="360" w:lineRule="auto"/>
+        <w:rPr>
+          <w:rFonts w:ascii="Times New Roman" w:eastAsia="Times New Roman" w:hAnsi="Times New Roman" w:cs="Times New Roman"/>
+          <w:color w:val="000000"/>
+          <w:sz w:val="28"/>
+          <w:szCs w:val="28"/>
+        </w:rPr>
+      </w:pPr>
+    </w:p>
+    <w:p>
+      <w:pPr>
+        <w:pStyle w:val="12"/>
+      </w:pPr>
+      <w:bookmarkStart w:id="12" w:name="_Toc230264385"/>
+      <w:r>
+        <w:t>ПРИЛОЖЕНИЕ Б</w:t>
+      </w:r>
+      <w:bookmarkEnd w:id="12"/>
+    </w:p>
+    <w:p>
+      <w:pPr>
+        <w:keepNext/>
+        <w:keepLines/>
+        <w:pBdr>
+          <w:top w:val="nil"/>
+          <w:left w:val="nil"/>
+          <w:bottom w:val="nil"/>
+          <w:right w:val="nil"/>
+          <w:between w:val="nil"/>
+        </w:pBdr>
+        <w:spacing w:after="0" w:line="360" w:lineRule="auto"/>
+        <w:rPr>
+          <w:rFonts w:ascii="Times New Roman" w:eastAsia="Times New Roman" w:hAnsi="Times New Roman" w:cs="Times New Roman"/>
+          <w:color w:val="000000"/>
+          <w:sz w:val="28"/>
+          <w:szCs w:val="28"/>
+        </w:rPr>
+      </w:pPr>
+    </w:p>
+    <w:p>
+      <w:pPr>
+        <w:keepNext/>
+        <w:keepLines/>
+        <w:pBdr>
+          <w:top w:val="nil"/>
+          <w:left w:val="nil"/>
+          <w:bottom w:val="nil"/>
+          <w:right w:val="nil"/>
+          <w:between w:val="nil"/>
+        </w:pBdr>
+        <w:spacing w:after="0" w:line="360" w:lineRule="auto"/>
+        <w:rPr>
+          <w:rFonts w:ascii="Times New Roman" w:eastAsia="Times New Roman" w:hAnsi="Times New Roman" w:cs="Times New Roman"/>
+          <w:color w:val="000000"/>
+          <w:sz w:val="28"/>
+          <w:szCs w:val="28"/>
+        </w:rPr>
+      </w:pPr>
+      <w:r>
+        <w:rPr>
+          <w:rFonts w:ascii="Times New Roman" w:eastAsia="Times New Roman" w:hAnsi="Times New Roman" w:cs="Times New Roman"/>
+          <w:color w:val="000000"/>
+          <w:sz w:val="28"/>
+          <w:szCs w:val="28"/>
+        </w:rPr>
+        <w:t>Листинг кода</w:t>
+      </w:r>
+    </w:p>
+    <w:tbl>
+      <w:tblPr>
+        <w:tblStyle w:val="af1"/>
+        <w:tblW w:w="0" w:type="auto"/>
+        <w:tblLook w:val="04A0" w:firstRow="1" w:lastRow="0" w:firstColumn="1" w:lastColumn="0" w:noHBand="0" w:noVBand="1"/>
+      </w:tblPr>
+      <w:tblGrid>
+        <w:gridCol w:w="9912"/>
+      </w:tblGrid>
+      <w:tr>
+        <w:tc>
+          <w:tcPr>
+            <w:tcW w:w="9912" w:type="dxa"/>
+            <w:shd w:val="clear" w:color="auto" w:fill="F2F2F2" w:themeFill="background1" w:themeFillShade="F2"/>
+          </w:tcPr>
+          <w:p>
+            <w:pPr>
+              <w:keepNext/>
+              <w:keepLines/>
+              <w:spacing w:line="276" w:lineRule="auto"/>
+              <w:rPr>
+                <w:rFonts w:ascii="Courier New" w:eastAsia="Times New Roman" w:hAnsi="Courier New" w:cs="Courier New"/>
+                <w:color w:val="000000"/>
+                <w:sz w:val="28"/>
+                <w:szCs w:val="28"/>
+                <w:lang w:val="en-US"/>
+              </w:rPr>
+            </w:pPr>
+            <w:r>
+              <w:rPr>
+                <w:rFonts w:ascii="Courier New" w:eastAsia="Times New Roman" w:hAnsi="Courier New" w:cs="Courier New"/>
+                <w:color w:val="000000"/>
+                <w:sz w:val="28"/>
+                <w:szCs w:val="28"/>
+                <w:lang w:val="en-US"/>
+              </w:rPr>
+              <w:lastRenderedPageBreak/>
+              <w:t>using System;</w:t>
+            </w:r>
+          </w:p>
+          <w:p>
+            <w:pPr>
+              <w:keepNext/>
+              <w:keepLines/>
+              <w:spacing w:line="276" w:lineRule="auto"/>
+              <w:rPr>
+                <w:rFonts w:ascii="Courier New" w:eastAsia="Times New Roman" w:hAnsi="Courier New" w:cs="Courier New"/>
+                <w:color w:val="000000"/>
+                <w:sz w:val="28"/>
+                <w:szCs w:val="28"/>
+                <w:lang w:val="en-US"/>
+              </w:rPr>
+            </w:pPr>
+            <w:r>
+              <w:rPr>
+                <w:rFonts w:ascii="Courier New" w:eastAsia="Times New Roman" w:hAnsi="Courier New" w:cs="Courier New"/>
+                <w:color w:val="000000"/>
+                <w:sz w:val="28"/>
+                <w:szCs w:val="28"/>
+                <w:lang w:val="en-US"/>
+              </w:rPr>
+              <w:t>using System.Collections.Generic;</w:t>
+            </w:r>
+          </w:p>
+          <w:p>
+            <w:pPr>
+              <w:keepNext/>
+              <w:keepLines/>
+              <w:spacing w:line="276" w:lineRule="auto"/>
+              <w:rPr>
+                <w:rFonts w:ascii="Courier New" w:eastAsia="Times New Roman" w:hAnsi="Courier New" w:cs="Courier New"/>
+                <w:color w:val="000000"/>
+                <w:sz w:val="28"/>
+                <w:szCs w:val="28"/>
+                <w:lang w:val="en-US"/>
+              </w:rPr>
+            </w:pPr>
+            <w:r>
+              <w:rPr>
+                <w:rFonts w:ascii="Courier New" w:eastAsia="Times New Roman" w:hAnsi="Courier New" w:cs="Courier New"/>
+                <w:color w:val="000000"/>
+                <w:sz w:val="28"/>
+                <w:szCs w:val="28"/>
+                <w:lang w:val="en-US"/>
+              </w:rPr>
+              <w:t>using System.IO;</w:t>
+            </w:r>
+          </w:p>
+          <w:p>
+            <w:pPr>
+              <w:keepNext/>
+              <w:keepLines/>
+              <w:spacing w:line="276" w:lineRule="auto"/>
+              <w:rPr>
+                <w:rFonts w:ascii="Courier New" w:eastAsia="Times New Roman" w:hAnsi="Courier New" w:cs="Courier New"/>
+                <w:color w:val="000000"/>
+                <w:sz w:val="28"/>
+                <w:szCs w:val="28"/>
+                <w:lang w:val="en-US"/>
+              </w:rPr>
+            </w:pPr>
+            <w:r>
+              <w:rPr>
+                <w:rFonts w:ascii="Courier New" w:eastAsia="Times New Roman" w:hAnsi="Courier New" w:cs="Courier New"/>
+                <w:color w:val="000000"/>
+                <w:sz w:val="28"/>
+                <w:szCs w:val="28"/>
+                <w:lang w:val="en-US"/>
+              </w:rPr>
+              <w:t>using System.Linq;</w:t>
+            </w:r>
+          </w:p>
+          <w:p>
+            <w:pPr>
+              <w:keepNext/>
+              <w:keepLines/>
+              <w:spacing w:line="276" w:lineRule="auto"/>
+              <w:rPr>
+                <w:rFonts w:ascii="Courier New" w:eastAsia="Times New Roman" w:hAnsi="Courier New" w:cs="Courier New"/>
+                <w:color w:val="000000"/>
+                <w:sz w:val="28"/>
+                <w:szCs w:val="28"/>
+                <w:lang w:val="en-US"/>
+              </w:rPr>
+            </w:pPr>
+            <w:r>
+              <w:rPr>
+                <w:rFonts w:ascii="Courier New" w:eastAsia="Times New Roman" w:hAnsi="Courier New" w:cs="Courier New"/>
+                <w:color w:val="000000"/>
+                <w:sz w:val="28"/>
+                <w:szCs w:val="28"/>
+                <w:lang w:val="en-US"/>
+              </w:rPr>
+              <w:t>using System.Text.Json;</w:t>
+            </w:r>
+          </w:p>
+          <w:p>
+            <w:pPr>
+              <w:keepNext/>
+              <w:keepLines/>
+              <w:spacing w:line="276" w:lineRule="auto"/>
+              <w:rPr>
+                <w:rFonts w:ascii="Courier New" w:eastAsia="Times New Roman" w:hAnsi="Courier New" w:cs="Courier New"/>
+                <w:color w:val="000000"/>
+                <w:sz w:val="28"/>
+                <w:szCs w:val="28"/>
+                <w:lang w:val="en-US"/>
+              </w:rPr>
+            </w:pPr>
+          </w:p>
+          <w:p>
+            <w:pPr>
+              <w:keepNext/>
+              <w:keepLines/>
+              <w:spacing w:line="276" w:lineRule="auto"/>
+              <w:rPr>
+                <w:rFonts w:ascii="Courier New" w:eastAsia="Times New Roman" w:hAnsi="Courier New" w:cs="Courier New"/>
+                <w:color w:val="000000"/>
+                <w:sz w:val="28"/>
+                <w:szCs w:val="28"/>
+                <w:lang w:val="en-US"/>
+              </w:rPr>
+            </w:pPr>
+            <w:r>
+              <w:rPr>
+                <w:rFonts w:ascii="Courier New" w:eastAsia="Times New Roman" w:hAnsi="Courier New" w:cs="Courier New"/>
+                <w:color w:val="000000"/>
+                <w:sz w:val="28"/>
+                <w:szCs w:val="28"/>
+                <w:lang w:val="en-US"/>
+              </w:rPr>
+              <w:t>namespace MyOwnDatabase</w:t>
+            </w:r>
+          </w:p>
+          <w:p>
+            <w:pPr>
+              <w:keepNext/>
+              <w:keepLines/>
+              <w:spacing w:line="276" w:lineRule="auto"/>
+              <w:rPr>
+                <w:rFonts w:ascii="Courier New" w:eastAsia="Times New Roman" w:hAnsi="Courier New" w:cs="Courier New"/>
+                <w:color w:val="000000"/>
+                <w:sz w:val="28"/>
+                <w:szCs w:val="28"/>
+                <w:lang w:val="en-US"/>
+              </w:rPr>
+            </w:pPr>
+            <w:r>
+              <w:rPr>
+                <w:rFonts w:ascii="Courier New" w:eastAsia="Times New Roman" w:hAnsi="Courier New" w:cs="Courier New"/>
+                <w:color w:val="000000"/>
+                <w:sz w:val="28"/>
+                <w:szCs w:val="28"/>
+                <w:lang w:val="en-US"/>
+              </w:rPr>
+              <w:t>{</w:t>
+            </w:r>
+          </w:p>
+          <w:p>
+            <w:pPr>
+              <w:keepNext/>
+              <w:keepLines/>
+              <w:spacing w:line="276" w:lineRule="auto"/>
+              <w:rPr>
+                <w:rFonts w:ascii="Courier New" w:eastAsia="Times New Roman" w:hAnsi="Courier New" w:cs="Courier New"/>
+                <w:color w:val="000000"/>
+                <w:sz w:val="28"/>
+                <w:szCs w:val="28"/>
+                <w:lang w:val="en-US"/>
+              </w:rPr>
+            </w:pPr>
+            <w:r>
+              <w:rPr>
+                <w:rFonts w:ascii="Courier New" w:eastAsia="Times New Roman" w:hAnsi="Courier New" w:cs="Courier New"/>
+                <w:color w:val="000000"/>
+                <w:sz w:val="28"/>
+                <w:szCs w:val="28"/>
+                <w:lang w:val="en-US"/>
+              </w:rPr>
+              <w:t xml:space="preserve">    public class DataBase</w:t>
+            </w:r>
+          </w:p>
+          <w:p>
+            <w:pPr>
+              <w:keepNext/>
+              <w:keepLines/>
+              <w:spacing w:line="276" w:lineRule="auto"/>
+              <w:rPr>
+                <w:rFonts w:ascii="Courier New" w:eastAsia="Times New Roman" w:hAnsi="Courier New" w:cs="Courier New"/>
+                <w:color w:val="000000"/>
+                <w:sz w:val="28"/>
+                <w:szCs w:val="28"/>
+                <w:lang w:val="en-US"/>
+              </w:rPr>
+            </w:pPr>
+            <w:r>
+              <w:rPr>
+                <w:rFonts w:ascii="Courier New" w:eastAsia="Times New Roman" w:hAnsi="Courier New" w:cs="Courier New"/>
+                <w:color w:val="000000"/>
+                <w:sz w:val="28"/>
+                <w:szCs w:val="28"/>
+                <w:lang w:val="en-US"/>
+              </w:rPr>
+              <w:t xml:space="preserve">    {</w:t>
+            </w:r>
+          </w:p>
+          <w:p>
+            <w:pPr>
+              <w:keepNext/>
+              <w:keepLines/>
+              <w:spacing w:line="276" w:lineRule="auto"/>
+              <w:rPr>
+                <w:rFonts w:ascii="Courier New" w:eastAsia="Times New Roman" w:hAnsi="Courier New" w:cs="Courier New"/>
+                <w:color w:val="000000"/>
+                <w:sz w:val="28"/>
+                <w:szCs w:val="28"/>
+                <w:lang w:val="en-US"/>
+              </w:rPr>
+            </w:pPr>
+            <w:r>
+              <w:rPr>
+                <w:rFonts w:ascii="Courier New" w:eastAsia="Times New Roman" w:hAnsi="Courier New" w:cs="Courier New"/>
+                <w:color w:val="000000"/>
+                <w:sz w:val="28"/>
+                <w:szCs w:val="28"/>
+                <w:lang w:val="en-US"/>
+              </w:rPr>
+              <w:t xml:space="preserve">        private readonly string _rootPath;</w:t>
+            </w:r>
+          </w:p>
+          <w:p>
+            <w:pPr>
+              <w:keepNext/>
+              <w:keepLines/>
+              <w:spacing w:line="276" w:lineRule="auto"/>
+              <w:rPr>
+                <w:rFonts w:ascii="Courier New" w:eastAsia="Times New Roman" w:hAnsi="Courier New" w:cs="Courier New"/>
+                <w:color w:val="000000"/>
+                <w:sz w:val="28"/>
+                <w:szCs w:val="28"/>
+                <w:lang w:val="en-US"/>
+              </w:rPr>
+            </w:pPr>
+          </w:p>
+          <w:p>
+            <w:pPr>
+              <w:keepNext/>
+              <w:keepLines/>
+              <w:spacing w:line="276" w:lineRule="auto"/>
+              <w:rPr>
+                <w:rFonts w:ascii="Courier New" w:eastAsia="Times New Roman" w:hAnsi="Courier New" w:cs="Courier New"/>
+                <w:color w:val="000000"/>
+                <w:sz w:val="28"/>
+                <w:szCs w:val="28"/>
+                <w:lang w:val="en-US"/>
+              </w:rPr>
+            </w:pPr>
+            <w:r>
+              <w:rPr>
+                <w:rFonts w:ascii="Courier New" w:eastAsia="Times New Roman" w:hAnsi="Courier New" w:cs="Courier New"/>
+                <w:color w:val="000000"/>
+                <w:sz w:val="28"/>
+                <w:szCs w:val="28"/>
+                <w:lang w:val="en-US"/>
+              </w:rPr>
+              <w:t xml:space="preserve">        public DataBase(string rootPath)</w:t>
+            </w:r>
+          </w:p>
+          <w:p>
+            <w:pPr>
+              <w:keepNext/>
+              <w:keepLines/>
+              <w:spacing w:line="276" w:lineRule="auto"/>
+              <w:rPr>
+                <w:rFonts w:ascii="Courier New" w:eastAsia="Times New Roman" w:hAnsi="Courier New" w:cs="Courier New"/>
+                <w:color w:val="000000"/>
+                <w:sz w:val="28"/>
+                <w:szCs w:val="28"/>
+                <w:lang w:val="en-US"/>
+              </w:rPr>
+            </w:pPr>
+            <w:r>
+              <w:rPr>
+                <w:rFonts w:ascii="Courier New" w:eastAsia="Times New Roman" w:hAnsi="Courier New" w:cs="Courier New"/>
+                <w:color w:val="000000"/>
+                <w:sz w:val="28"/>
+                <w:szCs w:val="28"/>
+                <w:lang w:val="en-US"/>
+              </w:rPr>
+              <w:t xml:space="preserve">        {</w:t>
+            </w:r>
+          </w:p>
+          <w:p>
+            <w:pPr>
+              <w:keepNext/>
+              <w:keepLines/>
+              <w:spacing w:line="276" w:lineRule="auto"/>
+              <w:rPr>
+                <w:rFonts w:ascii="Courier New" w:eastAsia="Times New Roman" w:hAnsi="Courier New" w:cs="Courier New"/>
+                <w:color w:val="000000"/>
+                <w:sz w:val="28"/>
+                <w:szCs w:val="28"/>
+                <w:lang w:val="en-US"/>
+              </w:rPr>
+            </w:pPr>
+            <w:r>
+              <w:rPr>
+                <w:rFonts w:ascii="Courier New" w:eastAsia="Times New Roman" w:hAnsi="Courier New" w:cs="Courier New"/>
+                <w:color w:val="000000"/>
+                <w:sz w:val="28"/>
+                <w:szCs w:val="28"/>
+                <w:lang w:val="en-US"/>
+              </w:rPr>
+              <w:t xml:space="preserve">            _rootPath = rootPath;</w:t>
+            </w:r>
+          </w:p>
+          <w:p>
+            <w:pPr>
+              <w:keepNext/>
+              <w:keepLines/>
+              <w:spacing w:line="276" w:lineRule="auto"/>
+              <w:rPr>
+                <w:rFonts w:ascii="Courier New" w:eastAsia="Times New Roman" w:hAnsi="Courier New" w:cs="Courier New"/>
+                <w:color w:val="000000"/>
+                <w:sz w:val="28"/>
+                <w:szCs w:val="28"/>
+                <w:lang w:val="en-US"/>
+              </w:rPr>
+            </w:pPr>
+            <w:r>
+              <w:rPr>
+                <w:rFonts w:ascii="Courier New" w:eastAsia="Times New Roman" w:hAnsi="Courier New" w:cs="Courier New"/>
+                <w:color w:val="000000"/>
+                <w:sz w:val="28"/>
+                <w:szCs w:val="28"/>
+                <w:lang w:val="en-US"/>
+              </w:rPr>
+              <w:t xml:space="preserve">            if (!Directory.Exists(_rootPath))</w:t>
+            </w:r>
+          </w:p>
+          <w:p>
+            <w:pPr>
+              <w:keepNext/>
+              <w:keepLines/>
+              <w:spacing w:line="276" w:lineRule="auto"/>
+              <w:rPr>
+                <w:rFonts w:ascii="Courier New" w:eastAsia="Times New Roman" w:hAnsi="Courier New" w:cs="Courier New"/>
+                <w:color w:val="000000"/>
+                <w:sz w:val="28"/>
+                <w:szCs w:val="28"/>
+                <w:lang w:val="en-US"/>
+              </w:rPr>
+            </w:pPr>
+            <w:r>
+              <w:rPr>
+                <w:rFonts w:ascii="Courier New" w:eastAsia="Times New Roman" w:hAnsi="Courier New" w:cs="Courier New"/>
+                <w:color w:val="000000"/>
+                <w:sz w:val="28"/>
+                <w:szCs w:val="28"/>
+                <w:lang w:val="en-US"/>
+              </w:rPr>
+              <w:t xml:space="preserve">                Directory.CreateDirectory(_rootPath);</w:t>
+            </w:r>
+          </w:p>
+          <w:p>
+            <w:pPr>
+              <w:keepNext/>
+              <w:keepLines/>
+              <w:spacing w:line="276" w:lineRule="auto"/>
+              <w:rPr>
+                <w:rFonts w:ascii="Courier New" w:eastAsia="Times New Roman" w:hAnsi="Courier New" w:cs="Courier New"/>
+                <w:color w:val="000000"/>
+                <w:sz w:val="28"/>
+                <w:szCs w:val="28"/>
+                <w:lang w:val="en-US"/>
+              </w:rPr>
+            </w:pPr>
+            <w:r>
+              <w:rPr>
+                <w:rFonts w:ascii="Courier New" w:eastAsia="Times New Roman" w:hAnsi="Courier New" w:cs="Courier New"/>
+                <w:color w:val="000000"/>
+                <w:sz w:val="28"/>
+                <w:szCs w:val="28"/>
+                <w:lang w:val="en-US"/>
+              </w:rPr>
+              <w:t xml:space="preserve">        }</w:t>
+            </w:r>
+          </w:p>
+          <w:p>
+            <w:pPr>
+              <w:keepNext/>
+              <w:keepLines/>
+              <w:spacing w:line="276" w:lineRule="auto"/>
+              <w:rPr>
+                <w:rFonts w:ascii="Courier New" w:eastAsia="Times New Roman" w:hAnsi="Courier New" w:cs="Courier New"/>
+                <w:color w:val="000000"/>
+                <w:sz w:val="28"/>
+                <w:szCs w:val="28"/>
+                <w:lang w:val="en-US"/>
+              </w:rPr>
+            </w:pPr>
+          </w:p>
+          <w:p>
+            <w:pPr>
+              <w:keepNext/>
+              <w:keepLines/>
+              <w:spacing w:line="276" w:lineRule="auto"/>
+              <w:rPr>
+                <w:rFonts w:ascii="Courier New" w:eastAsia="Times New Roman" w:hAnsi="Courier New" w:cs="Courier New"/>
+                <w:color w:val="000000"/>
+                <w:sz w:val="28"/>
+                <w:szCs w:val="28"/>
+                <w:lang w:val="en-US"/>
+              </w:rPr>
+            </w:pPr>
+            <w:r>
+              <w:rPr>
+                <w:rFonts w:ascii="Courier New" w:eastAsia="Times New Roman" w:hAnsi="Courier New" w:cs="Courier New"/>
+                <w:color w:val="000000"/>
+                <w:sz w:val="28"/>
+                <w:szCs w:val="28"/>
+                <w:lang w:val="en-US"/>
+              </w:rPr>
+              <w:t xml:space="preserve">        public void Save&lt;T&gt;(T entity) where T : IEntity</w:t>
+            </w:r>
+          </w:p>
+          <w:p>
+            <w:pPr>
+              <w:keepNext/>
+              <w:keepLines/>
+              <w:spacing w:line="276" w:lineRule="auto"/>
+              <w:rPr>
+                <w:rFonts w:ascii="Courier New" w:eastAsia="Times New Roman" w:hAnsi="Courier New" w:cs="Courier New"/>
+                <w:color w:val="000000"/>
+                <w:sz w:val="28"/>
+                <w:szCs w:val="28"/>
+                <w:lang w:val="en-US"/>
+              </w:rPr>
+            </w:pPr>
+            <w:r>
+              <w:rPr>
+                <w:rFonts w:ascii="Courier New" w:eastAsia="Times New Roman" w:hAnsi="Courier New" w:cs="Courier New"/>
+                <w:color w:val="000000"/>
+                <w:sz w:val="28"/>
+                <w:szCs w:val="28"/>
+                <w:lang w:val="en-US"/>
+              </w:rPr>
+              <w:t xml:space="preserve">        {</w:t>
+            </w:r>
+          </w:p>
+          <w:p>
+            <w:pPr>
+              <w:keepNext/>
+              <w:keepLines/>
+              <w:spacing w:line="276" w:lineRule="auto"/>
+              <w:rPr>
+                <w:rFonts w:ascii="Courier New" w:eastAsia="Times New Roman" w:hAnsi="Courier New" w:cs="Courier New"/>
+                <w:color w:val="000000"/>
+                <w:sz w:val="28"/>
+                <w:szCs w:val="28"/>
+                <w:lang w:val="en-US"/>
+              </w:rPr>
+            </w:pPr>
+            <w:r>
+              <w:rPr>
+                <w:rFonts w:ascii="Courier New" w:eastAsia="Times New Roman" w:hAnsi="Courier New" w:cs="Courier New"/>
+                <w:color w:val="000000"/>
+                <w:sz w:val="28"/>
+                <w:szCs w:val="28"/>
+                <w:lang w:val="en-US"/>
+              </w:rPr>
+              <w:t xml:space="preserve">            string tablePath = Path.Combine(_rootPath, typeof(T).Name);</w:t>
+            </w:r>
+          </w:p>
+          <w:p>
+            <w:pPr>
+              <w:keepNext/>
+              <w:keepLines/>
+              <w:spacing w:line="276" w:lineRule="auto"/>
+              <w:rPr>
+                <w:rFonts w:ascii="Courier New" w:eastAsia="Times New Roman" w:hAnsi="Courier New" w:cs="Courier New"/>
+                <w:color w:val="000000"/>
+                <w:sz w:val="28"/>
+                <w:szCs w:val="28"/>
+                <w:lang w:val="en-US"/>
+              </w:rPr>
+            </w:pPr>
+            <w:r>
+              <w:rPr>
+                <w:rFonts w:ascii="Courier New" w:eastAsia="Times New Roman" w:hAnsi="Courier New" w:cs="Courier New"/>
+                <w:color w:val="000000"/>
+                <w:sz w:val="28"/>
+                <w:szCs w:val="28"/>
+                <w:lang w:val="en-US"/>
+              </w:rPr>
+              <w:t xml:space="preserve">            Directory.CreateDirectory(tablePath);</w:t>
+            </w:r>
+          </w:p>
+          <w:p>
+            <w:pPr>
+              <w:keepNext/>
+              <w:keepLines/>
+              <w:spacing w:line="276" w:lineRule="auto"/>
+              <w:rPr>
+                <w:rFonts w:ascii="Courier New" w:eastAsia="Times New Roman" w:hAnsi="Courier New" w:cs="Courier New"/>
+                <w:color w:val="000000"/>
+                <w:sz w:val="28"/>
+                <w:szCs w:val="28"/>
+                <w:lang w:val="en-US"/>
+              </w:rPr>
+            </w:pPr>
+          </w:p>
+          <w:p>
+            <w:pPr>
+              <w:keepNext/>
+              <w:keepLines/>
+              <w:spacing w:line="276" w:lineRule="auto"/>
+              <w:rPr>
+                <w:rFonts w:ascii="Courier New" w:eastAsia="Times New Roman" w:hAnsi="Courier New" w:cs="Courier New"/>
+                <w:color w:val="000000"/>
+                <w:sz w:val="28"/>
+                <w:szCs w:val="28"/>
+                <w:lang w:val="en-US"/>
+              </w:rPr>
+            </w:pPr>
+            <w:r>
+              <w:rPr>
+                <w:rFonts w:ascii="Courier New" w:eastAsia="Times New Roman" w:hAnsi="Courier New" w:cs="Courier New"/>
+                <w:color w:val="000000"/>
+                <w:sz w:val="28"/>
+                <w:szCs w:val="28"/>
+                <w:lang w:val="en-US"/>
+              </w:rPr>
+              <w:t xml:space="preserve">            if (entity.Id == Guid.Empty)</w:t>
+            </w:r>
+          </w:p>
+          <w:p>
+            <w:pPr>
+              <w:keepNext/>
+              <w:keepLines/>
+              <w:spacing w:line="276" w:lineRule="auto"/>
+              <w:rPr>
+                <w:rFonts w:ascii="Courier New" w:eastAsia="Times New Roman" w:hAnsi="Courier New" w:cs="Courier New"/>
+                <w:color w:val="000000"/>
+                <w:sz w:val="28"/>
+                <w:szCs w:val="28"/>
+                <w:lang w:val="en-US"/>
+              </w:rPr>
+            </w:pPr>
+            <w:r>
+              <w:rPr>
+                <w:rFonts w:ascii="Courier New" w:eastAsia="Times New Roman" w:hAnsi="Courier New" w:cs="Courier New"/>
+                <w:color w:val="000000"/>
+                <w:sz w:val="28"/>
+                <w:szCs w:val="28"/>
+                <w:lang w:val="en-US"/>
+              </w:rPr>
+              <w:t xml:space="preserve">                entity.Id = Guid.NewGuid();</w:t>
+            </w:r>
+          </w:p>
+          <w:p>
+            <w:pPr>
+              <w:keepNext/>
+              <w:keepLines/>
+              <w:spacing w:line="276" w:lineRule="auto"/>
+              <w:rPr>
+                <w:rFonts w:ascii="Courier New" w:eastAsia="Times New Roman" w:hAnsi="Courier New" w:cs="Courier New"/>
+                <w:color w:val="000000"/>
+                <w:sz w:val="28"/>
+                <w:szCs w:val="28"/>
+                <w:lang w:val="en-US"/>
+              </w:rPr>
+            </w:pPr>
+          </w:p>
+          <w:p>
+            <w:pPr>
+              <w:keepNext/>
+              <w:keepLines/>
+              <w:spacing w:line="276" w:lineRule="auto"/>
+              <w:rPr>
+                <w:rFonts w:ascii="Courier New" w:eastAsia="Times New Roman" w:hAnsi="Courier New" w:cs="Courier New"/>
+                <w:color w:val="000000"/>
+                <w:sz w:val="28"/>
+                <w:szCs w:val="28"/>
+                <w:lang w:val="en-US"/>
+              </w:rPr>
+            </w:pPr>
+            <w:r>
+              <w:rPr>
+                <w:rFonts w:ascii="Courier New" w:eastAsia="Times New Roman" w:hAnsi="Courier New" w:cs="Courier New"/>
+                <w:color w:val="000000"/>
+                <w:sz w:val="28"/>
+                <w:szCs w:val="28"/>
+                <w:lang w:val="en-US"/>
+              </w:rPr>
+              <w:t xml:space="preserve">            string filePath = Path.Combine(tablePath, $"{entity.Id}.json");</w:t>
+            </w:r>
+          </w:p>
+          <w:p>
+            <w:pPr>
+              <w:keepNext/>
+              <w:keepLines/>
+              <w:spacing w:line="276" w:lineRule="auto"/>
+              <w:rPr>
+                <w:rFonts w:ascii="Courier New" w:eastAsia="Times New Roman" w:hAnsi="Courier New" w:cs="Courier New"/>
+                <w:color w:val="000000"/>
+                <w:sz w:val="28"/>
+                <w:szCs w:val="28"/>
+                <w:lang w:val="en-US"/>
+              </w:rPr>
+            </w:pPr>
+            <w:r>
+              <w:rPr>
+                <w:rFonts w:ascii="Courier New" w:eastAsia="Times New Roman" w:hAnsi="Courier New" w:cs="Courier New"/>
+                <w:color w:val="000000"/>
+                <w:sz w:val="28"/>
+                <w:szCs w:val="28"/>
+                <w:lang w:val="en-US"/>
+              </w:rPr>
+              <w:t xml:space="preserve">            string json = JsonSerializer.Serialize(entity,</w:t>
+            </w:r>
+          </w:p>
+          <w:p>
+            <w:pPr>
+              <w:keepNext/>
+              <w:keepLines/>
+              <w:spacing w:line="276" w:lineRule="auto"/>
+              <w:rPr>
+                <w:rFonts w:ascii="Courier New" w:eastAsia="Times New Roman" w:hAnsi="Courier New" w:cs="Courier New"/>
+                <w:color w:val="000000"/>
+                <w:sz w:val="28"/>
+                <w:szCs w:val="28"/>
+                <w:lang w:val="en-US"/>
+              </w:rPr>
+            </w:pPr>
+            <w:r>
+              <w:rPr>
+                <w:rFonts w:ascii="Courier New" w:eastAsia="Times New Roman" w:hAnsi="Courier New" w:cs="Courier New"/>
+                <w:color w:val="000000"/>
+                <w:sz w:val="28"/>
+                <w:szCs w:val="28"/>
+                <w:lang w:val="en-US"/>
+              </w:rPr>
+              <w:t xml:space="preserve">                new JsonSerializerOptions { WriteIndented = true });</w:t>
+            </w:r>
+          </w:p>
+          <w:p>
+            <w:pPr>
+              <w:keepNext/>
+              <w:keepLines/>
+              <w:spacing w:line="276" w:lineRule="auto"/>
+              <w:rPr>
+                <w:rFonts w:ascii="Courier New" w:eastAsia="Times New Roman" w:hAnsi="Courier New" w:cs="Courier New"/>
+                <w:color w:val="000000"/>
+                <w:sz w:val="28"/>
+                <w:szCs w:val="28"/>
+                <w:lang w:val="en-US"/>
+              </w:rPr>
+            </w:pPr>
+            <w:r>
+              <w:rPr>
+                <w:rFonts w:ascii="Courier New" w:eastAsia="Times New Roman" w:hAnsi="Courier New" w:cs="Courier New"/>
+                <w:color w:val="000000"/>
+                <w:sz w:val="28"/>
+                <w:szCs w:val="28"/>
+                <w:lang w:val="en-US"/>
+              </w:rPr>
+              <w:t xml:space="preserve">            File.WriteAllText(filePath, json);</w:t>
+            </w:r>
+          </w:p>
+          <w:p>
+            <w:pPr>
+              <w:keepNext/>
+              <w:keepLines/>
+              <w:spacing w:line="276" w:lineRule="auto"/>
+              <w:rPr>
+                <w:rFonts w:ascii="Courier New" w:eastAsia="Times New Roman" w:hAnsi="Courier New" w:cs="Courier New"/>
+                <w:color w:val="000000"/>
+                <w:sz w:val="28"/>
+                <w:szCs w:val="28"/>
+                <w:lang w:val="en-US"/>
+              </w:rPr>
+            </w:pPr>
+            <w:r>
+              <w:rPr>
+                <w:rFonts w:ascii="Courier New" w:eastAsia="Times New Roman" w:hAnsi="Courier New" w:cs="Courier New"/>
+                <w:color w:val="000000"/>
+                <w:sz w:val="28"/>
+                <w:szCs w:val="28"/>
+                <w:lang w:val="en-US"/>
+              </w:rPr>
+              <w:t xml:space="preserve">        }</w:t>
+            </w:r>
+          </w:p>
+          <w:p>
+            <w:pPr>
+              <w:keepNext/>
+              <w:keepLines/>
+              <w:spacing w:line="276" w:lineRule="auto"/>
+              <w:rPr>
+                <w:rFonts w:ascii="Courier New" w:eastAsia="Times New Roman" w:hAnsi="Courier New" w:cs="Courier New"/>
+                <w:color w:val="000000"/>
+                <w:sz w:val="28"/>
+                <w:szCs w:val="28"/>
+                <w:lang w:val="en-US"/>
+              </w:rPr>
+            </w:pPr>
+          </w:p>
+          <w:p>
+            <w:pPr>
+              <w:keepNext/>
+              <w:keepLines/>
+              <w:spacing w:line="276" w:lineRule="auto"/>
+              <w:rPr>
+                <w:rFonts w:ascii="Courier New" w:eastAsia="Times New Roman" w:hAnsi="Courier New" w:cs="Courier New"/>
+                <w:color w:val="000000"/>
+                <w:sz w:val="28"/>
+                <w:szCs w:val="28"/>
+                <w:lang w:val="en-US"/>
+              </w:rPr>
+            </w:pPr>
+            <w:r>
+              <w:rPr>
+                <w:rFonts w:ascii="Courier New" w:eastAsia="Times New Roman" w:hAnsi="Courier New" w:cs="Courier New"/>
+                <w:color w:val="000000"/>
+                <w:sz w:val="28"/>
+                <w:szCs w:val="28"/>
+                <w:lang w:val="en-US"/>
+              </w:rPr>
+              <w:t xml:space="preserve">        public T Load&lt;T&gt;(Guid id) where T : IEntity</w:t>
+            </w:r>
+          </w:p>
+          <w:p>
+            <w:pPr>
+              <w:keepNext/>
+              <w:keepLines/>
+              <w:spacing w:line="276" w:lineRule="auto"/>
+              <w:rPr>
+                <w:rFonts w:ascii="Courier New" w:eastAsia="Times New Roman" w:hAnsi="Courier New" w:cs="Courier New"/>
+                <w:color w:val="000000"/>
+                <w:sz w:val="28"/>
+                <w:szCs w:val="28"/>
+                <w:lang w:val="en-US"/>
+              </w:rPr>
+            </w:pPr>
+            <w:r>
+              <w:rPr>
+                <w:rFonts w:ascii="Courier New" w:eastAsia="Times New Roman" w:hAnsi="Courier New" w:cs="Courier New"/>
+                <w:color w:val="000000"/>
+                <w:sz w:val="28"/>
+                <w:szCs w:val="28"/>
+                <w:lang w:val="en-US"/>
+              </w:rPr>
+              <w:t xml:space="preserve">        {</w:t>
+            </w:r>
+          </w:p>
+          <w:p>
+            <w:pPr>
+              <w:keepNext/>
+              <w:keepLines/>
+              <w:spacing w:line="276" w:lineRule="auto"/>
+              <w:rPr>
+                <w:rFonts w:ascii="Courier New" w:eastAsia="Times New Roman" w:hAnsi="Courier New" w:cs="Courier New"/>
+                <w:color w:val="000000"/>
+                <w:sz w:val="28"/>
+                <w:szCs w:val="28"/>
+                <w:lang w:val="en-US"/>
+              </w:rPr>
+            </w:pPr>
+            <w:r>
+              <w:rPr>
+                <w:rFonts w:ascii="Courier New" w:eastAsia="Times New Roman" w:hAnsi="Courier New" w:cs="Courier New"/>
+                <w:color w:val="000000"/>
+                <w:sz w:val="28"/>
+                <w:szCs w:val="28"/>
+                <w:lang w:val="en-US"/>
+              </w:rPr>
+              <w:lastRenderedPageBreak/>
+              <w:t xml:space="preserve">            string filePath = Path.Combine(_rootPath, typeof(T).Name, $"{id}.json");</w:t>
+            </w:r>
+          </w:p>
+          <w:p>
+            <w:pPr>
+              <w:keepNext/>
+              <w:keepLines/>
+              <w:spacing w:line="276" w:lineRule="auto"/>
+              <w:rPr>
+                <w:rFonts w:ascii="Courier New" w:eastAsia="Times New Roman" w:hAnsi="Courier New" w:cs="Courier New"/>
+                <w:color w:val="000000"/>
+                <w:sz w:val="28"/>
+                <w:szCs w:val="28"/>
+                <w:lang w:val="en-US"/>
+              </w:rPr>
+            </w:pPr>
+            <w:r>
+              <w:rPr>
+                <w:rFonts w:ascii="Courier New" w:eastAsia="Times New Roman" w:hAnsi="Courier New" w:cs="Courier New"/>
+                <w:color w:val="000000"/>
+                <w:sz w:val="28"/>
+                <w:szCs w:val="28"/>
+                <w:lang w:val="en-US"/>
+              </w:rPr>
+              <w:t xml:space="preserve">            if (!File.Exists(filePath))</w:t>
+            </w:r>
+          </w:p>
+          <w:p>
+            <w:pPr>
+              <w:keepNext/>
+              <w:keepLines/>
+              <w:spacing w:line="276" w:lineRule="auto"/>
+              <w:rPr>
+                <w:rFonts w:ascii="Courier New" w:eastAsia="Times New Roman" w:hAnsi="Courier New" w:cs="Courier New"/>
+                <w:color w:val="000000"/>
+                <w:sz w:val="28"/>
+                <w:szCs w:val="28"/>
+                <w:lang w:val="en-US"/>
+              </w:rPr>
+            </w:pPr>
+            <w:r>
+              <w:rPr>
+                <w:rFonts w:ascii="Courier New" w:eastAsia="Times New Roman" w:hAnsi="Courier New" w:cs="Courier New"/>
+                <w:color w:val="000000"/>
+                <w:sz w:val="28"/>
+                <w:szCs w:val="28"/>
+                <w:lang w:val="en-US"/>
+              </w:rPr>
+              <w:t xml:space="preserve">                return default;</w:t>
+            </w:r>
+          </w:p>
+          <w:p>
+            <w:pPr>
+              <w:keepNext/>
+              <w:keepLines/>
+              <w:spacing w:line="276" w:lineRule="auto"/>
+              <w:rPr>
+                <w:rFonts w:ascii="Courier New" w:eastAsia="Times New Roman" w:hAnsi="Courier New" w:cs="Courier New"/>
+                <w:color w:val="000000"/>
+                <w:sz w:val="28"/>
+                <w:szCs w:val="28"/>
+                <w:lang w:val="en-US"/>
+              </w:rPr>
+            </w:pPr>
+            <w:r>
+              <w:rPr>
+                <w:rFonts w:ascii="Courier New" w:eastAsia="Times New Roman" w:hAnsi="Courier New" w:cs="Courier New"/>
+                <w:color w:val="000000"/>
+                <w:sz w:val="28"/>
+                <w:szCs w:val="28"/>
+                <w:lang w:val="en-US"/>
+              </w:rPr>
+              <w:t xml:space="preserve">            string json = File.ReadAllText(filePath);</w:t>
+            </w:r>
+          </w:p>
+          <w:p>
+            <w:pPr>
+              <w:keepNext/>
+              <w:keepLines/>
+              <w:spacing w:line="276" w:lineRule="auto"/>
+              <w:rPr>
+                <w:rFonts w:ascii="Courier New" w:eastAsia="Times New Roman" w:hAnsi="Courier New" w:cs="Courier New"/>
+                <w:color w:val="000000"/>
+                <w:sz w:val="28"/>
+                <w:szCs w:val="28"/>
+                <w:lang w:val="en-US"/>
+              </w:rPr>
+            </w:pPr>
+            <w:r>
+              <w:rPr>
+                <w:rFonts w:ascii="Courier New" w:eastAsia="Times New Roman" w:hAnsi="Courier New" w:cs="Courier New"/>
+                <w:color w:val="000000"/>
+                <w:sz w:val="28"/>
+                <w:szCs w:val="28"/>
+                <w:lang w:val="en-US"/>
+              </w:rPr>
+              <w:t xml:space="preserve">            return JsonSerializer.Deserialize&lt;T&gt;(json);</w:t>
+            </w:r>
+          </w:p>
+          <w:p>
+            <w:pPr>
+              <w:keepNext/>
+              <w:keepLines/>
+              <w:spacing w:line="276" w:lineRule="auto"/>
+              <w:rPr>
+                <w:rFonts w:ascii="Courier New" w:eastAsia="Times New Roman" w:hAnsi="Courier New" w:cs="Courier New"/>
+                <w:color w:val="000000"/>
+                <w:sz w:val="28"/>
+                <w:szCs w:val="28"/>
+                <w:lang w:val="en-US"/>
+              </w:rPr>
+            </w:pPr>
+            <w:r>
+              <w:rPr>
+                <w:rFonts w:ascii="Courier New" w:eastAsia="Times New Roman" w:hAnsi="Courier New" w:cs="Courier New"/>
+                <w:color w:val="000000"/>
+                <w:sz w:val="28"/>
+                <w:szCs w:val="28"/>
+                <w:lang w:val="en-US"/>
+              </w:rPr>
+              <w:t xml:space="preserve">        }</w:t>
+            </w:r>
+          </w:p>
+          <w:p>
+            <w:pPr>
+              <w:keepNext/>
+              <w:keepLines/>
+              <w:spacing w:line="276" w:lineRule="auto"/>
+              <w:rPr>
+                <w:rFonts w:ascii="Courier New" w:eastAsia="Times New Roman" w:hAnsi="Courier New" w:cs="Courier New"/>
+                <w:color w:val="000000"/>
+                <w:sz w:val="28"/>
+                <w:szCs w:val="28"/>
+                <w:lang w:val="en-US"/>
+              </w:rPr>
+            </w:pPr>
+          </w:p>
+          <w:p>
+            <w:pPr>
+              <w:keepNext/>
+              <w:keepLines/>
+              <w:spacing w:line="276" w:lineRule="auto"/>
+              <w:rPr>
+                <w:rFonts w:ascii="Courier New" w:eastAsia="Times New Roman" w:hAnsi="Courier New" w:cs="Courier New"/>
+                <w:color w:val="000000"/>
+                <w:sz w:val="28"/>
+                <w:szCs w:val="28"/>
+                <w:lang w:val="en-US"/>
+              </w:rPr>
+            </w:pPr>
+            <w:r>
+              <w:rPr>
+                <w:rFonts w:ascii="Courier New" w:eastAsia="Times New Roman" w:hAnsi="Courier New" w:cs="Courier New"/>
+                <w:color w:val="000000"/>
+                <w:sz w:val="28"/>
+                <w:szCs w:val="28"/>
+                <w:lang w:val="en-US"/>
+              </w:rPr>
+              <w:t xml:space="preserve">        public List&lt;T&gt; LoadAll&lt;T&gt;() where T : IEntity</w:t>
+            </w:r>
+          </w:p>
+          <w:p>
+            <w:pPr>
+              <w:keepNext/>
+              <w:keepLines/>
+              <w:spacing w:line="276" w:lineRule="auto"/>
+              <w:rPr>
+                <w:rFonts w:ascii="Courier New" w:eastAsia="Times New Roman" w:hAnsi="Courier New" w:cs="Courier New"/>
+                <w:color w:val="000000"/>
+                <w:sz w:val="28"/>
+                <w:szCs w:val="28"/>
+                <w:lang w:val="en-US"/>
+              </w:rPr>
+            </w:pPr>
+            <w:r>
+              <w:rPr>
+                <w:rFonts w:ascii="Courier New" w:eastAsia="Times New Roman" w:hAnsi="Courier New" w:cs="Courier New"/>
+                <w:color w:val="000000"/>
+                <w:sz w:val="28"/>
+                <w:szCs w:val="28"/>
+                <w:lang w:val="en-US"/>
+              </w:rPr>
+              <w:t xml:space="preserve">        {</w:t>
+            </w:r>
+          </w:p>
+          <w:p>
+            <w:pPr>
+              <w:keepNext/>
+              <w:keepLines/>
+              <w:spacing w:line="276" w:lineRule="auto"/>
+              <w:rPr>
+                <w:rFonts w:ascii="Courier New" w:eastAsia="Times New Roman" w:hAnsi="Courier New" w:cs="Courier New"/>
+                <w:color w:val="000000"/>
+                <w:sz w:val="28"/>
+                <w:szCs w:val="28"/>
+                <w:lang w:val="en-US"/>
+              </w:rPr>
+            </w:pPr>
+            <w:r>
+              <w:rPr>
+                <w:rFonts w:ascii="Courier New" w:eastAsia="Times New Roman" w:hAnsi="Courier New" w:cs="Courier New"/>
+                <w:color w:val="000000"/>
+                <w:sz w:val="28"/>
+                <w:szCs w:val="28"/>
+                <w:lang w:val="en-US"/>
+              </w:rPr>
+              <w:t xml:space="preserve">            string tablePath = Path.Combine(_rootPath, typeof(T).Name);</w:t>
+            </w:r>
+          </w:p>
+          <w:p>
+            <w:pPr>
+              <w:keepNext/>
+              <w:keepLines/>
+              <w:spacing w:line="276" w:lineRule="auto"/>
+              <w:rPr>
+                <w:rFonts w:ascii="Courier New" w:eastAsia="Times New Roman" w:hAnsi="Courier New" w:cs="Courier New"/>
+                <w:color w:val="000000"/>
+                <w:sz w:val="28"/>
+                <w:szCs w:val="28"/>
+                <w:lang w:val="en-US"/>
+              </w:rPr>
+            </w:pPr>
+            <w:r>
+              <w:rPr>
+                <w:rFonts w:ascii="Courier New" w:eastAsia="Times New Roman" w:hAnsi="Courier New" w:cs="Courier New"/>
+                <w:color w:val="000000"/>
+                <w:sz w:val="28"/>
+                <w:szCs w:val="28"/>
+                <w:lang w:val="en-US"/>
+              </w:rPr>
+              <w:t xml:space="preserve">            if (!Directory.Exists(tablePath))</w:t>
+            </w:r>
+          </w:p>
+          <w:p>
+            <w:pPr>
+              <w:keepNext/>
+              <w:keepLines/>
+              <w:spacing w:line="276" w:lineRule="auto"/>
+              <w:rPr>
+                <w:rFonts w:ascii="Courier New" w:eastAsia="Times New Roman" w:hAnsi="Courier New" w:cs="Courier New"/>
+                <w:color w:val="000000"/>
+                <w:sz w:val="28"/>
+                <w:szCs w:val="28"/>
+                <w:lang w:val="en-US"/>
+              </w:rPr>
+            </w:pPr>
+            <w:r>
+              <w:rPr>
+                <w:rFonts w:ascii="Courier New" w:eastAsia="Times New Roman" w:hAnsi="Courier New" w:cs="Courier New"/>
+                <w:color w:val="000000"/>
+                <w:sz w:val="28"/>
+                <w:szCs w:val="28"/>
+                <w:lang w:val="en-US"/>
+              </w:rPr>
+              <w:t xml:space="preserve">                return new List&lt;T&gt;();</w:t>
+            </w:r>
+          </w:p>
+          <w:p>
+            <w:pPr>
+              <w:keepNext/>
+              <w:keepLines/>
+              <w:spacing w:line="276" w:lineRule="auto"/>
+              <w:rPr>
+                <w:rFonts w:ascii="Courier New" w:eastAsia="Times New Roman" w:hAnsi="Courier New" w:cs="Courier New"/>
+                <w:color w:val="000000"/>
+                <w:sz w:val="28"/>
+                <w:szCs w:val="28"/>
+                <w:lang w:val="en-US"/>
+              </w:rPr>
+            </w:pPr>
+            <w:r>
+              <w:rPr>
+                <w:rFonts w:ascii="Courier New" w:eastAsia="Times New Roman" w:hAnsi="Courier New" w:cs="Courier New"/>
+                <w:color w:val="000000"/>
+                <w:sz w:val="28"/>
+                <w:szCs w:val="28"/>
+                <w:lang w:val="en-US"/>
+              </w:rPr>
+              <w:t xml:space="preserve">            var result = new List&lt;T&gt;();</w:t>
+            </w:r>
+          </w:p>
+          <w:p>
+            <w:pPr>
+              <w:keepNext/>
+              <w:keepLines/>
+              <w:spacing w:line="276" w:lineRule="auto"/>
+              <w:rPr>
+                <w:rFonts w:ascii="Courier New" w:eastAsia="Times New Roman" w:hAnsi="Courier New" w:cs="Courier New"/>
+                <w:color w:val="000000"/>
+                <w:sz w:val="28"/>
+                <w:szCs w:val="28"/>
+                <w:lang w:val="en-US"/>
+              </w:rPr>
+            </w:pPr>
+            <w:r>
+              <w:rPr>
+                <w:rFonts w:ascii="Courier New" w:eastAsia="Times New Roman" w:hAnsi="Courier New" w:cs="Courier New"/>
+                <w:color w:val="000000"/>
+                <w:sz w:val="28"/>
+                <w:szCs w:val="28"/>
+                <w:lang w:val="en-US"/>
+              </w:rPr>
+              <w:t xml:space="preserve">            foreach (var file in Directory.GetFiles(tablePath, "*.json"))</w:t>
+            </w:r>
+          </w:p>
+          <w:p>
+            <w:pPr>
+              <w:keepNext/>
+              <w:keepLines/>
+              <w:spacing w:line="276" w:lineRule="auto"/>
+              <w:rPr>
+                <w:rFonts w:ascii="Courier New" w:eastAsia="Times New Roman" w:hAnsi="Courier New" w:cs="Courier New"/>
+                <w:color w:val="000000"/>
+                <w:sz w:val="28"/>
+                <w:szCs w:val="28"/>
+                <w:lang w:val="en-US"/>
+              </w:rPr>
+            </w:pPr>
+            <w:r>
+              <w:rPr>
+                <w:rFonts w:ascii="Courier New" w:eastAsia="Times New Roman" w:hAnsi="Courier New" w:cs="Courier New"/>
+                <w:color w:val="000000"/>
+                <w:sz w:val="28"/>
+                <w:szCs w:val="28"/>
+                <w:lang w:val="en-US"/>
+              </w:rPr>
+              <w:t xml:space="preserve">            {</w:t>
+            </w:r>
+          </w:p>
+          <w:p>
+            <w:pPr>
+              <w:keepNext/>
+              <w:keepLines/>
+              <w:spacing w:line="276" w:lineRule="auto"/>
+              <w:rPr>
+                <w:rFonts w:ascii="Courier New" w:eastAsia="Times New Roman" w:hAnsi="Courier New" w:cs="Courier New"/>
+                <w:color w:val="000000"/>
+                <w:sz w:val="28"/>
+                <w:szCs w:val="28"/>
+                <w:lang w:val="en-US"/>
+              </w:rPr>
+            </w:pPr>
+            <w:r>
+              <w:rPr>
+                <w:rFonts w:ascii="Courier New" w:eastAsia="Times New Roman" w:hAnsi="Courier New" w:cs="Courier New"/>
+                <w:color w:val="000000"/>
+                <w:sz w:val="28"/>
+                <w:szCs w:val="28"/>
+                <w:lang w:val="en-US"/>
+              </w:rPr>
+              <w:t xml:space="preserve">                string json = File.ReadAllText(file);</w:t>
+            </w:r>
+          </w:p>
+          <w:p>
+            <w:pPr>
+              <w:keepNext/>
+              <w:keepLines/>
+              <w:spacing w:line="276" w:lineRule="auto"/>
+              <w:rPr>
+                <w:rFonts w:ascii="Courier New" w:eastAsia="Times New Roman" w:hAnsi="Courier New" w:cs="Courier New"/>
+                <w:color w:val="000000"/>
+                <w:sz w:val="28"/>
+                <w:szCs w:val="28"/>
+                <w:lang w:val="en-US"/>
+              </w:rPr>
+            </w:pPr>
+            <w:r>
+              <w:rPr>
+                <w:rFonts w:ascii="Courier New" w:eastAsia="Times New Roman" w:hAnsi="Courier New" w:cs="Courier New"/>
+                <w:color w:val="000000"/>
+                <w:sz w:val="28"/>
+                <w:szCs w:val="28"/>
+                <w:lang w:val="en-US"/>
+              </w:rPr>
+              <w:t xml:space="preserve">                T entity = JsonSerializer.Deserialize&lt;T&gt;(json);</w:t>
+            </w:r>
+          </w:p>
+          <w:p>
+            <w:pPr>
+              <w:keepNext/>
+              <w:keepLines/>
+              <w:spacing w:line="276" w:lineRule="auto"/>
+              <w:rPr>
+                <w:rFonts w:ascii="Courier New" w:eastAsia="Times New Roman" w:hAnsi="Courier New" w:cs="Courier New"/>
+                <w:color w:val="000000"/>
+                <w:sz w:val="28"/>
+                <w:szCs w:val="28"/>
+                <w:lang w:val="en-US"/>
+              </w:rPr>
+            </w:pPr>
+            <w:r>
+              <w:rPr>
+                <w:rFonts w:ascii="Courier New" w:eastAsia="Times New Roman" w:hAnsi="Courier New" w:cs="Courier New"/>
+                <w:color w:val="000000"/>
+                <w:sz w:val="28"/>
+                <w:szCs w:val="28"/>
+                <w:lang w:val="en-US"/>
+              </w:rPr>
+              <w:t xml:space="preserve">                if (entity != null) result.Add(entity);</w:t>
+            </w:r>
+          </w:p>
+          <w:p>
+            <w:pPr>
+              <w:keepNext/>
+              <w:keepLines/>
+              <w:spacing w:line="276" w:lineRule="auto"/>
+              <w:rPr>
+                <w:rFonts w:ascii="Courier New" w:eastAsia="Times New Roman" w:hAnsi="Courier New" w:cs="Courier New"/>
+                <w:color w:val="000000"/>
+                <w:sz w:val="28"/>
+                <w:szCs w:val="28"/>
+                <w:lang w:val="en-US"/>
+              </w:rPr>
+            </w:pPr>
+            <w:r>
+              <w:rPr>
+                <w:rFonts w:ascii="Courier New" w:eastAsia="Times New Roman" w:hAnsi="Courier New" w:cs="Courier New"/>
+                <w:color w:val="000000"/>
+                <w:sz w:val="28"/>
+                <w:szCs w:val="28"/>
+                <w:lang w:val="en-US"/>
+              </w:rPr>
+              <w:t xml:space="preserve">            }</w:t>
+            </w:r>
+          </w:p>
+          <w:p>
+            <w:pPr>
+              <w:keepNext/>
+              <w:keepLines/>
+              <w:spacing w:line="276" w:lineRule="auto"/>
+              <w:rPr>
+                <w:rFonts w:ascii="Courier New" w:eastAsia="Times New Roman" w:hAnsi="Courier New" w:cs="Courier New"/>
+                <w:color w:val="000000"/>
+                <w:sz w:val="28"/>
+                <w:szCs w:val="28"/>
+                <w:lang w:val="en-US"/>
+              </w:rPr>
+            </w:pPr>
+            <w:r>
+              <w:rPr>
+                <w:rFonts w:ascii="Courier New" w:eastAsia="Times New Roman" w:hAnsi="Courier New" w:cs="Courier New"/>
+                <w:color w:val="000000"/>
+                <w:sz w:val="28"/>
+                <w:szCs w:val="28"/>
+                <w:lang w:val="en-US"/>
+              </w:rPr>
+              <w:t xml:space="preserve">            return result;</w:t>
+            </w:r>
+          </w:p>
+          <w:p>
+            <w:pPr>
+              <w:keepNext/>
+              <w:keepLines/>
+              <w:spacing w:line="276" w:lineRule="auto"/>
+              <w:rPr>
+                <w:rFonts w:ascii="Courier New" w:eastAsia="Times New Roman" w:hAnsi="Courier New" w:cs="Courier New"/>
+                <w:color w:val="000000"/>
+                <w:sz w:val="28"/>
+                <w:szCs w:val="28"/>
+                <w:lang w:val="en-US"/>
+              </w:rPr>
+            </w:pPr>
+            <w:r>
+              <w:rPr>
+                <w:rFonts w:ascii="Courier New" w:eastAsia="Times New Roman" w:hAnsi="Courier New" w:cs="Courier New"/>
+                <w:color w:val="000000"/>
+                <w:sz w:val="28"/>
+                <w:szCs w:val="28"/>
+                <w:lang w:val="en-US"/>
+              </w:rPr>
+              <w:t xml:space="preserve">        }</w:t>
+            </w:r>
+          </w:p>
+          <w:p>
+            <w:pPr>
+              <w:keepNext/>
+              <w:keepLines/>
+              <w:spacing w:line="276" w:lineRule="auto"/>
+              <w:rPr>
+                <w:rFonts w:ascii="Courier New" w:eastAsia="Times New Roman" w:hAnsi="Courier New" w:cs="Courier New"/>
+                <w:color w:val="000000"/>
+                <w:sz w:val="28"/>
+                <w:szCs w:val="28"/>
+                <w:lang w:val="en-US"/>
+              </w:rPr>
+            </w:pPr>
+          </w:p>
+          <w:p>
+            <w:pPr>
+              <w:keepNext/>
+              <w:keepLines/>
+              <w:spacing w:line="276" w:lineRule="auto"/>
+              <w:rPr>
+                <w:rFonts w:ascii="Courier New" w:eastAsia="Times New Roman" w:hAnsi="Courier New" w:cs="Courier New"/>
+                <w:color w:val="000000"/>
+                <w:sz w:val="28"/>
+                <w:szCs w:val="28"/>
+                <w:lang w:val="en-US"/>
+              </w:rPr>
+            </w:pPr>
+            <w:r>
+              <w:rPr>
+                <w:rFonts w:ascii="Courier New" w:eastAsia="Times New Roman" w:hAnsi="Courier New" w:cs="Courier New"/>
+                <w:color w:val="000000"/>
+                <w:sz w:val="28"/>
+                <w:szCs w:val="28"/>
+                <w:lang w:val="en-US"/>
+              </w:rPr>
+              <w:t xml:space="preserve">        public void Delete&lt;T&gt;(Guid id) where T : IEntity</w:t>
+            </w:r>
+          </w:p>
+          <w:p>
+            <w:pPr>
+              <w:keepNext/>
+              <w:keepLines/>
+              <w:spacing w:line="276" w:lineRule="auto"/>
+              <w:rPr>
+                <w:rFonts w:ascii="Courier New" w:eastAsia="Times New Roman" w:hAnsi="Courier New" w:cs="Courier New"/>
+                <w:color w:val="000000"/>
+                <w:sz w:val="28"/>
+                <w:szCs w:val="28"/>
+                <w:lang w:val="en-US"/>
+              </w:rPr>
+            </w:pPr>
+            <w:r>
+              <w:rPr>
+                <w:rFonts w:ascii="Courier New" w:eastAsia="Times New Roman" w:hAnsi="Courier New" w:cs="Courier New"/>
+                <w:color w:val="000000"/>
+                <w:sz w:val="28"/>
+                <w:szCs w:val="28"/>
+                <w:lang w:val="en-US"/>
+              </w:rPr>
+              <w:t xml:space="preserve">        {</w:t>
+            </w:r>
+          </w:p>
+          <w:p>
+            <w:pPr>
+              <w:keepNext/>
+              <w:keepLines/>
+              <w:spacing w:line="276" w:lineRule="auto"/>
+              <w:rPr>
+                <w:rFonts w:ascii="Courier New" w:eastAsia="Times New Roman" w:hAnsi="Courier New" w:cs="Courier New"/>
+                <w:color w:val="000000"/>
+                <w:sz w:val="28"/>
+                <w:szCs w:val="28"/>
+                <w:lang w:val="en-US"/>
+              </w:rPr>
+            </w:pPr>
+            <w:r>
+              <w:rPr>
+                <w:rFonts w:ascii="Courier New" w:eastAsia="Times New Roman" w:hAnsi="Courier New" w:cs="Courier New"/>
+                <w:color w:val="000000"/>
+                <w:sz w:val="28"/>
+                <w:szCs w:val="28"/>
+                <w:lang w:val="en-US"/>
+              </w:rPr>
+              <w:t xml:space="preserve">            string filePath = Path.Combine(_rootPath, typeof(T).Name, $"{id}.json");</w:t>
+            </w:r>
+          </w:p>
+          <w:p>
+            <w:pPr>
+              <w:keepNext/>
+              <w:keepLines/>
+              <w:spacing w:line="276" w:lineRule="auto"/>
+              <w:rPr>
+                <w:rFonts w:ascii="Courier New" w:eastAsia="Times New Roman" w:hAnsi="Courier New" w:cs="Courier New"/>
+                <w:color w:val="000000"/>
+                <w:sz w:val="28"/>
+                <w:szCs w:val="28"/>
+                <w:lang w:val="en-US"/>
+              </w:rPr>
+            </w:pPr>
+            <w:r>
+              <w:rPr>
+                <w:rFonts w:ascii="Courier New" w:eastAsia="Times New Roman" w:hAnsi="Courier New" w:cs="Courier New"/>
+                <w:color w:val="000000"/>
+                <w:sz w:val="28"/>
+                <w:szCs w:val="28"/>
+                <w:lang w:val="en-US"/>
+              </w:rPr>
+              <w:t xml:space="preserve">            if (File.Exists(filePath))</w:t>
+            </w:r>
+          </w:p>
+          <w:p>
+            <w:pPr>
+              <w:keepNext/>
+              <w:keepLines/>
+              <w:spacing w:line="276" w:lineRule="auto"/>
+              <w:rPr>
+                <w:rFonts w:ascii="Courier New" w:eastAsia="Times New Roman" w:hAnsi="Courier New" w:cs="Courier New"/>
+                <w:color w:val="000000"/>
+                <w:sz w:val="28"/>
+                <w:szCs w:val="28"/>
+                <w:lang w:val="en-US"/>
+              </w:rPr>
+            </w:pPr>
+            <w:r>
+              <w:rPr>
+                <w:rFonts w:ascii="Courier New" w:eastAsia="Times New Roman" w:hAnsi="Courier New" w:cs="Courier New"/>
+                <w:color w:val="000000"/>
+                <w:sz w:val="28"/>
+                <w:szCs w:val="28"/>
+                <w:lang w:val="en-US"/>
+              </w:rPr>
+              <w:t xml:space="preserve">                File.Delete(filePath);</w:t>
+            </w:r>
+          </w:p>
+          <w:p>
+            <w:pPr>
+              <w:keepNext/>
+              <w:keepLines/>
+              <w:spacing w:line="276" w:lineRule="auto"/>
+              <w:rPr>
+                <w:rFonts w:ascii="Courier New" w:eastAsia="Times New Roman" w:hAnsi="Courier New" w:cs="Courier New"/>
+                <w:color w:val="000000"/>
+                <w:sz w:val="28"/>
+                <w:szCs w:val="28"/>
+                <w:lang w:val="en-US"/>
+              </w:rPr>
+            </w:pPr>
+            <w:r>
+              <w:rPr>
+                <w:rFonts w:ascii="Courier New" w:eastAsia="Times New Roman" w:hAnsi="Courier New" w:cs="Courier New"/>
+                <w:color w:val="000000"/>
+                <w:sz w:val="28"/>
+                <w:szCs w:val="28"/>
+                <w:lang w:val="en-US"/>
+              </w:rPr>
+              <w:t xml:space="preserve">        }</w:t>
+            </w:r>
+          </w:p>
+          <w:p>
+            <w:pPr>
+              <w:keepNext/>
+              <w:keepLines/>
+              <w:spacing w:line="276" w:lineRule="auto"/>
+              <w:rPr>
+                <w:rFonts w:ascii="Courier New" w:eastAsia="Times New Roman" w:hAnsi="Courier New" w:cs="Courier New"/>
+                <w:color w:val="000000"/>
+                <w:sz w:val="28"/>
+                <w:szCs w:val="28"/>
+                <w:lang w:val="en-US"/>
+              </w:rPr>
+            </w:pPr>
+          </w:p>
+          <w:p>
+            <w:pPr>
+              <w:keepNext/>
+              <w:keepLines/>
+              <w:spacing w:line="276" w:lineRule="auto"/>
+              <w:rPr>
+                <w:rFonts w:ascii="Courier New" w:eastAsia="Times New Roman" w:hAnsi="Courier New" w:cs="Courier New"/>
+                <w:color w:val="000000"/>
+                <w:sz w:val="28"/>
+                <w:szCs w:val="28"/>
+                <w:lang w:val="en-US"/>
+              </w:rPr>
+            </w:pPr>
+            <w:r>
+              <w:rPr>
+                <w:rFonts w:ascii="Courier New" w:eastAsia="Times New Roman" w:hAnsi="Courier New" w:cs="Courier New"/>
+                <w:color w:val="000000"/>
+                <w:sz w:val="28"/>
+                <w:szCs w:val="28"/>
+                <w:lang w:val="en-US"/>
+              </w:rPr>
+              <w:t xml:space="preserve">        public void DeleteAll&lt;T&gt;() where T : IEntity</w:t>
+            </w:r>
+          </w:p>
+          <w:p>
+            <w:pPr>
+              <w:keepNext/>
+              <w:keepLines/>
+              <w:spacing w:line="276" w:lineRule="auto"/>
+              <w:rPr>
+                <w:rFonts w:ascii="Courier New" w:eastAsia="Times New Roman" w:hAnsi="Courier New" w:cs="Courier New"/>
+                <w:color w:val="000000"/>
+                <w:sz w:val="28"/>
+                <w:szCs w:val="28"/>
+                <w:lang w:val="en-US"/>
+              </w:rPr>
+            </w:pPr>
+            <w:r>
+              <w:rPr>
+                <w:rFonts w:ascii="Courier New" w:eastAsia="Times New Roman" w:hAnsi="Courier New" w:cs="Courier New"/>
+                <w:color w:val="000000"/>
+                <w:sz w:val="28"/>
+                <w:szCs w:val="28"/>
+                <w:lang w:val="en-US"/>
+              </w:rPr>
+              <w:t xml:space="preserve">        {</w:t>
+            </w:r>
+          </w:p>
+          <w:p>
+            <w:pPr>
+              <w:keepNext/>
+              <w:keepLines/>
+              <w:spacing w:line="276" w:lineRule="auto"/>
+              <w:rPr>
+                <w:rFonts w:ascii="Courier New" w:eastAsia="Times New Roman" w:hAnsi="Courier New" w:cs="Courier New"/>
+                <w:color w:val="000000"/>
+                <w:sz w:val="28"/>
+                <w:szCs w:val="28"/>
+                <w:lang w:val="en-US"/>
+              </w:rPr>
+            </w:pPr>
+            <w:r>
+              <w:rPr>
+                <w:rFonts w:ascii="Courier New" w:eastAsia="Times New Roman" w:hAnsi="Courier New" w:cs="Courier New"/>
+                <w:color w:val="000000"/>
+                <w:sz w:val="28"/>
+                <w:szCs w:val="28"/>
+                <w:lang w:val="en-US"/>
+              </w:rPr>
+              <w:t xml:space="preserve">            string tablePath = Path.Combine(_rootPath, typeof(T).Name);</w:t>
+            </w:r>
+          </w:p>
+          <w:p>
+            <w:pPr>
+              <w:keepNext/>
+              <w:keepLines/>
+              <w:spacing w:line="276" w:lineRule="auto"/>
+              <w:rPr>
+                <w:rFonts w:ascii="Courier New" w:eastAsia="Times New Roman" w:hAnsi="Courier New" w:cs="Courier New"/>
+                <w:color w:val="000000"/>
+                <w:sz w:val="28"/>
+                <w:szCs w:val="28"/>
+                <w:lang w:val="en-US"/>
+              </w:rPr>
+            </w:pPr>
+            <w:r>
+              <w:rPr>
+                <w:rFonts w:ascii="Courier New" w:eastAsia="Times New Roman" w:hAnsi="Courier New" w:cs="Courier New"/>
+                <w:color w:val="000000"/>
+                <w:sz w:val="28"/>
+                <w:szCs w:val="28"/>
+                <w:lang w:val="en-US"/>
+              </w:rPr>
+              <w:t xml:space="preserve">            if (Directory.Exists(tablePath))</w:t>
+            </w:r>
+          </w:p>
+          <w:p>
+            <w:pPr>
+              <w:keepNext/>
+              <w:keepLines/>
+              <w:spacing w:line="276" w:lineRule="auto"/>
+              <w:rPr>
+                <w:rFonts w:ascii="Courier New" w:eastAsia="Times New Roman" w:hAnsi="Courier New" w:cs="Courier New"/>
+                <w:color w:val="000000"/>
+                <w:sz w:val="28"/>
+                <w:szCs w:val="28"/>
+                <w:lang w:val="en-US"/>
+              </w:rPr>
+            </w:pPr>
+            <w:r>
+              <w:rPr>
+                <w:rFonts w:ascii="Courier New" w:eastAsia="Times New Roman" w:hAnsi="Courier New" w:cs="Courier New"/>
+                <w:color w:val="000000"/>
+                <w:sz w:val="28"/>
+                <w:szCs w:val="28"/>
+                <w:lang w:val="en-US"/>
+              </w:rPr>
+              <w:lastRenderedPageBreak/>
+              <w:t xml:space="preserve">                Directory.Delete(tablePath, true);</w:t>
+            </w:r>
+          </w:p>
+          <w:p>
+            <w:pPr>
+              <w:keepNext/>
+              <w:keepLines/>
+              <w:spacing w:line="276" w:lineRule="auto"/>
+              <w:rPr>
+                <w:rFonts w:ascii="Courier New" w:eastAsia="Times New Roman" w:hAnsi="Courier New" w:cs="Courier New"/>
+                <w:color w:val="000000"/>
+                <w:sz w:val="28"/>
+                <w:szCs w:val="28"/>
+                <w:lang w:val="en-US"/>
+              </w:rPr>
+            </w:pPr>
+            <w:r>
+              <w:rPr>
+                <w:rFonts w:ascii="Courier New" w:eastAsia="Times New Roman" w:hAnsi="Courier New" w:cs="Courier New"/>
+                <w:color w:val="000000"/>
+                <w:sz w:val="28"/>
+                <w:szCs w:val="28"/>
+                <w:lang w:val="en-US"/>
+              </w:rPr>
+              <w:t xml:space="preserve">        }</w:t>
+            </w:r>
+          </w:p>
+          <w:p>
+            <w:pPr>
+              <w:keepNext/>
+              <w:keepLines/>
+              <w:spacing w:line="276" w:lineRule="auto"/>
+              <w:rPr>
+                <w:rFonts w:ascii="Courier New" w:eastAsia="Times New Roman" w:hAnsi="Courier New" w:cs="Courier New"/>
+                <w:color w:val="000000"/>
+                <w:sz w:val="28"/>
+                <w:szCs w:val="28"/>
+                <w:lang w:val="en-US"/>
+              </w:rPr>
+            </w:pPr>
+          </w:p>
+          <w:p>
+            <w:pPr>
+              <w:keepNext/>
+              <w:keepLines/>
+              <w:spacing w:line="276" w:lineRule="auto"/>
+              <w:rPr>
+                <w:rFonts w:ascii="Courier New" w:eastAsia="Times New Roman" w:hAnsi="Courier New" w:cs="Courier New"/>
+                <w:color w:val="000000"/>
+                <w:sz w:val="28"/>
+                <w:szCs w:val="28"/>
+                <w:lang w:val="en-US"/>
+              </w:rPr>
+            </w:pPr>
+            <w:r>
+              <w:rPr>
+                <w:rFonts w:ascii="Courier New" w:eastAsia="Times New Roman" w:hAnsi="Courier New" w:cs="Courier New"/>
+                <w:color w:val="000000"/>
+                <w:sz w:val="28"/>
+                <w:szCs w:val="28"/>
+                <w:lang w:val="en-US"/>
+              </w:rPr>
+              <w:t xml:space="preserve">        public List&lt;T&gt; Find&lt;T&gt;(Func&lt;T, bool&gt; predicate) where T : IEntity</w:t>
+            </w:r>
+          </w:p>
+          <w:p>
+            <w:pPr>
+              <w:keepNext/>
+              <w:keepLines/>
+              <w:spacing w:line="276" w:lineRule="auto"/>
+              <w:rPr>
+                <w:rFonts w:ascii="Courier New" w:eastAsia="Times New Roman" w:hAnsi="Courier New" w:cs="Courier New"/>
+                <w:color w:val="000000"/>
+                <w:sz w:val="28"/>
+                <w:szCs w:val="28"/>
+                <w:lang w:val="en-US"/>
+              </w:rPr>
+            </w:pPr>
+            <w:r>
+              <w:rPr>
+                <w:rFonts w:ascii="Courier New" w:eastAsia="Times New Roman" w:hAnsi="Courier New" w:cs="Courier New"/>
+                <w:color w:val="000000"/>
+                <w:sz w:val="28"/>
+                <w:szCs w:val="28"/>
+                <w:lang w:val="en-US"/>
+              </w:rPr>
+              <w:t xml:space="preserve">        {</w:t>
+            </w:r>
+          </w:p>
+          <w:p>
+            <w:pPr>
+              <w:keepNext/>
+              <w:keepLines/>
+              <w:spacing w:line="276" w:lineRule="auto"/>
+              <w:rPr>
+                <w:rFonts w:ascii="Courier New" w:eastAsia="Times New Roman" w:hAnsi="Courier New" w:cs="Courier New"/>
+                <w:color w:val="000000"/>
+                <w:sz w:val="28"/>
+                <w:szCs w:val="28"/>
+                <w:lang w:val="en-US"/>
+              </w:rPr>
+            </w:pPr>
+            <w:r>
+              <w:rPr>
+                <w:rFonts w:ascii="Courier New" w:eastAsia="Times New Roman" w:hAnsi="Courier New" w:cs="Courier New"/>
+                <w:color w:val="000000"/>
+                <w:sz w:val="28"/>
+                <w:szCs w:val="28"/>
+                <w:lang w:val="en-US"/>
+              </w:rPr>
+              <w:t xml:space="preserve">            return LoadAll&lt;T&gt;().Where(predicate).ToList();</w:t>
+            </w:r>
+          </w:p>
+          <w:p>
+            <w:pPr>
+              <w:keepNext/>
+              <w:keepLines/>
+              <w:spacing w:line="276" w:lineRule="auto"/>
+              <w:rPr>
+                <w:rFonts w:ascii="Courier New" w:eastAsia="Times New Roman" w:hAnsi="Courier New" w:cs="Courier New"/>
+                <w:color w:val="000000"/>
+                <w:sz w:val="28"/>
+                <w:szCs w:val="28"/>
+                <w:lang w:val="en-US"/>
+              </w:rPr>
+            </w:pPr>
+            <w:r>
+              <w:rPr>
+                <w:rFonts w:ascii="Courier New" w:eastAsia="Times New Roman" w:hAnsi="Courier New" w:cs="Courier New"/>
+                <w:color w:val="000000"/>
+                <w:sz w:val="28"/>
+                <w:szCs w:val="28"/>
+                <w:lang w:val="en-US"/>
+              </w:rPr>
+              <w:t xml:space="preserve">        }</w:t>
+            </w:r>
+          </w:p>
+          <w:p>
+            <w:pPr>
+              <w:keepNext/>
+              <w:keepLines/>
+              <w:spacing w:line="276" w:lineRule="auto"/>
+              <w:rPr>
+                <w:rFonts w:ascii="Courier New" w:eastAsia="Times New Roman" w:hAnsi="Courier New" w:cs="Courier New"/>
+                <w:color w:val="000000"/>
+                <w:sz w:val="28"/>
+                <w:szCs w:val="28"/>
+                <w:lang w:val="en-US"/>
+              </w:rPr>
+            </w:pPr>
+            <w:r>
+              <w:rPr>
+                <w:rFonts w:ascii="Courier New" w:eastAsia="Times New Roman" w:hAnsi="Courier New" w:cs="Courier New"/>
+                <w:color w:val="000000"/>
+                <w:sz w:val="28"/>
+                <w:szCs w:val="28"/>
+                <w:lang w:val="en-US"/>
+              </w:rPr>
+              <w:t xml:space="preserve">    }</w:t>
+            </w:r>
+          </w:p>
+          <w:p>
+            <w:pPr>
+              <w:keepNext/>
+              <w:keepLines/>
+              <w:spacing w:line="276" w:lineRule="auto"/>
+              <w:rPr>
+                <w:rFonts w:ascii="Courier New" w:eastAsia="Times New Roman" w:hAnsi="Courier New" w:cs="Courier New"/>
+                <w:color w:val="000000"/>
+                <w:sz w:val="28"/>
+                <w:szCs w:val="28"/>
+                <w:lang w:val="en-US"/>
+              </w:rPr>
+            </w:pPr>
+          </w:p>
+          <w:p>
+            <w:pPr>
+              <w:keepNext/>
+              <w:keepLines/>
+              <w:spacing w:line="276" w:lineRule="auto"/>
+              <w:rPr>
+                <w:rFonts w:ascii="Courier New" w:eastAsia="Times New Roman" w:hAnsi="Courier New" w:cs="Courier New"/>
+                <w:color w:val="000000"/>
+                <w:sz w:val="28"/>
+                <w:szCs w:val="28"/>
+                <w:lang w:val="en-US"/>
+              </w:rPr>
+            </w:pPr>
+            <w:r>
+              <w:rPr>
+                <w:rFonts w:ascii="Courier New" w:eastAsia="Times New Roman" w:hAnsi="Courier New" w:cs="Courier New"/>
+                <w:color w:val="000000"/>
+                <w:sz w:val="28"/>
+                <w:szCs w:val="28"/>
+                <w:lang w:val="en-US"/>
+              </w:rPr>
+              <w:t xml:space="preserve">    public interface IEntity</w:t>
+            </w:r>
+          </w:p>
+          <w:p>
+            <w:pPr>
+              <w:keepNext/>
+              <w:keepLines/>
+              <w:spacing w:line="276" w:lineRule="auto"/>
+              <w:rPr>
+                <w:rFonts w:ascii="Courier New" w:eastAsia="Times New Roman" w:hAnsi="Courier New" w:cs="Courier New"/>
+                <w:color w:val="000000"/>
+                <w:sz w:val="28"/>
+                <w:szCs w:val="28"/>
+                <w:lang w:val="en-US"/>
+              </w:rPr>
+            </w:pPr>
+            <w:r>
+              <w:rPr>
+                <w:rFonts w:ascii="Courier New" w:eastAsia="Times New Roman" w:hAnsi="Courier New" w:cs="Courier New"/>
+                <w:color w:val="000000"/>
+                <w:sz w:val="28"/>
+                <w:szCs w:val="28"/>
+                <w:lang w:val="en-US"/>
+              </w:rPr>
+              <w:t xml:space="preserve">    {</w:t>
+            </w:r>
+          </w:p>
+          <w:p>
+            <w:pPr>
+              <w:keepNext/>
+              <w:keepLines/>
+              <w:spacing w:line="276" w:lineRule="auto"/>
+              <w:rPr>
+                <w:rFonts w:ascii="Courier New" w:eastAsia="Times New Roman" w:hAnsi="Courier New" w:cs="Courier New"/>
+                <w:color w:val="000000"/>
+                <w:sz w:val="28"/>
+                <w:szCs w:val="28"/>
+                <w:lang w:val="en-US"/>
+              </w:rPr>
+            </w:pPr>
+            <w:r>
+              <w:rPr>
+                <w:rFonts w:ascii="Courier New" w:eastAsia="Times New Roman" w:hAnsi="Courier New" w:cs="Courier New"/>
+                <w:color w:val="000000"/>
+                <w:sz w:val="28"/>
+                <w:szCs w:val="28"/>
+                <w:lang w:val="en-US"/>
+              </w:rPr>
+              <w:t xml:space="preserve">        Guid Id { get; set; }</w:t>
+            </w:r>
+          </w:p>
+          <w:p>
+            <w:pPr>
+              <w:keepNext/>
+              <w:keepLines/>
+              <w:spacing w:line="276" w:lineRule="auto"/>
+              <w:rPr>
+                <w:rFonts w:ascii="Courier New" w:eastAsia="Times New Roman" w:hAnsi="Courier New" w:cs="Courier New"/>
+                <w:color w:val="000000"/>
+                <w:sz w:val="28"/>
+                <w:szCs w:val="28"/>
+              </w:rPr>
+            </w:pPr>
+            <w:r>
+              <w:rPr>
+                <w:rFonts w:ascii="Courier New" w:eastAsia="Times New Roman" w:hAnsi="Courier New" w:cs="Courier New"/>
+                <w:color w:val="000000"/>
+                <w:sz w:val="28"/>
+                <w:szCs w:val="28"/>
+                <w:lang w:val="en-US"/>
+              </w:rPr>
+              <w:t xml:space="preserve">    </w:t>
+            </w:r>
+            <w:r>
+              <w:rPr>
+                <w:rFonts w:ascii="Courier New" w:eastAsia="Times New Roman" w:hAnsi="Courier New" w:cs="Courier New"/>
+                <w:color w:val="000000"/>
+                <w:sz w:val="28"/>
+                <w:szCs w:val="28"/>
+              </w:rPr>
+              <w:t>}</w:t>
+            </w:r>
+          </w:p>
+          <w:p>
+            <w:pPr>
+              <w:keepNext/>
+              <w:keepLines/>
+              <w:spacing w:line="276" w:lineRule="auto"/>
+              <w:rPr>
+                <w:rFonts w:ascii="Times New Roman" w:eastAsia="Times New Roman" w:hAnsi="Times New Roman" w:cs="Times New Roman"/>
+                <w:color w:val="000000"/>
+                <w:sz w:val="28"/>
+                <w:szCs w:val="28"/>
+              </w:rPr>
+            </w:pPr>
+            <w:r>
+              <w:rPr>
+                <w:rFonts w:ascii="Courier New" w:eastAsia="Times New Roman" w:hAnsi="Courier New" w:cs="Courier New"/>
+                <w:color w:val="000000"/>
+                <w:sz w:val="28"/>
+                <w:szCs w:val="28"/>
+              </w:rPr>
+              <w:t>}</w:t>
+            </w:r>
+          </w:p>
+        </w:tc>
+      </w:tr>
+    </w:tbl>
+    <w:p>
+      <w:pPr>
+        <w:keepNext/>
+        <w:keepLines/>
+        <w:pBdr>
+          <w:top w:val="nil"/>
+          <w:left w:val="nil"/>
+          <w:bottom w:val="nil"/>
+          <w:right w:val="nil"/>
+          <w:between w:val="nil"/>
+        </w:pBdr>
+        <w:spacing w:after="0" w:line="360" w:lineRule="auto"/>
+        <w:rPr>
+          <w:rFonts w:ascii="Times New Roman" w:eastAsia="Times New Roman" w:hAnsi="Times New Roman" w:cs="Times New Roman"/>
+          <w:color w:val="000000"/>
+          <w:sz w:val="28"/>
+          <w:szCs w:val="28"/>
+        </w:rPr>
+      </w:pPr>
+    </w:p>
     <w:sectPr>
-      <w:footerReference w:type="default" r:id="rId14"/>
+      <w:footerReference w:type="default" r:id="rId17"/>
       <w:pgSz w:w="11906" w:h="16838"/>
       <w:pgMar w:top="1134" w:right="850" w:bottom="1134" w:left="1134" w:header="708" w:footer="708" w:gutter="0"/>
       <w:pgNumType w:start="1"/>
@@ -7554,6 +11857,55 @@
       <w:spacing w:after="0" w:line="240" w:lineRule="auto"/>
     </w:pPr>
   </w:style>
+  <w:style w:type="table" w:styleId="af1">
+    <w:name w:val="Table Grid"/>
+    <w:basedOn w:val="a1"/>
+    <w:uiPriority w:val="39"/>
+    <w:rsid w:val="00D82C13"/>
+    <w:pPr>
+      <w:spacing w:after="0" w:line="240" w:lineRule="auto"/>
+    </w:pPr>
+    <w:tblPr>
+      <w:tblBorders>
+        <w:top w:val="single" w:sz="4" w:space="0" w:color="auto"/>
+        <w:left w:val="single" w:sz="4" w:space="0" w:color="auto"/>
+        <w:bottom w:val="single" w:sz="4" w:space="0" w:color="auto"/>
+        <w:right w:val="single" w:sz="4" w:space="0" w:color="auto"/>
+        <w:insideH w:val="single" w:sz="4" w:space="0" w:color="auto"/>
+        <w:insideV w:val="single" w:sz="4" w:space="0" w:color="auto"/>
+      </w:tblBorders>
+    </w:tblPr>
+  </w:style>
+  <w:style w:type="paragraph" w:styleId="HTML">
+    <w:name w:val="HTML Preformatted"/>
+    <w:basedOn w:val="a"/>
+    <w:link w:val="HTML0"/>
+    <w:uiPriority w:val="99"/>
+    <w:semiHidden/>
+    <w:unhideWhenUsed/>
+    <w:rsid w:val="00D82C13"/>
+    <w:pPr>
+      <w:spacing w:after="0" w:line="240" w:lineRule="auto"/>
+    </w:pPr>
+    <w:rPr>
+      <w:rFonts w:ascii="Consolas" w:hAnsi="Consolas"/>
+      <w:sz w:val="20"/>
+      <w:szCs w:val="20"/>
+    </w:rPr>
+  </w:style>
+  <w:style w:type="character" w:customStyle="1" w:styleId="HTML0">
+    <w:name w:val="Стандартный HTML Знак"/>
+    <w:basedOn w:val="a0"/>
+    <w:link w:val="HTML"/>
+    <w:uiPriority w:val="99"/>
+    <w:semiHidden/>
+    <w:rsid w:val="00D82C13"/>
+    <w:rPr>
+      <w:rFonts w:ascii="Consolas" w:hAnsi="Consolas"/>
+      <w:sz w:val="20"/>
+      <w:szCs w:val="20"/>
+    </w:rPr>
+  </w:style>
 </w:styles>
 </file>
 
